--- a/Шумов Д/Шумов Д отчет практика МДК11.1 (1).docx
+++ b/Шумов Д/Шумов Д отчет практика МДК11.1 (1).docx
@@ -1,6 +1,6 @@
 
 <file path=word/document.xml><?xml version="1.0" encoding="utf-8"?>
-<w:document xmlns:wpc="http://schemas.microsoft.com/office/word/2010/wordprocessingCanvas" xmlns:cx="http://schemas.microsoft.com/office/drawing/2014/chartex" xmlns:cx1="http://schemas.microsoft.com/office/drawing/2015/9/8/chartex" xmlns:cx2="http://schemas.microsoft.com/office/drawing/2015/10/21/chartex" xmlns:cx3="http://schemas.microsoft.com/office/drawing/2016/5/9/chartex" xmlns:cx4="http://schemas.microsoft.com/office/drawing/2016/5/10/chartex" xmlns:cx5="http://schemas.microsoft.com/office/drawing/2016/5/11/chartex" xmlns:cx6="http://schemas.microsoft.com/office/drawing/2016/5/12/chartex" xmlns:cx7="http://schemas.microsoft.com/office/drawing/2016/5/13/chartex" xmlns:cx8="http://schemas.microsoft.com/office/drawing/2016/5/14/chartex" xmlns:mc="http://schemas.openxmlformats.org/markup-compatibility/2006" xmlns:aink="http://schemas.microsoft.com/office/drawing/2016/ink" xmlns:am3d="http://schemas.microsoft.com/office/drawing/2017/model3d" xmlns:o="urn:schemas-microsoft-com:office:office" xmlns:oel="http://schemas.microsoft.com/office/2019/extlst" xmlns:r="http://schemas.openxmlformats.org/officeDocument/2006/relationships" xmlns:m="http://schemas.openxmlformats.org/officeDocument/2006/math" xmlns:v="urn:schemas-microsoft-com:vml" xmlns:wp14="http://schemas.microsoft.com/office/word/2010/wordprocessingDrawing" xmlns:wp="http://schemas.openxmlformats.org/drawingml/2006/wordprocessingDrawing" xmlns:w10="urn:schemas-microsoft-com:office:word" xmlns:w="http://schemas.openxmlformats.org/wordprocessingml/2006/main" xmlns:w14="http://schemas.microsoft.com/office/word/2010/wordml" xmlns:w15="http://schemas.microsoft.com/office/word/2012/wordml" xmlns:w16cex="http://schemas.microsoft.com/office/word/2018/wordml/cex" xmlns:w16cid="http://schemas.microsoft.com/office/word/2016/wordml/cid" xmlns:w16="http://schemas.microsoft.com/office/word/2018/wordml" xmlns:w16du="http://schemas.microsoft.com/office/word/2023/wordml/word16du" xmlns:w16sdtdh="http://schemas.microsoft.com/office/word/2020/wordml/sdtdatahash" xmlns:w16sdtfl="http://schemas.microsoft.com/office/word/2024/wordml/sdtformatlock" xmlns:w16se="http://schemas.microsoft.com/office/word/2015/wordml/symex" xmlns:wpg="http://schemas.microsoft.com/office/word/2010/wordprocessingGroup" xmlns:wpi="http://schemas.microsoft.com/office/word/2010/wordprocessingInk" xmlns:wne="http://schemas.microsoft.com/office/word/2006/wordml" xmlns:wps="http://schemas.microsoft.com/office/word/2010/wordprocessingShape" mc:Ignorable="w14 w15 w16se w16cid w16 w16cex w16sdtdh w16sdtfl w16du wp14">
+<w:document xmlns:wpc="http://schemas.microsoft.com/office/word/2010/wordprocessingCanvas" xmlns:cx="http://schemas.microsoft.com/office/drawing/2014/chartex" xmlns:mc="http://schemas.openxmlformats.org/markup-compatibility/2006" xmlns:o="urn:schemas-microsoft-com:office:office" xmlns:r="http://schemas.openxmlformats.org/officeDocument/2006/relationships" xmlns:m="http://schemas.openxmlformats.org/officeDocument/2006/math" xmlns:v="urn:schemas-microsoft-com:vml" xmlns:wp14="http://schemas.microsoft.com/office/word/2010/wordprocessingDrawing" xmlns:wp="http://schemas.openxmlformats.org/drawingml/2006/wordprocessingDrawing" xmlns:w10="urn:schemas-microsoft-com:office:word" xmlns:w="http://schemas.openxmlformats.org/wordprocessingml/2006/main" xmlns:w14="http://schemas.microsoft.com/office/word/2010/wordml" xmlns:w15="http://schemas.microsoft.com/office/word/2012/wordml" xmlns:w16se="http://schemas.microsoft.com/office/word/2015/wordml/symex" xmlns:wpg="http://schemas.microsoft.com/office/word/2010/wordprocessingGroup" xmlns:wpi="http://schemas.microsoft.com/office/word/2010/wordprocessingInk" xmlns:wne="http://schemas.microsoft.com/office/word/2006/wordml" xmlns:wps="http://schemas.microsoft.com/office/word/2010/wordprocessingShape" mc:Ignorable="w14 w15 w16se wp14">
   <w:body>
     <w:sdt>
       <w:sdtPr>
@@ -631,6 +631,10 @@
         <w:jc w:val="center"/>
       </w:pPr>
       <w:r>
+        <w:rPr>
+          <w:noProof/>
+          <w:lang w:eastAsia="ru-RU"/>
+        </w:rPr>
         <w:drawing>
           <wp:inline distT="0" distB="0" distL="0" distR="0" wp14:anchorId="4F94B4A2" wp14:editId="16E28179">
             <wp:extent cx="5601482" cy="3953427"/>
@@ -701,7 +705,6 @@
       </w:pPr>
       <w:bookmarkStart w:id="3" w:name="_Toc214279678"/>
       <w:r>
-        <w:lastRenderedPageBreak/>
         <w:t>2.1.2. Моделирование диаграммы вариантов использования</w:t>
       </w:r>
       <w:bookmarkEnd w:id="3"/>
@@ -712,11 +715,15 @@
         <w:jc w:val="center"/>
       </w:pPr>
       <w:r>
+        <w:rPr>
+          <w:noProof/>
+          <w:lang w:eastAsia="ru-RU"/>
+        </w:rPr>
         <w:drawing>
-          <wp:inline distT="0" distB="0" distL="0" distR="0" wp14:anchorId="1BF76EED" wp14:editId="6B79B122">
-            <wp:extent cx="5940425" cy="5286375"/>
-            <wp:effectExtent l="0" t="0" r="3175" b="9525"/>
-            <wp:docPr id="1601847476" name="Рисунок 1"/>
+          <wp:inline distT="0" distB="0" distL="0" distR="0" wp14:anchorId="2A404BE8" wp14:editId="02675552">
+            <wp:extent cx="5940425" cy="5207000"/>
+            <wp:effectExtent l="0" t="0" r="3175" b="0"/>
+            <wp:docPr id="2" name="Рисунок 2"/>
             <wp:cNvGraphicFramePr>
               <a:graphicFrameLocks xmlns:a="http://schemas.openxmlformats.org/drawingml/2006/main" noChangeAspect="1"/>
             </wp:cNvGraphicFramePr>
@@ -724,7 +731,7 @@
               <a:graphicData uri="http://schemas.openxmlformats.org/drawingml/2006/picture">
                 <pic:pic xmlns:pic="http://schemas.openxmlformats.org/drawingml/2006/picture">
                   <pic:nvPicPr>
-                    <pic:cNvPr id="1601847476" name=""/>
+                    <pic:cNvPr id="1" name=""/>
                     <pic:cNvPicPr/>
                   </pic:nvPicPr>
                   <pic:blipFill>
@@ -736,7 +743,7 @@
                   <pic:spPr>
                     <a:xfrm>
                       <a:off x="0" y="0"/>
-                      <a:ext cx="5940425" cy="5286375"/>
+                      <a:ext cx="5940425" cy="5207000"/>
                     </a:xfrm>
                     <a:prstGeom prst="rect">
                       <a:avLst/>
@@ -786,7 +793,6 @@
       </w:pPr>
       <w:bookmarkStart w:id="5" w:name="_Toc214279679"/>
       <w:r>
-        <w:lastRenderedPageBreak/>
         <w:t>2.1.3. Определение бизнес-процессов и ЦКП</w:t>
       </w:r>
       <w:bookmarkEnd w:id="5"/>
@@ -1040,6 +1046,14 @@
               </w:rPr>
               <w:t>Сбор и передача данных куратору</w:t>
             </w:r>
+            <w:r>
+              <w:rPr>
+                <w:rFonts w:cs="Times New Roman"/>
+                <w:bCs/>
+                <w:szCs w:val="24"/>
+              </w:rPr>
+              <w:t xml:space="preserve"> (выбор направлений)</w:t>
+            </w:r>
           </w:p>
         </w:tc>
         <w:tc>
@@ -1339,7 +1353,10 @@
         <w:jc w:val="center"/>
       </w:pPr>
       <w:r>
-        <w:lastRenderedPageBreak/>
+        <w:rPr>
+          <w:noProof/>
+          <w:lang w:eastAsia="ru-RU"/>
+        </w:rPr>
         <w:drawing>
           <wp:inline distT="0" distB="0" distL="0" distR="0" wp14:anchorId="07EAA466" wp14:editId="4FB19361">
             <wp:extent cx="1876687" cy="5925377"/>
@@ -1419,51 +1436,6 @@
           <w:szCs w:val="24"/>
         </w:rPr>
       </w:pPr>
-    </w:p>
-    <w:p>
-      <w:pPr>
-        <w:spacing w:after="0" w:line="276" w:lineRule="auto"/>
-        <w:jc w:val="right"/>
-        <w:rPr>
-          <w:szCs w:val="24"/>
-        </w:rPr>
-      </w:pPr>
-    </w:p>
-    <w:p>
-      <w:pPr>
-        <w:spacing w:after="0" w:line="276" w:lineRule="auto"/>
-        <w:jc w:val="right"/>
-        <w:rPr>
-          <w:szCs w:val="24"/>
-        </w:rPr>
-      </w:pPr>
-    </w:p>
-    <w:p>
-      <w:pPr>
-        <w:spacing w:after="0" w:line="276" w:lineRule="auto"/>
-        <w:jc w:val="right"/>
-        <w:rPr>
-          <w:szCs w:val="24"/>
-        </w:rPr>
-      </w:pPr>
-    </w:p>
-    <w:p>
-      <w:pPr>
-        <w:spacing w:after="0" w:line="276" w:lineRule="auto"/>
-        <w:jc w:val="right"/>
-        <w:rPr>
-          <w:szCs w:val="24"/>
-        </w:rPr>
-      </w:pPr>
-    </w:p>
-    <w:p>
-      <w:pPr>
-        <w:spacing w:after="0" w:line="276" w:lineRule="auto"/>
-        <w:jc w:val="right"/>
-        <w:rPr>
-          <w:szCs w:val="24"/>
-        </w:rPr>
-      </w:pPr>
       <w:r>
         <w:rPr>
           <w:szCs w:val="24"/>
@@ -1652,7 +1624,7 @@
               <w:rPr>
                 <w:szCs w:val="24"/>
               </w:rPr>
-              <w:t>Управление пользователями и ролями</w:t>
+              <w:t>Проверка корректности данных</w:t>
             </w:r>
           </w:p>
         </w:tc>
@@ -1683,6 +1655,127 @@
               </w:rPr>
               <w:t>Задачи</w:t>
             </w:r>
+          </w:p>
+        </w:tc>
+      </w:tr>
+      <w:tr>
+        <w:trPr>
+          <w:trHeight w:val="1278"/>
+        </w:trPr>
+        <w:tc>
+          <w:tcPr>
+            <w:tcW w:w="0" w:type="auto"/>
+            <w:vMerge/>
+            <w:tcBorders>
+              <w:top w:val="single" w:sz="4" w:space="0" w:color="auto"/>
+              <w:left w:val="single" w:sz="4" w:space="0" w:color="auto"/>
+              <w:bottom w:val="single" w:sz="4" w:space="0" w:color="auto"/>
+              <w:right w:val="single" w:sz="4" w:space="0" w:color="auto"/>
+            </w:tcBorders>
+            <w:vAlign w:val="center"/>
+            <w:hideMark/>
+          </w:tcPr>
+          <w:p>
+            <w:pPr>
+              <w:spacing w:after="0" w:line="276" w:lineRule="auto"/>
+              <w:rPr>
+                <w:szCs w:val="24"/>
+              </w:rPr>
+            </w:pPr>
+          </w:p>
+        </w:tc>
+        <w:tc>
+          <w:tcPr>
+            <w:tcW w:w="0" w:type="auto"/>
+            <w:vMerge/>
+            <w:tcBorders>
+              <w:top w:val="single" w:sz="4" w:space="0" w:color="auto"/>
+              <w:left w:val="single" w:sz="4" w:space="0" w:color="auto"/>
+              <w:bottom w:val="single" w:sz="4" w:space="0" w:color="auto"/>
+              <w:right w:val="single" w:sz="4" w:space="0" w:color="auto"/>
+            </w:tcBorders>
+            <w:vAlign w:val="center"/>
+            <w:hideMark/>
+          </w:tcPr>
+          <w:p>
+            <w:pPr>
+              <w:spacing w:after="0" w:line="276" w:lineRule="auto"/>
+              <w:rPr>
+                <w:szCs w:val="24"/>
+              </w:rPr>
+            </w:pPr>
+          </w:p>
+        </w:tc>
+        <w:tc>
+          <w:tcPr>
+            <w:tcW w:w="2533" w:type="dxa"/>
+            <w:tcBorders>
+              <w:top w:val="single" w:sz="4" w:space="0" w:color="auto"/>
+              <w:left w:val="single" w:sz="4" w:space="0" w:color="auto"/>
+              <w:right w:val="single" w:sz="4" w:space="0" w:color="auto"/>
+            </w:tcBorders>
+            <w:hideMark/>
+          </w:tcPr>
+          <w:p>
+            <w:pPr>
+              <w:spacing w:after="0" w:line="276" w:lineRule="auto"/>
+              <w:rPr>
+                <w:szCs w:val="24"/>
+              </w:rPr>
+            </w:pPr>
+            <w:r>
+              <w:rPr>
+                <w:szCs w:val="24"/>
+              </w:rPr>
+              <w:t>Выявить ошибки в заполнении</w:t>
+            </w:r>
+          </w:p>
+          <w:p>
+            <w:pPr>
+              <w:spacing w:after="0" w:line="276" w:lineRule="auto"/>
+              <w:rPr>
+                <w:szCs w:val="24"/>
+              </w:rPr>
+            </w:pPr>
+            <w:r>
+              <w:rPr>
+                <w:szCs w:val="24"/>
+              </w:rPr>
+              <w:t>Назначение ролей и прав доступа</w:t>
+            </w:r>
+          </w:p>
+        </w:tc>
+        <w:tc>
+          <w:tcPr>
+            <w:tcW w:w="6408" w:type="dxa"/>
+            <w:tcBorders>
+              <w:top w:val="single" w:sz="4" w:space="0" w:color="auto"/>
+              <w:left w:val="single" w:sz="4" w:space="0" w:color="auto"/>
+              <w:right w:val="single" w:sz="4" w:space="0" w:color="auto"/>
+            </w:tcBorders>
+            <w:hideMark/>
+          </w:tcPr>
+          <w:p>
+            <w:pPr>
+              <w:spacing w:after="0" w:line="276" w:lineRule="auto"/>
+              <w:rPr>
+                <w:szCs w:val="24"/>
+              </w:rPr>
+            </w:pPr>
+            <w:r>
+              <w:rPr>
+                <w:szCs w:val="24"/>
+              </w:rPr>
+              <w:t>Данные должны быть заполнены корректно и строго в нужных форматах из методической документации. В случае наличия ошибок куратор должен вернуть документы на переделку.</w:t>
+            </w:r>
+          </w:p>
+          <w:p>
+            <w:pPr>
+              <w:spacing w:after="0" w:line="276" w:lineRule="auto"/>
+              <w:rPr>
+                <w:szCs w:val="24"/>
+              </w:rPr>
+            </w:pPr>
           </w:p>
         </w:tc>
       </w:tr>
@@ -1736,11 +1829,118 @@
         </w:tc>
         <w:tc>
           <w:tcPr>
+            <w:tcW w:w="8941" w:type="dxa"/>
+            <w:gridSpan w:val="2"/>
+            <w:tcBorders>
+              <w:top w:val="single" w:sz="4" w:space="0" w:color="auto"/>
+              <w:left w:val="single" w:sz="4" w:space="0" w:color="auto"/>
+              <w:bottom w:val="single" w:sz="4" w:space="0" w:color="auto"/>
+              <w:right w:val="single" w:sz="4" w:space="0" w:color="auto"/>
+            </w:tcBorders>
+            <w:hideMark/>
+          </w:tcPr>
+          <w:p>
+            <w:pPr>
+              <w:spacing w:after="0" w:line="276" w:lineRule="auto"/>
+              <w:rPr>
+                <w:b/>
+                <w:szCs w:val="24"/>
+              </w:rPr>
+            </w:pPr>
+            <w:r>
+              <w:rPr>
+                <w:b/>
+                <w:szCs w:val="24"/>
+              </w:rPr>
+              <w:t>Объекты</w:t>
+            </w:r>
+          </w:p>
+        </w:tc>
+      </w:tr>
+      <w:tr>
+        <w:trPr>
+          <w:trHeight w:val="497"/>
+        </w:trPr>
+        <w:tc>
+          <w:tcPr>
+            <w:tcW w:w="0" w:type="auto"/>
+            <w:vMerge/>
+            <w:tcBorders>
+              <w:top w:val="single" w:sz="4" w:space="0" w:color="auto"/>
+              <w:left w:val="single" w:sz="4" w:space="0" w:color="auto"/>
+              <w:bottom w:val="single" w:sz="4" w:space="0" w:color="auto"/>
+              <w:right w:val="single" w:sz="4" w:space="0" w:color="auto"/>
+            </w:tcBorders>
+            <w:vAlign w:val="center"/>
+            <w:hideMark/>
+          </w:tcPr>
+          <w:p>
+            <w:pPr>
+              <w:spacing w:after="0" w:line="276" w:lineRule="auto"/>
+              <w:rPr>
+                <w:szCs w:val="24"/>
+              </w:rPr>
+            </w:pPr>
+          </w:p>
+        </w:tc>
+        <w:tc>
+          <w:tcPr>
+            <w:tcW w:w="0" w:type="auto"/>
+            <w:vMerge/>
+            <w:tcBorders>
+              <w:top w:val="single" w:sz="4" w:space="0" w:color="auto"/>
+              <w:left w:val="single" w:sz="4" w:space="0" w:color="auto"/>
+              <w:bottom w:val="single" w:sz="4" w:space="0" w:color="auto"/>
+              <w:right w:val="single" w:sz="4" w:space="0" w:color="auto"/>
+            </w:tcBorders>
+            <w:vAlign w:val="center"/>
+            <w:hideMark/>
+          </w:tcPr>
+          <w:p>
+            <w:pPr>
+              <w:spacing w:after="0" w:line="276" w:lineRule="auto"/>
+              <w:rPr>
+                <w:szCs w:val="24"/>
+              </w:rPr>
+            </w:pPr>
+          </w:p>
+        </w:tc>
+        <w:tc>
+          <w:tcPr>
             <w:tcW w:w="2533" w:type="dxa"/>
             <w:tcBorders>
               <w:top w:val="single" w:sz="4" w:space="0" w:color="auto"/>
               <w:left w:val="single" w:sz="4" w:space="0" w:color="auto"/>
-              <w:bottom w:val="single" w:sz="4" w:space="0" w:color="auto"/>
+              <w:right w:val="single" w:sz="4" w:space="0" w:color="auto"/>
+            </w:tcBorders>
+          </w:tcPr>
+          <w:p>
+            <w:pPr>
+              <w:spacing w:after="0" w:line="276" w:lineRule="auto"/>
+              <w:rPr>
+                <w:szCs w:val="24"/>
+              </w:rPr>
+            </w:pPr>
+            <w:r>
+              <w:rPr>
+                <w:szCs w:val="24"/>
+              </w:rPr>
+              <w:t>Список</w:t>
+            </w:r>
+            <w:r>
+              <w:rPr>
+                <w:szCs w:val="24"/>
+              </w:rPr>
+              <w:t xml:space="preserve"> студентов</w:t>
+            </w:r>
+          </w:p>
+        </w:tc>
+        <w:tc>
+          <w:tcPr>
+            <w:tcW w:w="6408" w:type="dxa"/>
+            <w:tcBorders>
+              <w:top w:val="single" w:sz="4" w:space="0" w:color="auto"/>
+              <w:left w:val="single" w:sz="4" w:space="0" w:color="auto"/>
               <w:right w:val="single" w:sz="4" w:space="0" w:color="auto"/>
             </w:tcBorders>
             <w:hideMark/>
@@ -1756,48 +1956,13 @@
               <w:rPr>
                 <w:szCs w:val="24"/>
               </w:rPr>
-              <w:t>Регистрация пользователя</w:t>
-            </w:r>
-          </w:p>
-        </w:tc>
-        <w:tc>
-          <w:tcPr>
-            <w:tcW w:w="6408" w:type="dxa"/>
-            <w:tcBorders>
-              <w:top w:val="single" w:sz="4" w:space="0" w:color="auto"/>
-              <w:left w:val="single" w:sz="4" w:space="0" w:color="auto"/>
-              <w:bottom w:val="single" w:sz="4" w:space="0" w:color="auto"/>
-              <w:right w:val="single" w:sz="4" w:space="0" w:color="auto"/>
-            </w:tcBorders>
-            <w:hideMark/>
-          </w:tcPr>
-          <w:p>
-            <w:pPr>
-              <w:spacing w:after="0" w:line="276" w:lineRule="auto"/>
-              <w:rPr>
-                <w:szCs w:val="24"/>
-              </w:rPr>
-            </w:pPr>
-            <w:r>
-              <w:rPr>
-                <w:szCs w:val="24"/>
-              </w:rPr>
-              <w:t xml:space="preserve">Задача, создание учётной записи, выполняет пользователь или администратор. Пользователь заполняет форму регистрации, указывая личные данные. </w:t>
-            </w:r>
-          </w:p>
-          <w:p>
-            <w:pPr>
-              <w:spacing w:after="0" w:line="276" w:lineRule="auto"/>
-              <w:rPr>
-                <w:szCs w:val="24"/>
-              </w:rPr>
-            </w:pPr>
-            <w:r>
-              <w:rPr>
-                <w:szCs w:val="24"/>
-              </w:rPr>
-              <w:lastRenderedPageBreak/>
-              <w:t>Администратор может создать учётную запись вручную для сотрудников или преподавателей.</w:t>
+              <w:t>Заполненный в соответствии с бланком документ, содержащий необходимые данные студентов</w:t>
+            </w:r>
+            <w:r>
+              <w:rPr>
+                <w:szCs w:val="24"/>
+              </w:rPr>
+              <w:t xml:space="preserve"> о курсе и группе</w:t>
             </w:r>
           </w:p>
         </w:tc>
@@ -1852,7 +2017,8 @@
         </w:tc>
         <w:tc>
           <w:tcPr>
-            <w:tcW w:w="2533" w:type="dxa"/>
+            <w:tcW w:w="8941" w:type="dxa"/>
+            <w:gridSpan w:val="2"/>
             <w:tcBorders>
               <w:top w:val="single" w:sz="4" w:space="0" w:color="auto"/>
               <w:left w:val="single" w:sz="4" w:space="0" w:color="auto"/>
@@ -1865,40 +2031,16 @@
             <w:pPr>
               <w:spacing w:after="0" w:line="276" w:lineRule="auto"/>
               <w:rPr>
-                <w:szCs w:val="24"/>
-              </w:rPr>
-            </w:pPr>
-            <w:r>
-              <w:rPr>
-                <w:szCs w:val="24"/>
-              </w:rPr>
-              <w:t>Назначение ролей и прав доступа</w:t>
-            </w:r>
-          </w:p>
-        </w:tc>
-        <w:tc>
-          <w:tcPr>
-            <w:tcW w:w="6408" w:type="dxa"/>
-            <w:tcBorders>
-              <w:top w:val="single" w:sz="4" w:space="0" w:color="auto"/>
-              <w:left w:val="single" w:sz="4" w:space="0" w:color="auto"/>
-              <w:bottom w:val="single" w:sz="4" w:space="0" w:color="auto"/>
-              <w:right w:val="single" w:sz="4" w:space="0" w:color="auto"/>
-            </w:tcBorders>
-            <w:hideMark/>
-          </w:tcPr>
-          <w:p>
-            <w:pPr>
-              <w:spacing w:after="0" w:line="276" w:lineRule="auto"/>
-              <w:rPr>
-                <w:szCs w:val="24"/>
-              </w:rPr>
-            </w:pPr>
-            <w:r>
-              <w:rPr>
-                <w:szCs w:val="24"/>
-              </w:rPr>
-              <w:t>Задача, распределение ролей (ученик, преподаватель, модератор), выполняет администратор. На основе должности или обязанностей пользователю присваивается соответствующая роль с определёнными правами доступа.</w:t>
+                <w:b/>
+                <w:szCs w:val="24"/>
+              </w:rPr>
+            </w:pPr>
+            <w:r>
+              <w:rPr>
+                <w:b/>
+                <w:szCs w:val="24"/>
+              </w:rPr>
+              <w:t>Субъекты</w:t>
             </w:r>
           </w:p>
         </w:tc>
@@ -1953,8 +2095,7 @@
         </w:tc>
         <w:tc>
           <w:tcPr>
-            <w:tcW w:w="8941" w:type="dxa"/>
-            <w:gridSpan w:val="2"/>
+            <w:tcW w:w="2533" w:type="dxa"/>
             <w:tcBorders>
               <w:top w:val="single" w:sz="4" w:space="0" w:color="auto"/>
               <w:left w:val="single" w:sz="4" w:space="0" w:color="auto"/>
@@ -1967,16 +2108,145 @@
             <w:pPr>
               <w:spacing w:after="0" w:line="276" w:lineRule="auto"/>
               <w:rPr>
-                <w:b/>
-                <w:szCs w:val="24"/>
-              </w:rPr>
-            </w:pPr>
-            <w:r>
-              <w:rPr>
-                <w:b/>
-                <w:szCs w:val="24"/>
-              </w:rPr>
-              <w:t>Объекты</w:t>
+                <w:szCs w:val="24"/>
+              </w:rPr>
+            </w:pPr>
+            <w:r>
+              <w:rPr>
+                <w:szCs w:val="24"/>
+              </w:rPr>
+              <w:t>Куратор научных направлений</w:t>
+            </w:r>
+          </w:p>
+        </w:tc>
+        <w:tc>
+          <w:tcPr>
+            <w:tcW w:w="6408" w:type="dxa"/>
+            <w:tcBorders>
+              <w:top w:val="single" w:sz="4" w:space="0" w:color="auto"/>
+              <w:left w:val="single" w:sz="4" w:space="0" w:color="auto"/>
+              <w:bottom w:val="single" w:sz="4" w:space="0" w:color="auto"/>
+              <w:right w:val="single" w:sz="4" w:space="0" w:color="auto"/>
+            </w:tcBorders>
+            <w:hideMark/>
+          </w:tcPr>
+          <w:p>
+            <w:pPr>
+              <w:spacing w:after="0" w:line="276" w:lineRule="auto"/>
+              <w:rPr>
+                <w:szCs w:val="24"/>
+              </w:rPr>
+            </w:pPr>
+            <w:r>
+              <w:rPr>
+                <w:szCs w:val="24"/>
+              </w:rPr>
+              <w:t xml:space="preserve">Физическое лицо, </w:t>
+            </w:r>
+            <w:r>
+              <w:rPr>
+                <w:szCs w:val="24"/>
+              </w:rPr>
+              <w:t>осуществляющее проверку предоставленных данных на предмет ошибок</w:t>
+            </w:r>
+          </w:p>
+        </w:tc>
+      </w:tr>
+      <w:tr>
+        <w:trPr>
+          <w:trHeight w:val="619"/>
+        </w:trPr>
+        <w:tc>
+          <w:tcPr>
+            <w:tcW w:w="0" w:type="auto"/>
+            <w:vMerge/>
+            <w:tcBorders>
+              <w:top w:val="single" w:sz="4" w:space="0" w:color="auto"/>
+              <w:left w:val="single" w:sz="4" w:space="0" w:color="auto"/>
+              <w:bottom w:val="single" w:sz="4" w:space="0" w:color="auto"/>
+              <w:right w:val="single" w:sz="4" w:space="0" w:color="auto"/>
+            </w:tcBorders>
+            <w:vAlign w:val="center"/>
+            <w:hideMark/>
+          </w:tcPr>
+          <w:p>
+            <w:pPr>
+              <w:spacing w:after="0" w:line="276" w:lineRule="auto"/>
+              <w:rPr>
+                <w:szCs w:val="24"/>
+              </w:rPr>
+            </w:pPr>
+          </w:p>
+        </w:tc>
+        <w:tc>
+          <w:tcPr>
+            <w:tcW w:w="0" w:type="auto"/>
+            <w:vMerge/>
+            <w:tcBorders>
+              <w:top w:val="single" w:sz="4" w:space="0" w:color="auto"/>
+              <w:left w:val="single" w:sz="4" w:space="0" w:color="auto"/>
+              <w:bottom w:val="single" w:sz="4" w:space="0" w:color="auto"/>
+              <w:right w:val="single" w:sz="4" w:space="0" w:color="auto"/>
+            </w:tcBorders>
+            <w:vAlign w:val="center"/>
+            <w:hideMark/>
+          </w:tcPr>
+          <w:p>
+            <w:pPr>
+              <w:spacing w:after="0" w:line="276" w:lineRule="auto"/>
+              <w:rPr>
+                <w:szCs w:val="24"/>
+              </w:rPr>
+            </w:pPr>
+          </w:p>
+        </w:tc>
+        <w:tc>
+          <w:tcPr>
+            <w:tcW w:w="2533" w:type="dxa"/>
+            <w:tcBorders>
+              <w:top w:val="single" w:sz="4" w:space="0" w:color="auto"/>
+              <w:left w:val="single" w:sz="4" w:space="0" w:color="auto"/>
+              <w:right w:val="single" w:sz="4" w:space="0" w:color="auto"/>
+            </w:tcBorders>
+            <w:hideMark/>
+          </w:tcPr>
+          <w:p>
+            <w:pPr>
+              <w:spacing w:after="0" w:line="276" w:lineRule="auto"/>
+              <w:rPr>
+                <w:szCs w:val="24"/>
+              </w:rPr>
+            </w:pPr>
+            <w:r>
+              <w:rPr>
+                <w:szCs w:val="24"/>
+              </w:rPr>
+              <w:t>Преподаватель</w:t>
+            </w:r>
+          </w:p>
+        </w:tc>
+        <w:tc>
+          <w:tcPr>
+            <w:tcW w:w="6408" w:type="dxa"/>
+            <w:tcBorders>
+              <w:top w:val="single" w:sz="4" w:space="0" w:color="auto"/>
+              <w:left w:val="single" w:sz="4" w:space="0" w:color="auto"/>
+              <w:right w:val="single" w:sz="4" w:space="0" w:color="auto"/>
+            </w:tcBorders>
+            <w:hideMark/>
+          </w:tcPr>
+          <w:p>
+            <w:pPr>
+              <w:spacing w:after="0" w:line="276" w:lineRule="auto"/>
+              <w:rPr>
+                <w:szCs w:val="24"/>
+              </w:rPr>
+            </w:pPr>
+            <w:r>
+              <w:rPr>
+                <w:szCs w:val="24"/>
+              </w:rPr>
+              <w:t>Физическое лицо, предоставляющее собранные данные на проверку и исправляющее их в случае необходимости</w:t>
             </w:r>
           </w:p>
         </w:tc>
@@ -1987,596 +2257,6 @@
         </w:trPr>
         <w:tc>
           <w:tcPr>
-            <w:tcW w:w="0" w:type="auto"/>
-            <w:vMerge/>
-            <w:tcBorders>
-              <w:top w:val="single" w:sz="4" w:space="0" w:color="auto"/>
-              <w:left w:val="single" w:sz="4" w:space="0" w:color="auto"/>
-              <w:bottom w:val="single" w:sz="4" w:space="0" w:color="auto"/>
-              <w:right w:val="single" w:sz="4" w:space="0" w:color="auto"/>
-            </w:tcBorders>
-            <w:vAlign w:val="center"/>
-            <w:hideMark/>
-          </w:tcPr>
-          <w:p>
-            <w:pPr>
-              <w:spacing w:after="0" w:line="276" w:lineRule="auto"/>
-              <w:rPr>
-                <w:szCs w:val="24"/>
-              </w:rPr>
-            </w:pPr>
-          </w:p>
-        </w:tc>
-        <w:tc>
-          <w:tcPr>
-            <w:tcW w:w="0" w:type="auto"/>
-            <w:vMerge/>
-            <w:tcBorders>
-              <w:top w:val="single" w:sz="4" w:space="0" w:color="auto"/>
-              <w:left w:val="single" w:sz="4" w:space="0" w:color="auto"/>
-              <w:bottom w:val="single" w:sz="4" w:space="0" w:color="auto"/>
-              <w:right w:val="single" w:sz="4" w:space="0" w:color="auto"/>
-            </w:tcBorders>
-            <w:vAlign w:val="center"/>
-            <w:hideMark/>
-          </w:tcPr>
-          <w:p>
-            <w:pPr>
-              <w:spacing w:after="0" w:line="276" w:lineRule="auto"/>
-              <w:rPr>
-                <w:szCs w:val="24"/>
-              </w:rPr>
-            </w:pPr>
-          </w:p>
-        </w:tc>
-        <w:tc>
-          <w:tcPr>
-            <w:tcW w:w="2533" w:type="dxa"/>
-            <w:tcBorders>
-              <w:top w:val="single" w:sz="4" w:space="0" w:color="auto"/>
-              <w:left w:val="single" w:sz="4" w:space="0" w:color="auto"/>
-              <w:bottom w:val="single" w:sz="4" w:space="0" w:color="auto"/>
-              <w:right w:val="single" w:sz="4" w:space="0" w:color="auto"/>
-            </w:tcBorders>
-          </w:tcPr>
-          <w:p>
-            <w:pPr>
-              <w:spacing w:after="0" w:line="276" w:lineRule="auto"/>
-              <w:rPr>
-                <w:szCs w:val="24"/>
-              </w:rPr>
-            </w:pPr>
-            <w:r>
-              <w:rPr>
-                <w:szCs w:val="24"/>
-              </w:rPr>
-              <w:t>Учётная запись пользователя</w:t>
-            </w:r>
-          </w:p>
-          <w:p>
-            <w:pPr>
-              <w:spacing w:after="0" w:line="276" w:lineRule="auto"/>
-              <w:rPr>
-                <w:szCs w:val="24"/>
-              </w:rPr>
-            </w:pPr>
-          </w:p>
-        </w:tc>
-        <w:tc>
-          <w:tcPr>
-            <w:tcW w:w="6408" w:type="dxa"/>
-            <w:tcBorders>
-              <w:top w:val="single" w:sz="4" w:space="0" w:color="auto"/>
-              <w:left w:val="single" w:sz="4" w:space="0" w:color="auto"/>
-              <w:bottom w:val="single" w:sz="4" w:space="0" w:color="auto"/>
-              <w:right w:val="single" w:sz="4" w:space="0" w:color="auto"/>
-            </w:tcBorders>
-            <w:hideMark/>
-          </w:tcPr>
-          <w:p>
-            <w:pPr>
-              <w:spacing w:after="0" w:line="276" w:lineRule="auto"/>
-              <w:rPr>
-                <w:szCs w:val="24"/>
-              </w:rPr>
-            </w:pPr>
-            <w:r>
-              <w:rPr>
-                <w:szCs w:val="24"/>
-              </w:rPr>
-              <w:t>Документ/запись в базе данных, содержащая личные данные, логин, пароль, роль и статус активности.</w:t>
-            </w:r>
-          </w:p>
-        </w:tc>
-      </w:tr>
-      <w:tr>
-        <w:trPr>
-          <w:trHeight w:val="80"/>
-        </w:trPr>
-        <w:tc>
-          <w:tcPr>
-            <w:tcW w:w="0" w:type="auto"/>
-            <w:vMerge/>
-            <w:tcBorders>
-              <w:top w:val="single" w:sz="4" w:space="0" w:color="auto"/>
-              <w:left w:val="single" w:sz="4" w:space="0" w:color="auto"/>
-              <w:bottom w:val="single" w:sz="4" w:space="0" w:color="auto"/>
-              <w:right w:val="single" w:sz="4" w:space="0" w:color="auto"/>
-            </w:tcBorders>
-            <w:vAlign w:val="center"/>
-            <w:hideMark/>
-          </w:tcPr>
-          <w:p>
-            <w:pPr>
-              <w:spacing w:after="0" w:line="276" w:lineRule="auto"/>
-              <w:rPr>
-                <w:szCs w:val="24"/>
-              </w:rPr>
-            </w:pPr>
-          </w:p>
-        </w:tc>
-        <w:tc>
-          <w:tcPr>
-            <w:tcW w:w="0" w:type="auto"/>
-            <w:vMerge/>
-            <w:tcBorders>
-              <w:top w:val="single" w:sz="4" w:space="0" w:color="auto"/>
-              <w:left w:val="single" w:sz="4" w:space="0" w:color="auto"/>
-              <w:bottom w:val="single" w:sz="4" w:space="0" w:color="auto"/>
-              <w:right w:val="single" w:sz="4" w:space="0" w:color="auto"/>
-            </w:tcBorders>
-            <w:vAlign w:val="center"/>
-            <w:hideMark/>
-          </w:tcPr>
-          <w:p>
-            <w:pPr>
-              <w:spacing w:after="0" w:line="276" w:lineRule="auto"/>
-              <w:rPr>
-                <w:szCs w:val="24"/>
-              </w:rPr>
-            </w:pPr>
-          </w:p>
-        </w:tc>
-        <w:tc>
-          <w:tcPr>
-            <w:tcW w:w="2533" w:type="dxa"/>
-            <w:tcBorders>
-              <w:top w:val="single" w:sz="4" w:space="0" w:color="auto"/>
-              <w:left w:val="single" w:sz="4" w:space="0" w:color="auto"/>
-              <w:bottom w:val="single" w:sz="4" w:space="0" w:color="auto"/>
-              <w:right w:val="single" w:sz="4" w:space="0" w:color="auto"/>
-            </w:tcBorders>
-            <w:hideMark/>
-          </w:tcPr>
-          <w:p>
-            <w:pPr>
-              <w:spacing w:after="0" w:line="276" w:lineRule="auto"/>
-              <w:rPr>
-                <w:szCs w:val="24"/>
-              </w:rPr>
-            </w:pPr>
-            <w:r>
-              <w:rPr>
-                <w:szCs w:val="24"/>
-              </w:rPr>
-              <w:t>Ролевая модель</w:t>
-            </w:r>
-          </w:p>
-        </w:tc>
-        <w:tc>
-          <w:tcPr>
-            <w:tcW w:w="6408" w:type="dxa"/>
-            <w:tcBorders>
-              <w:top w:val="single" w:sz="4" w:space="0" w:color="auto"/>
-              <w:left w:val="single" w:sz="4" w:space="0" w:color="auto"/>
-              <w:bottom w:val="single" w:sz="4" w:space="0" w:color="auto"/>
-              <w:right w:val="single" w:sz="4" w:space="0" w:color="auto"/>
-            </w:tcBorders>
-            <w:hideMark/>
-          </w:tcPr>
-          <w:p>
-            <w:pPr>
-              <w:spacing w:after="0" w:line="276" w:lineRule="auto"/>
-              <w:rPr>
-                <w:szCs w:val="24"/>
-              </w:rPr>
-            </w:pPr>
-            <w:r>
-              <w:rPr>
-                <w:szCs w:val="24"/>
-              </w:rPr>
-              <w:t>Набор правил, определяющих доступ к функциям системы в зависимости от роли.</w:t>
-            </w:r>
-          </w:p>
-        </w:tc>
-      </w:tr>
-      <w:tr>
-        <w:trPr>
-          <w:trHeight w:val="80"/>
-        </w:trPr>
-        <w:tc>
-          <w:tcPr>
-            <w:tcW w:w="0" w:type="auto"/>
-            <w:vMerge/>
-            <w:tcBorders>
-              <w:top w:val="single" w:sz="4" w:space="0" w:color="auto"/>
-              <w:left w:val="single" w:sz="4" w:space="0" w:color="auto"/>
-              <w:bottom w:val="single" w:sz="4" w:space="0" w:color="auto"/>
-              <w:right w:val="single" w:sz="4" w:space="0" w:color="auto"/>
-            </w:tcBorders>
-            <w:vAlign w:val="center"/>
-            <w:hideMark/>
-          </w:tcPr>
-          <w:p>
-            <w:pPr>
-              <w:spacing w:after="0" w:line="276" w:lineRule="auto"/>
-              <w:rPr>
-                <w:szCs w:val="24"/>
-              </w:rPr>
-            </w:pPr>
-          </w:p>
-        </w:tc>
-        <w:tc>
-          <w:tcPr>
-            <w:tcW w:w="0" w:type="auto"/>
-            <w:vMerge/>
-            <w:tcBorders>
-              <w:top w:val="single" w:sz="4" w:space="0" w:color="auto"/>
-              <w:left w:val="single" w:sz="4" w:space="0" w:color="auto"/>
-              <w:bottom w:val="single" w:sz="4" w:space="0" w:color="auto"/>
-              <w:right w:val="single" w:sz="4" w:space="0" w:color="auto"/>
-            </w:tcBorders>
-            <w:vAlign w:val="center"/>
-            <w:hideMark/>
-          </w:tcPr>
-          <w:p>
-            <w:pPr>
-              <w:spacing w:after="0" w:line="276" w:lineRule="auto"/>
-              <w:rPr>
-                <w:szCs w:val="24"/>
-              </w:rPr>
-            </w:pPr>
-          </w:p>
-        </w:tc>
-        <w:tc>
-          <w:tcPr>
-            <w:tcW w:w="8941" w:type="dxa"/>
-            <w:gridSpan w:val="2"/>
-            <w:tcBorders>
-              <w:top w:val="single" w:sz="4" w:space="0" w:color="auto"/>
-              <w:left w:val="single" w:sz="4" w:space="0" w:color="auto"/>
-              <w:bottom w:val="single" w:sz="4" w:space="0" w:color="auto"/>
-              <w:right w:val="single" w:sz="4" w:space="0" w:color="auto"/>
-            </w:tcBorders>
-            <w:hideMark/>
-          </w:tcPr>
-          <w:p>
-            <w:pPr>
-              <w:spacing w:after="0" w:line="276" w:lineRule="auto"/>
-              <w:rPr>
-                <w:b/>
-                <w:szCs w:val="24"/>
-              </w:rPr>
-            </w:pPr>
-            <w:r>
-              <w:rPr>
-                <w:b/>
-                <w:szCs w:val="24"/>
-              </w:rPr>
-              <w:t>Субъекты</w:t>
-            </w:r>
-          </w:p>
-        </w:tc>
-      </w:tr>
-      <w:tr>
-        <w:trPr>
-          <w:trHeight w:val="80"/>
-        </w:trPr>
-        <w:tc>
-          <w:tcPr>
-            <w:tcW w:w="0" w:type="auto"/>
-            <w:vMerge/>
-            <w:tcBorders>
-              <w:top w:val="single" w:sz="4" w:space="0" w:color="auto"/>
-              <w:left w:val="single" w:sz="4" w:space="0" w:color="auto"/>
-              <w:bottom w:val="single" w:sz="4" w:space="0" w:color="auto"/>
-              <w:right w:val="single" w:sz="4" w:space="0" w:color="auto"/>
-            </w:tcBorders>
-            <w:vAlign w:val="center"/>
-            <w:hideMark/>
-          </w:tcPr>
-          <w:p>
-            <w:pPr>
-              <w:spacing w:after="0" w:line="276" w:lineRule="auto"/>
-              <w:rPr>
-                <w:szCs w:val="24"/>
-              </w:rPr>
-            </w:pPr>
-          </w:p>
-        </w:tc>
-        <w:tc>
-          <w:tcPr>
-            <w:tcW w:w="0" w:type="auto"/>
-            <w:vMerge/>
-            <w:tcBorders>
-              <w:top w:val="single" w:sz="4" w:space="0" w:color="auto"/>
-              <w:left w:val="single" w:sz="4" w:space="0" w:color="auto"/>
-              <w:bottom w:val="single" w:sz="4" w:space="0" w:color="auto"/>
-              <w:right w:val="single" w:sz="4" w:space="0" w:color="auto"/>
-            </w:tcBorders>
-            <w:vAlign w:val="center"/>
-            <w:hideMark/>
-          </w:tcPr>
-          <w:p>
-            <w:pPr>
-              <w:spacing w:after="0" w:line="276" w:lineRule="auto"/>
-              <w:rPr>
-                <w:szCs w:val="24"/>
-              </w:rPr>
-            </w:pPr>
-          </w:p>
-        </w:tc>
-        <w:tc>
-          <w:tcPr>
-            <w:tcW w:w="2533" w:type="dxa"/>
-            <w:tcBorders>
-              <w:top w:val="single" w:sz="4" w:space="0" w:color="auto"/>
-              <w:left w:val="single" w:sz="4" w:space="0" w:color="auto"/>
-              <w:bottom w:val="single" w:sz="4" w:space="0" w:color="auto"/>
-              <w:right w:val="single" w:sz="4" w:space="0" w:color="auto"/>
-            </w:tcBorders>
-            <w:hideMark/>
-          </w:tcPr>
-          <w:p>
-            <w:pPr>
-              <w:spacing w:after="0" w:line="276" w:lineRule="auto"/>
-              <w:rPr>
-                <w:szCs w:val="24"/>
-              </w:rPr>
-            </w:pPr>
-            <w:r>
-              <w:rPr>
-                <w:szCs w:val="24"/>
-              </w:rPr>
-              <w:t>Пользователь</w:t>
-            </w:r>
-          </w:p>
-        </w:tc>
-        <w:tc>
-          <w:tcPr>
-            <w:tcW w:w="6408" w:type="dxa"/>
-            <w:tcBorders>
-              <w:top w:val="single" w:sz="4" w:space="0" w:color="auto"/>
-              <w:left w:val="single" w:sz="4" w:space="0" w:color="auto"/>
-              <w:bottom w:val="single" w:sz="4" w:space="0" w:color="auto"/>
-              <w:right w:val="single" w:sz="4" w:space="0" w:color="auto"/>
-            </w:tcBorders>
-            <w:hideMark/>
-          </w:tcPr>
-          <w:p>
-            <w:pPr>
-              <w:spacing w:after="0" w:line="276" w:lineRule="auto"/>
-              <w:rPr>
-                <w:szCs w:val="24"/>
-              </w:rPr>
-            </w:pPr>
-            <w:r>
-              <w:rPr>
-                <w:szCs w:val="24"/>
-              </w:rPr>
-              <w:t>Физическое лицо, зарегистрированное в системе для прохождения тестов или использования функционала.</w:t>
-            </w:r>
-          </w:p>
-        </w:tc>
-      </w:tr>
-      <w:tr>
-        <w:trPr>
-          <w:trHeight w:val="80"/>
-        </w:trPr>
-        <w:tc>
-          <w:tcPr>
-            <w:tcW w:w="0" w:type="auto"/>
-            <w:vMerge/>
-            <w:tcBorders>
-              <w:top w:val="single" w:sz="4" w:space="0" w:color="auto"/>
-              <w:left w:val="single" w:sz="4" w:space="0" w:color="auto"/>
-              <w:bottom w:val="single" w:sz="4" w:space="0" w:color="auto"/>
-              <w:right w:val="single" w:sz="4" w:space="0" w:color="auto"/>
-            </w:tcBorders>
-            <w:vAlign w:val="center"/>
-            <w:hideMark/>
-          </w:tcPr>
-          <w:p>
-            <w:pPr>
-              <w:spacing w:after="0" w:line="276" w:lineRule="auto"/>
-              <w:rPr>
-                <w:szCs w:val="24"/>
-              </w:rPr>
-            </w:pPr>
-          </w:p>
-        </w:tc>
-        <w:tc>
-          <w:tcPr>
-            <w:tcW w:w="0" w:type="auto"/>
-            <w:vMerge/>
-            <w:tcBorders>
-              <w:top w:val="single" w:sz="4" w:space="0" w:color="auto"/>
-              <w:left w:val="single" w:sz="4" w:space="0" w:color="auto"/>
-              <w:bottom w:val="single" w:sz="4" w:space="0" w:color="auto"/>
-              <w:right w:val="single" w:sz="4" w:space="0" w:color="auto"/>
-            </w:tcBorders>
-            <w:vAlign w:val="center"/>
-            <w:hideMark/>
-          </w:tcPr>
-          <w:p>
-            <w:pPr>
-              <w:spacing w:after="0" w:line="276" w:lineRule="auto"/>
-              <w:rPr>
-                <w:szCs w:val="24"/>
-              </w:rPr>
-            </w:pPr>
-          </w:p>
-        </w:tc>
-        <w:tc>
-          <w:tcPr>
-            <w:tcW w:w="2533" w:type="dxa"/>
-            <w:tcBorders>
-              <w:top w:val="single" w:sz="4" w:space="0" w:color="auto"/>
-              <w:left w:val="single" w:sz="4" w:space="0" w:color="auto"/>
-              <w:bottom w:val="single" w:sz="4" w:space="0" w:color="auto"/>
-              <w:right w:val="single" w:sz="4" w:space="0" w:color="auto"/>
-            </w:tcBorders>
-            <w:hideMark/>
-          </w:tcPr>
-          <w:p>
-            <w:pPr>
-              <w:spacing w:after="0" w:line="276" w:lineRule="auto"/>
-              <w:rPr>
-                <w:szCs w:val="24"/>
-              </w:rPr>
-            </w:pPr>
-            <w:r>
-              <w:rPr>
-                <w:szCs w:val="24"/>
-              </w:rPr>
-              <w:t>Администратор</w:t>
-            </w:r>
-          </w:p>
-        </w:tc>
-        <w:tc>
-          <w:tcPr>
-            <w:tcW w:w="6408" w:type="dxa"/>
-            <w:tcBorders>
-              <w:top w:val="single" w:sz="4" w:space="0" w:color="auto"/>
-              <w:left w:val="single" w:sz="4" w:space="0" w:color="auto"/>
-              <w:bottom w:val="single" w:sz="4" w:space="0" w:color="auto"/>
-              <w:right w:val="single" w:sz="4" w:space="0" w:color="auto"/>
-            </w:tcBorders>
-            <w:hideMark/>
-          </w:tcPr>
-          <w:p>
-            <w:pPr>
-              <w:spacing w:after="0" w:line="276" w:lineRule="auto"/>
-              <w:rPr>
-                <w:szCs w:val="24"/>
-              </w:rPr>
-            </w:pPr>
-            <w:r>
-              <w:rPr>
-                <w:szCs w:val="24"/>
-              </w:rPr>
-              <w:t>Сотрудник, ответственный за управление учётными записями, ролями и доступом в системе.</w:t>
-            </w:r>
-          </w:p>
-        </w:tc>
-      </w:tr>
-      <w:tr>
-        <w:trPr>
-          <w:trHeight w:val="80"/>
-        </w:trPr>
-        <w:tc>
-          <w:tcPr>
-            <w:tcW w:w="0" w:type="auto"/>
-            <w:vMerge/>
-            <w:tcBorders>
-              <w:top w:val="single" w:sz="4" w:space="0" w:color="auto"/>
-              <w:left w:val="single" w:sz="4" w:space="0" w:color="auto"/>
-              <w:bottom w:val="single" w:sz="4" w:space="0" w:color="auto"/>
-              <w:right w:val="single" w:sz="4" w:space="0" w:color="auto"/>
-            </w:tcBorders>
-            <w:vAlign w:val="center"/>
-            <w:hideMark/>
-          </w:tcPr>
-          <w:p>
-            <w:pPr>
-              <w:spacing w:after="0" w:line="276" w:lineRule="auto"/>
-              <w:rPr>
-                <w:szCs w:val="24"/>
-              </w:rPr>
-            </w:pPr>
-          </w:p>
-        </w:tc>
-        <w:tc>
-          <w:tcPr>
-            <w:tcW w:w="0" w:type="auto"/>
-            <w:vMerge/>
-            <w:tcBorders>
-              <w:top w:val="single" w:sz="4" w:space="0" w:color="auto"/>
-              <w:left w:val="single" w:sz="4" w:space="0" w:color="auto"/>
-              <w:bottom w:val="single" w:sz="4" w:space="0" w:color="auto"/>
-              <w:right w:val="single" w:sz="4" w:space="0" w:color="auto"/>
-            </w:tcBorders>
-            <w:vAlign w:val="center"/>
-            <w:hideMark/>
-          </w:tcPr>
-          <w:p>
-            <w:pPr>
-              <w:spacing w:after="0" w:line="276" w:lineRule="auto"/>
-              <w:rPr>
-                <w:szCs w:val="24"/>
-              </w:rPr>
-            </w:pPr>
-          </w:p>
-        </w:tc>
-        <w:tc>
-          <w:tcPr>
-            <w:tcW w:w="2533" w:type="dxa"/>
-            <w:tcBorders>
-              <w:top w:val="single" w:sz="4" w:space="0" w:color="auto"/>
-              <w:left w:val="single" w:sz="4" w:space="0" w:color="auto"/>
-              <w:bottom w:val="single" w:sz="4" w:space="0" w:color="auto"/>
-              <w:right w:val="single" w:sz="4" w:space="0" w:color="auto"/>
-            </w:tcBorders>
-            <w:hideMark/>
-          </w:tcPr>
-          <w:p>
-            <w:pPr>
-              <w:spacing w:after="0" w:line="276" w:lineRule="auto"/>
-              <w:rPr>
-                <w:szCs w:val="24"/>
-              </w:rPr>
-            </w:pPr>
-            <w:r>
-              <w:rPr>
-                <w:szCs w:val="24"/>
-              </w:rPr>
-              <w:t>Модератор</w:t>
-            </w:r>
-          </w:p>
-        </w:tc>
-        <w:tc>
-          <w:tcPr>
-            <w:tcW w:w="6408" w:type="dxa"/>
-            <w:tcBorders>
-              <w:top w:val="single" w:sz="4" w:space="0" w:color="auto"/>
-              <w:left w:val="single" w:sz="4" w:space="0" w:color="auto"/>
-              <w:bottom w:val="single" w:sz="4" w:space="0" w:color="auto"/>
-              <w:right w:val="single" w:sz="4" w:space="0" w:color="auto"/>
-            </w:tcBorders>
-            <w:hideMark/>
-          </w:tcPr>
-          <w:p>
-            <w:pPr>
-              <w:spacing w:after="0" w:line="276" w:lineRule="auto"/>
-              <w:rPr>
-                <w:szCs w:val="24"/>
-              </w:rPr>
-            </w:pPr>
-            <w:r>
-              <w:rPr>
-                <w:szCs w:val="24"/>
-              </w:rPr>
-              <w:t>Сотрудник, ответственный за управление тестами, их категориями и тегами.</w:t>
-            </w:r>
-          </w:p>
-        </w:tc>
-      </w:tr>
-      <w:tr>
-        <w:trPr>
-          <w:trHeight w:val="80"/>
-        </w:trPr>
-        <w:tc>
-          <w:tcPr>
             <w:tcW w:w="563" w:type="dxa"/>
             <w:vMerge w:val="restart"/>
             <w:tcBorders>
@@ -2625,7 +2305,7 @@
               <w:rPr>
                 <w:szCs w:val="24"/>
               </w:rPr>
-              <w:t>Управление тестами</w:t>
+              <w:t>Группировка по направлениям</w:t>
             </w:r>
           </w:p>
         </w:tc>
@@ -2729,7 +2409,7 @@
               <w:rPr>
                 <w:szCs w:val="24"/>
               </w:rPr>
-              <w:t>Создание и редактирование теста</w:t>
+              <w:t>Создание отдельных списков студентов для каждого направления</w:t>
             </w:r>
           </w:p>
         </w:tc>
@@ -2755,7 +2435,7 @@
               <w:rPr>
                 <w:szCs w:val="24"/>
               </w:rPr>
-              <w:t>Задача, разработка структуры теста, добавление вопросов и вариантов ответов, выполняет преподаватель или модератор. Тест может включать различные типы вопросов (выбор ответа, открытый ответ и др.).</w:t>
+              <w:t>Формирование сгруппированных списков необходимо для более упорядоченного хранения и более простого поиска информации по студентам конкретного направления</w:t>
             </w:r>
           </w:p>
         </w:tc>
@@ -2830,7 +2510,7 @@
               <w:rPr>
                 <w:szCs w:val="24"/>
               </w:rPr>
-              <w:t>Настройка параметров тестирования</w:t>
+              <w:t>Подсчет кол-ва студентов по каждому направлению</w:t>
             </w:r>
           </w:p>
         </w:tc>
@@ -2856,7 +2536,7 @@
               <w:rPr>
                 <w:szCs w:val="24"/>
               </w:rPr>
-              <w:t>Задача, установка времени прохождения, количества попыток, проходного балла, выполняет преподаватель или модератор.</w:t>
+              <w:t>Позволяет понять объемы студентов на каждом из научных направлений</w:t>
             </w:r>
           </w:p>
         </w:tc>
@@ -3009,7 +2689,19 @@
               <w:rPr>
                 <w:szCs w:val="24"/>
               </w:rPr>
-              <w:t>База тестов</w:t>
+              <w:t>Список</w:t>
+            </w:r>
+            <w:r>
+              <w:rPr>
+                <w:szCs w:val="24"/>
+              </w:rPr>
+              <w:t xml:space="preserve"> студентов</w:t>
+            </w:r>
+            <w:r>
+              <w:rPr>
+                <w:szCs w:val="24"/>
+              </w:rPr>
+              <w:t xml:space="preserve"> по направлениям</w:t>
             </w:r>
           </w:p>
         </w:tc>
@@ -3035,7 +2727,7 @@
               <w:rPr>
                 <w:szCs w:val="24"/>
               </w:rPr>
-              <w:t>Коллекция тестов, хранящаяся в системе, с возможностью фильтрации по темам, сложности, автору.</w:t>
+              <w:t>Изначальный список из которого уже формируются сгруппированные по научным направлениям</w:t>
             </w:r>
           </w:p>
         </w:tc>
@@ -3103,14 +2795,16 @@
             <w:pPr>
               <w:spacing w:after="0" w:line="276" w:lineRule="auto"/>
               <w:rPr>
-                <w:szCs w:val="24"/>
-              </w:rPr>
-            </w:pPr>
-            <w:r>
-              <w:rPr>
-                <w:szCs w:val="24"/>
-              </w:rPr>
-              <w:t>Вопрос теста</w:t>
+                <w:color w:val="FF0000"/>
+                <w:szCs w:val="24"/>
+              </w:rPr>
+            </w:pPr>
+            <w:r>
+              <w:rPr>
+                <w:color w:val="FF0000"/>
+                <w:szCs w:val="24"/>
+              </w:rPr>
+              <w:t>Сгруппированные списки</w:t>
             </w:r>
           </w:p>
         </w:tc>
@@ -3129,14 +2823,16 @@
             <w:pPr>
               <w:spacing w:after="0" w:line="276" w:lineRule="auto"/>
               <w:rPr>
-                <w:szCs w:val="24"/>
-              </w:rPr>
-            </w:pPr>
-            <w:r>
-              <w:rPr>
-                <w:szCs w:val="24"/>
-              </w:rPr>
-              <w:t>Элемент теста, содержащий формулировку, варианты ответов (если применимо) и правильный ответ.</w:t>
+                <w:color w:val="FF0000"/>
+                <w:szCs w:val="24"/>
+              </w:rPr>
+            </w:pPr>
+            <w:r>
+              <w:rPr>
+                <w:color w:val="FF0000"/>
+                <w:szCs w:val="24"/>
+              </w:rPr>
+              <w:t>Списки студентов, сгруппированные по научным направлениям</w:t>
             </w:r>
           </w:p>
         </w:tc>
@@ -3221,7 +2917,7 @@
       </w:tr>
       <w:tr>
         <w:trPr>
-          <w:trHeight w:val="517"/>
+          <w:trHeight w:val="575"/>
         </w:trPr>
         <w:tc>
           <w:tcPr>
@@ -3273,7 +2969,6 @@
             <w:tcBorders>
               <w:top w:val="single" w:sz="4" w:space="0" w:color="auto"/>
               <w:left w:val="single" w:sz="4" w:space="0" w:color="auto"/>
-              <w:bottom w:val="single" w:sz="4" w:space="0" w:color="auto"/>
               <w:right w:val="single" w:sz="4" w:space="0" w:color="auto"/>
             </w:tcBorders>
             <w:hideMark/>
@@ -3289,7 +2984,7 @@
               <w:rPr>
                 <w:szCs w:val="24"/>
               </w:rPr>
-              <w:t>Преподаватель</w:t>
+              <w:t>Куратор научных направлений</w:t>
             </w:r>
           </w:p>
         </w:tc>
@@ -3299,7 +2994,6 @@
             <w:tcBorders>
               <w:top w:val="single" w:sz="4" w:space="0" w:color="auto"/>
               <w:left w:val="single" w:sz="4" w:space="0" w:color="auto"/>
-              <w:bottom w:val="single" w:sz="4" w:space="0" w:color="auto"/>
               <w:right w:val="single" w:sz="4" w:space="0" w:color="auto"/>
             </w:tcBorders>
             <w:hideMark/>
@@ -3315,14 +3009,186 @@
               <w:rPr>
                 <w:szCs w:val="24"/>
               </w:rPr>
-              <w:t xml:space="preserve">    Сотрудник, разрабатывающий тесты, назначающий их для прохождения и анализирующий результаты.</w:t>
+              <w:t>Физ. Лицо, отвечающее за группировку данных</w:t>
             </w:r>
           </w:p>
         </w:tc>
       </w:tr>
       <w:tr>
         <w:trPr>
-          <w:trHeight w:val="517"/>
+          <w:trHeight w:val="575"/>
+        </w:trPr>
+        <w:tc>
+          <w:tcPr>
+            <w:tcW w:w="0" w:type="auto"/>
+            <w:tcBorders>
+              <w:top w:val="single" w:sz="4" w:space="0" w:color="auto"/>
+              <w:left w:val="single" w:sz="4" w:space="0" w:color="auto"/>
+              <w:bottom w:val="single" w:sz="4" w:space="0" w:color="auto"/>
+              <w:right w:val="single" w:sz="4" w:space="0" w:color="auto"/>
+            </w:tcBorders>
+            <w:vAlign w:val="center"/>
+          </w:tcPr>
+          <w:p>
+            <w:pPr>
+              <w:spacing w:after="0" w:line="276" w:lineRule="auto"/>
+              <w:rPr>
+                <w:szCs w:val="24"/>
+              </w:rPr>
+            </w:pPr>
+          </w:p>
+        </w:tc>
+        <w:tc>
+          <w:tcPr>
+            <w:tcW w:w="0" w:type="auto"/>
+            <w:tcBorders>
+              <w:top w:val="single" w:sz="4" w:space="0" w:color="auto"/>
+              <w:left w:val="single" w:sz="4" w:space="0" w:color="auto"/>
+              <w:bottom w:val="single" w:sz="4" w:space="0" w:color="auto"/>
+              <w:right w:val="single" w:sz="4" w:space="0" w:color="auto"/>
+            </w:tcBorders>
+            <w:vAlign w:val="center"/>
+          </w:tcPr>
+          <w:p>
+            <w:pPr>
+              <w:spacing w:after="0" w:line="276" w:lineRule="auto"/>
+              <w:rPr>
+                <w:szCs w:val="24"/>
+              </w:rPr>
+            </w:pPr>
+          </w:p>
+        </w:tc>
+        <w:tc>
+          <w:tcPr>
+            <w:tcW w:w="2533" w:type="dxa"/>
+            <w:tcBorders>
+              <w:top w:val="single" w:sz="4" w:space="0" w:color="auto"/>
+              <w:left w:val="single" w:sz="4" w:space="0" w:color="auto"/>
+              <w:right w:val="single" w:sz="4" w:space="0" w:color="auto"/>
+            </w:tcBorders>
+          </w:tcPr>
+          <w:p>
+            <w:pPr>
+              <w:spacing w:after="0" w:line="276" w:lineRule="auto"/>
+              <w:rPr>
+                <w:szCs w:val="24"/>
+              </w:rPr>
+            </w:pPr>
+            <w:r>
+              <w:rPr>
+                <w:szCs w:val="24"/>
+              </w:rPr>
+              <w:t>Студент</w:t>
+            </w:r>
+          </w:p>
+        </w:tc>
+        <w:tc>
+          <w:tcPr>
+            <w:tcW w:w="6408" w:type="dxa"/>
+            <w:tcBorders>
+              <w:top w:val="single" w:sz="4" w:space="0" w:color="auto"/>
+              <w:left w:val="single" w:sz="4" w:space="0" w:color="auto"/>
+              <w:right w:val="single" w:sz="4" w:space="0" w:color="auto"/>
+            </w:tcBorders>
+          </w:tcPr>
+          <w:p>
+            <w:pPr>
+              <w:spacing w:after="0" w:line="276" w:lineRule="auto"/>
+              <w:rPr>
+                <w:szCs w:val="24"/>
+              </w:rPr>
+            </w:pPr>
+          </w:p>
+        </w:tc>
+      </w:tr>
+      <w:tr>
+        <w:tc>
+          <w:tcPr>
+            <w:tcW w:w="563" w:type="dxa"/>
+            <w:vMerge w:val="restart"/>
+            <w:tcBorders>
+              <w:top w:val="single" w:sz="4" w:space="0" w:color="auto"/>
+              <w:left w:val="single" w:sz="4" w:space="0" w:color="auto"/>
+              <w:bottom w:val="single" w:sz="4" w:space="0" w:color="auto"/>
+              <w:right w:val="single" w:sz="4" w:space="0" w:color="auto"/>
+            </w:tcBorders>
+            <w:hideMark/>
+          </w:tcPr>
+          <w:p>
+            <w:pPr>
+              <w:spacing w:after="0" w:line="276" w:lineRule="auto"/>
+              <w:rPr>
+                <w:szCs w:val="24"/>
+              </w:rPr>
+            </w:pPr>
+            <w:r>
+              <w:rPr>
+                <w:szCs w:val="24"/>
+              </w:rPr>
+              <w:t>3</w:t>
+            </w:r>
+          </w:p>
+        </w:tc>
+        <w:tc>
+          <w:tcPr>
+            <w:tcW w:w="1837" w:type="dxa"/>
+            <w:vMerge w:val="restart"/>
+            <w:tcBorders>
+              <w:top w:val="single" w:sz="4" w:space="0" w:color="auto"/>
+              <w:left w:val="single" w:sz="4" w:space="0" w:color="auto"/>
+              <w:bottom w:val="single" w:sz="4" w:space="0" w:color="auto"/>
+              <w:right w:val="single" w:sz="4" w:space="0" w:color="auto"/>
+            </w:tcBorders>
+            <w:hideMark/>
+          </w:tcPr>
+          <w:p>
+            <w:pPr>
+              <w:spacing w:after="0" w:line="276" w:lineRule="auto"/>
+              <w:rPr>
+                <w:szCs w:val="24"/>
+              </w:rPr>
+            </w:pPr>
+            <w:r>
+              <w:rPr>
+                <w:szCs w:val="24"/>
+              </w:rPr>
+              <w:t>Формирование сводного списка</w:t>
+            </w:r>
+          </w:p>
+        </w:tc>
+        <w:tc>
+          <w:tcPr>
+            <w:tcW w:w="8941" w:type="dxa"/>
+            <w:gridSpan w:val="2"/>
+            <w:tcBorders>
+              <w:top w:val="single" w:sz="4" w:space="0" w:color="auto"/>
+              <w:left w:val="single" w:sz="4" w:space="0" w:color="auto"/>
+              <w:bottom w:val="single" w:sz="4" w:space="0" w:color="auto"/>
+              <w:right w:val="single" w:sz="4" w:space="0" w:color="auto"/>
+            </w:tcBorders>
+            <w:hideMark/>
+          </w:tcPr>
+          <w:p>
+            <w:pPr>
+              <w:spacing w:after="0" w:line="276" w:lineRule="auto"/>
+              <w:rPr>
+                <w:b/>
+                <w:szCs w:val="24"/>
+              </w:rPr>
+            </w:pPr>
+            <w:r>
+              <w:rPr>
+                <w:b/>
+                <w:szCs w:val="24"/>
+              </w:rPr>
+              <w:t>Задачи</w:t>
+            </w:r>
+          </w:p>
+        </w:tc>
+      </w:tr>
+      <w:tr>
+        <w:trPr>
+          <w:trHeight w:val="872"/>
         </w:trPr>
         <w:tc>
           <w:tcPr>
@@ -3374,7 +3240,6 @@
             <w:tcBorders>
               <w:top w:val="single" w:sz="4" w:space="0" w:color="auto"/>
               <w:left w:val="single" w:sz="4" w:space="0" w:color="auto"/>
-              <w:bottom w:val="single" w:sz="4" w:space="0" w:color="auto"/>
               <w:right w:val="single" w:sz="4" w:space="0" w:color="auto"/>
             </w:tcBorders>
             <w:hideMark/>
@@ -3390,7 +3255,7 @@
               <w:rPr>
                 <w:szCs w:val="24"/>
               </w:rPr>
-              <w:t>Модератор</w:t>
+              <w:t>Формирование сводного списка</w:t>
             </w:r>
           </w:p>
         </w:tc>
@@ -3400,7 +3265,6 @@
             <w:tcBorders>
               <w:top w:val="single" w:sz="4" w:space="0" w:color="auto"/>
               <w:left w:val="single" w:sz="4" w:space="0" w:color="auto"/>
-              <w:bottom w:val="single" w:sz="4" w:space="0" w:color="auto"/>
               <w:right w:val="single" w:sz="4" w:space="0" w:color="auto"/>
             </w:tcBorders>
             <w:hideMark/>
@@ -3416,93 +3280,22 @@
               <w:rPr>
                 <w:szCs w:val="24"/>
               </w:rPr>
-              <w:t>Сотрудник, проверяющий корректность тестов, их соответствие стандартам и требованиям.</w:t>
-            </w:r>
-          </w:p>
-        </w:tc>
-      </w:tr>
-      <w:tr>
-        <w:tc>
-          <w:tcPr>
-            <w:tcW w:w="563" w:type="dxa"/>
-            <w:vMerge w:val="restart"/>
-            <w:tcBorders>
-              <w:top w:val="single" w:sz="4" w:space="0" w:color="auto"/>
-              <w:left w:val="single" w:sz="4" w:space="0" w:color="auto"/>
-              <w:bottom w:val="single" w:sz="4" w:space="0" w:color="auto"/>
-              <w:right w:val="single" w:sz="4" w:space="0" w:color="auto"/>
-            </w:tcBorders>
-            <w:hideMark/>
-          </w:tcPr>
-          <w:p>
-            <w:pPr>
-              <w:spacing w:after="0" w:line="276" w:lineRule="auto"/>
-              <w:rPr>
-                <w:szCs w:val="24"/>
-              </w:rPr>
-            </w:pPr>
-            <w:r>
-              <w:rPr>
-                <w:szCs w:val="24"/>
-              </w:rPr>
-              <w:t>3</w:t>
-            </w:r>
-          </w:p>
-        </w:tc>
-        <w:tc>
-          <w:tcPr>
-            <w:tcW w:w="1837" w:type="dxa"/>
-            <w:vMerge w:val="restart"/>
-            <w:tcBorders>
-              <w:top w:val="single" w:sz="4" w:space="0" w:color="auto"/>
-              <w:left w:val="single" w:sz="4" w:space="0" w:color="auto"/>
-              <w:bottom w:val="single" w:sz="4" w:space="0" w:color="auto"/>
-              <w:right w:val="single" w:sz="4" w:space="0" w:color="auto"/>
-            </w:tcBorders>
-            <w:hideMark/>
-          </w:tcPr>
-          <w:p>
-            <w:pPr>
-              <w:spacing w:after="0" w:line="276" w:lineRule="auto"/>
-              <w:rPr>
-                <w:szCs w:val="24"/>
-              </w:rPr>
-            </w:pPr>
-            <w:r>
-              <w:rPr>
-                <w:szCs w:val="24"/>
-              </w:rPr>
-              <w:t>Проведение тестирования</w:t>
-            </w:r>
-          </w:p>
-        </w:tc>
-        <w:tc>
-          <w:tcPr>
-            <w:tcW w:w="8941" w:type="dxa"/>
-            <w:gridSpan w:val="2"/>
-            <w:tcBorders>
-              <w:top w:val="single" w:sz="4" w:space="0" w:color="auto"/>
-              <w:left w:val="single" w:sz="4" w:space="0" w:color="auto"/>
-              <w:bottom w:val="single" w:sz="4" w:space="0" w:color="auto"/>
-              <w:right w:val="single" w:sz="4" w:space="0" w:color="auto"/>
-            </w:tcBorders>
-            <w:hideMark/>
-          </w:tcPr>
-          <w:p>
-            <w:pPr>
-              <w:spacing w:after="0" w:line="276" w:lineRule="auto"/>
-              <w:rPr>
-                <w:b/>
-                <w:szCs w:val="24"/>
-              </w:rPr>
-            </w:pPr>
-            <w:r>
-              <w:rPr>
-                <w:b/>
-                <w:szCs w:val="24"/>
-              </w:rPr>
-              <w:t>Задачи</w:t>
-            </w:r>
+              <w:t>Задача</w:t>
+            </w:r>
+            <w:r>
+              <w:rPr>
+                <w:szCs w:val="24"/>
+              </w:rPr>
+              <w:t xml:space="preserve">, в ходе которой куратор формирует сводный список для уменьшения объема данных, лучшей читаемости и более простого анализа </w:t>
+            </w:r>
+            <w:proofErr w:type="spellStart"/>
+            <w:r>
+              <w:rPr>
+                <w:szCs w:val="24"/>
+              </w:rPr>
+              <w:t>метриков</w:t>
+            </w:r>
+            <w:proofErr w:type="spellEnd"/>
           </w:p>
         </w:tc>
       </w:tr>
@@ -3556,27 +3349,216 @@
         </w:tc>
         <w:tc>
           <w:tcPr>
+            <w:tcW w:w="8941" w:type="dxa"/>
+            <w:gridSpan w:val="2"/>
+            <w:tcBorders>
+              <w:top w:val="single" w:sz="4" w:space="0" w:color="auto"/>
+              <w:left w:val="single" w:sz="4" w:space="0" w:color="auto"/>
+              <w:bottom w:val="single" w:sz="4" w:space="0" w:color="auto"/>
+              <w:right w:val="single" w:sz="4" w:space="0" w:color="auto"/>
+            </w:tcBorders>
+            <w:hideMark/>
+          </w:tcPr>
+          <w:p>
+            <w:pPr>
+              <w:spacing w:after="0" w:line="276" w:lineRule="auto"/>
+              <w:rPr>
+                <w:b/>
+                <w:szCs w:val="24"/>
+              </w:rPr>
+            </w:pPr>
+            <w:r>
+              <w:rPr>
+                <w:b/>
+                <w:szCs w:val="24"/>
+              </w:rPr>
+              <w:t>Объекты</w:t>
+            </w:r>
+          </w:p>
+        </w:tc>
+      </w:tr>
+      <w:tr>
+        <w:trPr>
+          <w:trHeight w:val="296"/>
+        </w:trPr>
+        <w:tc>
+          <w:tcPr>
+            <w:tcW w:w="0" w:type="auto"/>
+            <w:vMerge/>
+            <w:tcBorders>
+              <w:top w:val="single" w:sz="4" w:space="0" w:color="auto"/>
+              <w:left w:val="single" w:sz="4" w:space="0" w:color="auto"/>
+              <w:bottom w:val="single" w:sz="4" w:space="0" w:color="auto"/>
+              <w:right w:val="single" w:sz="4" w:space="0" w:color="auto"/>
+            </w:tcBorders>
+            <w:vAlign w:val="center"/>
+            <w:hideMark/>
+          </w:tcPr>
+          <w:p>
+            <w:pPr>
+              <w:spacing w:after="0" w:line="276" w:lineRule="auto"/>
+              <w:rPr>
+                <w:szCs w:val="24"/>
+              </w:rPr>
+            </w:pPr>
+          </w:p>
+        </w:tc>
+        <w:tc>
+          <w:tcPr>
+            <w:tcW w:w="0" w:type="auto"/>
+            <w:vMerge/>
+            <w:tcBorders>
+              <w:top w:val="single" w:sz="4" w:space="0" w:color="auto"/>
+              <w:left w:val="single" w:sz="4" w:space="0" w:color="auto"/>
+              <w:bottom w:val="single" w:sz="4" w:space="0" w:color="auto"/>
+              <w:right w:val="single" w:sz="4" w:space="0" w:color="auto"/>
+            </w:tcBorders>
+            <w:vAlign w:val="center"/>
+            <w:hideMark/>
+          </w:tcPr>
+          <w:p>
+            <w:pPr>
+              <w:spacing w:after="0" w:line="276" w:lineRule="auto"/>
+              <w:rPr>
+                <w:szCs w:val="24"/>
+              </w:rPr>
+            </w:pPr>
+          </w:p>
+        </w:tc>
+        <w:tc>
+          <w:tcPr>
             <w:tcW w:w="2533" w:type="dxa"/>
             <w:tcBorders>
               <w:top w:val="single" w:sz="4" w:space="0" w:color="auto"/>
               <w:left w:val="single" w:sz="4" w:space="0" w:color="auto"/>
+              <w:right w:val="single" w:sz="4" w:space="0" w:color="auto"/>
+            </w:tcBorders>
+            <w:hideMark/>
+          </w:tcPr>
+          <w:p>
+            <w:pPr>
+              <w:spacing w:after="0" w:line="276" w:lineRule="auto"/>
+              <w:rPr>
+                <w:szCs w:val="24"/>
+              </w:rPr>
+            </w:pPr>
+            <w:r>
+              <w:rPr>
+                <w:szCs w:val="24"/>
+              </w:rPr>
+              <w:t>Сгруппированные списки</w:t>
+            </w:r>
+          </w:p>
+          <w:p>
+            <w:pPr>
+              <w:spacing w:after="0" w:line="276" w:lineRule="auto"/>
+              <w:rPr>
+                <w:szCs w:val="24"/>
+              </w:rPr>
+            </w:pPr>
+          </w:p>
+        </w:tc>
+        <w:tc>
+          <w:tcPr>
+            <w:tcW w:w="6408" w:type="dxa"/>
+            <w:tcBorders>
+              <w:top w:val="single" w:sz="4" w:space="0" w:color="auto"/>
+              <w:left w:val="single" w:sz="4" w:space="0" w:color="auto"/>
+              <w:right w:val="single" w:sz="4" w:space="0" w:color="auto"/>
+            </w:tcBorders>
+            <w:hideMark/>
+          </w:tcPr>
+          <w:p>
+            <w:pPr>
+              <w:spacing w:after="0" w:line="276" w:lineRule="auto"/>
+              <w:rPr>
+                <w:szCs w:val="24"/>
+              </w:rPr>
+            </w:pPr>
+            <w:r>
+              <w:rPr>
+                <w:szCs w:val="24"/>
+              </w:rPr>
+              <w:t>Данные, на основе которых формируется сводный список</w:t>
+            </w:r>
+          </w:p>
+          <w:p>
+            <w:pPr>
+              <w:spacing w:after="0" w:line="276" w:lineRule="auto"/>
+              <w:rPr>
+                <w:szCs w:val="24"/>
+              </w:rPr>
+            </w:pPr>
+          </w:p>
+        </w:tc>
+      </w:tr>
+      <w:tr>
+        <w:trPr>
+          <w:trHeight w:val="296"/>
+        </w:trPr>
+        <w:tc>
+          <w:tcPr>
+            <w:tcW w:w="0" w:type="auto"/>
+            <w:vMerge/>
+            <w:tcBorders>
+              <w:top w:val="single" w:sz="4" w:space="0" w:color="auto"/>
+              <w:left w:val="single" w:sz="4" w:space="0" w:color="auto"/>
               <w:bottom w:val="single" w:sz="4" w:space="0" w:color="auto"/>
               <w:right w:val="single" w:sz="4" w:space="0" w:color="auto"/>
             </w:tcBorders>
-            <w:hideMark/>
-          </w:tcPr>
-          <w:p>
-            <w:pPr>
-              <w:spacing w:after="0" w:line="276" w:lineRule="auto"/>
-              <w:rPr>
-                <w:szCs w:val="24"/>
-              </w:rPr>
-            </w:pPr>
-            <w:r>
-              <w:rPr>
-                <w:szCs w:val="24"/>
-              </w:rPr>
-              <w:t>Выбор теста для прохождения</w:t>
+            <w:vAlign w:val="center"/>
+          </w:tcPr>
+          <w:p>
+            <w:pPr>
+              <w:spacing w:after="0" w:line="276" w:lineRule="auto"/>
+              <w:rPr>
+                <w:szCs w:val="24"/>
+              </w:rPr>
+            </w:pPr>
+          </w:p>
+        </w:tc>
+        <w:tc>
+          <w:tcPr>
+            <w:tcW w:w="0" w:type="auto"/>
+            <w:vMerge/>
+            <w:tcBorders>
+              <w:top w:val="single" w:sz="4" w:space="0" w:color="auto"/>
+              <w:left w:val="single" w:sz="4" w:space="0" w:color="auto"/>
+              <w:bottom w:val="single" w:sz="4" w:space="0" w:color="auto"/>
+              <w:right w:val="single" w:sz="4" w:space="0" w:color="auto"/>
+            </w:tcBorders>
+            <w:vAlign w:val="center"/>
+          </w:tcPr>
+          <w:p>
+            <w:pPr>
+              <w:spacing w:after="0" w:line="276" w:lineRule="auto"/>
+              <w:rPr>
+                <w:szCs w:val="24"/>
+              </w:rPr>
+            </w:pPr>
+          </w:p>
+        </w:tc>
+        <w:tc>
+          <w:tcPr>
+            <w:tcW w:w="2533" w:type="dxa"/>
+            <w:tcBorders>
+              <w:top w:val="single" w:sz="4" w:space="0" w:color="auto"/>
+              <w:left w:val="single" w:sz="4" w:space="0" w:color="auto"/>
+              <w:right w:val="single" w:sz="4" w:space="0" w:color="auto"/>
+            </w:tcBorders>
+          </w:tcPr>
+          <w:p>
+            <w:pPr>
+              <w:spacing w:after="0" w:line="276" w:lineRule="auto"/>
+              <w:rPr>
+                <w:szCs w:val="24"/>
+              </w:rPr>
+            </w:pPr>
+            <w:r>
+              <w:rPr>
+                <w:szCs w:val="24"/>
+              </w:rPr>
+              <w:t>Сводный список</w:t>
             </w:r>
           </w:p>
         </w:tc>
@@ -3586,23 +3568,21 @@
             <w:tcBorders>
               <w:top w:val="single" w:sz="4" w:space="0" w:color="auto"/>
               <w:left w:val="single" w:sz="4" w:space="0" w:color="auto"/>
-              <w:bottom w:val="single" w:sz="4" w:space="0" w:color="auto"/>
-              <w:right w:val="single" w:sz="4" w:space="0" w:color="auto"/>
-            </w:tcBorders>
-            <w:hideMark/>
-          </w:tcPr>
-          <w:p>
-            <w:pPr>
-              <w:spacing w:after="0" w:line="276" w:lineRule="auto"/>
-              <w:rPr>
-                <w:szCs w:val="24"/>
-              </w:rPr>
-            </w:pPr>
-            <w:r>
-              <w:rPr>
-                <w:szCs w:val="24"/>
-              </w:rPr>
-              <w:t>Задача, выбор доступного теста из каталога, выполняет пользователь. Тесты могут быть назначены преподавателем или доступны для самостоятельного прохождения.</w:t>
+              <w:right w:val="single" w:sz="4" w:space="0" w:color="auto"/>
+            </w:tcBorders>
+          </w:tcPr>
+          <w:p>
+            <w:pPr>
+              <w:spacing w:after="0" w:line="276" w:lineRule="auto"/>
+              <w:rPr>
+                <w:szCs w:val="24"/>
+              </w:rPr>
+            </w:pPr>
+            <w:r>
+              <w:rPr>
+                <w:szCs w:val="24"/>
+              </w:rPr>
+              <w:t>Сводный список по данным студентов</w:t>
             </w:r>
           </w:p>
         </w:tc>
@@ -3657,7 +3637,8 @@
         </w:tc>
         <w:tc>
           <w:tcPr>
-            <w:tcW w:w="2533" w:type="dxa"/>
+            <w:tcW w:w="8941" w:type="dxa"/>
+            <w:gridSpan w:val="2"/>
             <w:tcBorders>
               <w:top w:val="single" w:sz="4" w:space="0" w:color="auto"/>
               <w:left w:val="single" w:sz="4" w:space="0" w:color="auto"/>
@@ -3670,47 +3651,23 @@
             <w:pPr>
               <w:spacing w:after="0" w:line="276" w:lineRule="auto"/>
               <w:rPr>
-                <w:szCs w:val="24"/>
-              </w:rPr>
-            </w:pPr>
-            <w:r>
-              <w:rPr>
-                <w:szCs w:val="24"/>
-              </w:rPr>
-              <w:t>Прохождение теста</w:t>
-            </w:r>
-          </w:p>
-        </w:tc>
-        <w:tc>
-          <w:tcPr>
-            <w:tcW w:w="6408" w:type="dxa"/>
-            <w:tcBorders>
-              <w:top w:val="single" w:sz="4" w:space="0" w:color="auto"/>
-              <w:left w:val="single" w:sz="4" w:space="0" w:color="auto"/>
-              <w:bottom w:val="single" w:sz="4" w:space="0" w:color="auto"/>
-              <w:right w:val="single" w:sz="4" w:space="0" w:color="auto"/>
-            </w:tcBorders>
-            <w:hideMark/>
-          </w:tcPr>
-          <w:p>
-            <w:pPr>
-              <w:spacing w:after="0" w:line="276" w:lineRule="auto"/>
-              <w:rPr>
-                <w:szCs w:val="24"/>
-              </w:rPr>
-            </w:pPr>
-            <w:r>
-              <w:rPr>
-                <w:szCs w:val="24"/>
-              </w:rPr>
-              <w:t>Задача, ответы на вопросы в установленное время, выполняет пользователь. Система фиксирует ответы и время выполнения.</w:t>
+                <w:b/>
+                <w:szCs w:val="24"/>
+              </w:rPr>
+            </w:pPr>
+            <w:r>
+              <w:rPr>
+                <w:b/>
+                <w:szCs w:val="24"/>
+              </w:rPr>
+              <w:t>Субъекты</w:t>
             </w:r>
           </w:p>
         </w:tc>
       </w:tr>
       <w:tr>
         <w:trPr>
-          <w:trHeight w:val="64"/>
+          <w:trHeight w:val="1279"/>
         </w:trPr>
         <w:tc>
           <w:tcPr>
@@ -3762,7 +3719,6 @@
             <w:tcBorders>
               <w:top w:val="single" w:sz="4" w:space="0" w:color="auto"/>
               <w:left w:val="single" w:sz="4" w:space="0" w:color="auto"/>
-              <w:bottom w:val="single" w:sz="4" w:space="0" w:color="auto"/>
               <w:right w:val="single" w:sz="4" w:space="0" w:color="auto"/>
             </w:tcBorders>
             <w:hideMark/>
@@ -3778,7 +3734,21 @@
               <w:rPr>
                 <w:szCs w:val="24"/>
               </w:rPr>
-              <w:t>Завершение теста</w:t>
+              <w:t>Куратор научных направлений</w:t>
+            </w:r>
+          </w:p>
+          <w:p>
+            <w:pPr>
+              <w:spacing w:after="0" w:line="276" w:lineRule="auto"/>
+              <w:rPr>
+                <w:szCs w:val="24"/>
+              </w:rPr>
+            </w:pPr>
+            <w:r>
+              <w:rPr>
+                <w:szCs w:val="24"/>
+              </w:rPr>
+              <w:t>Преподаватель</w:t>
             </w:r>
           </w:p>
         </w:tc>
@@ -3788,7 +3758,6 @@
             <w:tcBorders>
               <w:top w:val="single" w:sz="4" w:space="0" w:color="auto"/>
               <w:left w:val="single" w:sz="4" w:space="0" w:color="auto"/>
-              <w:bottom w:val="single" w:sz="4" w:space="0" w:color="auto"/>
               <w:right w:val="single" w:sz="4" w:space="0" w:color="auto"/>
             </w:tcBorders>
             <w:hideMark/>
@@ -3804,1519 +3773,22 @@
               <w:rPr>
                 <w:szCs w:val="24"/>
               </w:rPr>
-              <w:t>Задача, отправка результатов на обработку, выполняет система автоматически по истечении времени или по команде пользователя.</w:t>
-            </w:r>
-          </w:p>
-        </w:tc>
-      </w:tr>
-      <w:tr>
-        <w:trPr>
-          <w:trHeight w:val="64"/>
-        </w:trPr>
-        <w:tc>
-          <w:tcPr>
-            <w:tcW w:w="0" w:type="auto"/>
-            <w:vMerge/>
-            <w:tcBorders>
-              <w:top w:val="single" w:sz="4" w:space="0" w:color="auto"/>
-              <w:left w:val="single" w:sz="4" w:space="0" w:color="auto"/>
-              <w:bottom w:val="single" w:sz="4" w:space="0" w:color="auto"/>
-              <w:right w:val="single" w:sz="4" w:space="0" w:color="auto"/>
-            </w:tcBorders>
-            <w:vAlign w:val="center"/>
-            <w:hideMark/>
-          </w:tcPr>
-          <w:p>
-            <w:pPr>
-              <w:spacing w:after="0" w:line="276" w:lineRule="auto"/>
-              <w:rPr>
-                <w:szCs w:val="24"/>
-              </w:rPr>
-            </w:pPr>
-          </w:p>
-        </w:tc>
-        <w:tc>
-          <w:tcPr>
-            <w:tcW w:w="0" w:type="auto"/>
-            <w:vMerge/>
-            <w:tcBorders>
-              <w:top w:val="single" w:sz="4" w:space="0" w:color="auto"/>
-              <w:left w:val="single" w:sz="4" w:space="0" w:color="auto"/>
-              <w:bottom w:val="single" w:sz="4" w:space="0" w:color="auto"/>
-              <w:right w:val="single" w:sz="4" w:space="0" w:color="auto"/>
-            </w:tcBorders>
-            <w:vAlign w:val="center"/>
-            <w:hideMark/>
-          </w:tcPr>
-          <w:p>
-            <w:pPr>
-              <w:spacing w:after="0" w:line="276" w:lineRule="auto"/>
-              <w:rPr>
-                <w:szCs w:val="24"/>
-              </w:rPr>
-            </w:pPr>
-          </w:p>
-        </w:tc>
-        <w:tc>
-          <w:tcPr>
-            <w:tcW w:w="8941" w:type="dxa"/>
-            <w:gridSpan w:val="2"/>
-            <w:tcBorders>
-              <w:top w:val="single" w:sz="4" w:space="0" w:color="auto"/>
-              <w:left w:val="single" w:sz="4" w:space="0" w:color="auto"/>
-              <w:bottom w:val="single" w:sz="4" w:space="0" w:color="auto"/>
-              <w:right w:val="single" w:sz="4" w:space="0" w:color="auto"/>
-            </w:tcBorders>
-            <w:hideMark/>
-          </w:tcPr>
-          <w:p>
-            <w:pPr>
-              <w:spacing w:after="0" w:line="276" w:lineRule="auto"/>
-              <w:rPr>
-                <w:b/>
-                <w:szCs w:val="24"/>
-              </w:rPr>
-            </w:pPr>
-            <w:r>
-              <w:rPr>
-                <w:b/>
-                <w:szCs w:val="24"/>
-              </w:rPr>
-              <w:t>Объекты</w:t>
-            </w:r>
-          </w:p>
-        </w:tc>
-      </w:tr>
-      <w:tr>
-        <w:trPr>
-          <w:trHeight w:val="64"/>
-        </w:trPr>
-        <w:tc>
-          <w:tcPr>
-            <w:tcW w:w="0" w:type="auto"/>
-            <w:vMerge/>
-            <w:tcBorders>
-              <w:top w:val="single" w:sz="4" w:space="0" w:color="auto"/>
-              <w:left w:val="single" w:sz="4" w:space="0" w:color="auto"/>
-              <w:bottom w:val="single" w:sz="4" w:space="0" w:color="auto"/>
-              <w:right w:val="single" w:sz="4" w:space="0" w:color="auto"/>
-            </w:tcBorders>
-            <w:vAlign w:val="center"/>
-            <w:hideMark/>
-          </w:tcPr>
-          <w:p>
-            <w:pPr>
-              <w:spacing w:after="0" w:line="276" w:lineRule="auto"/>
-              <w:rPr>
-                <w:szCs w:val="24"/>
-              </w:rPr>
-            </w:pPr>
-          </w:p>
-        </w:tc>
-        <w:tc>
-          <w:tcPr>
-            <w:tcW w:w="0" w:type="auto"/>
-            <w:vMerge/>
-            <w:tcBorders>
-              <w:top w:val="single" w:sz="4" w:space="0" w:color="auto"/>
-              <w:left w:val="single" w:sz="4" w:space="0" w:color="auto"/>
-              <w:bottom w:val="single" w:sz="4" w:space="0" w:color="auto"/>
-              <w:right w:val="single" w:sz="4" w:space="0" w:color="auto"/>
-            </w:tcBorders>
-            <w:vAlign w:val="center"/>
-            <w:hideMark/>
-          </w:tcPr>
-          <w:p>
-            <w:pPr>
-              <w:spacing w:after="0" w:line="276" w:lineRule="auto"/>
-              <w:rPr>
-                <w:szCs w:val="24"/>
-              </w:rPr>
-            </w:pPr>
-          </w:p>
-        </w:tc>
-        <w:tc>
-          <w:tcPr>
-            <w:tcW w:w="2533" w:type="dxa"/>
-            <w:tcBorders>
-              <w:top w:val="single" w:sz="4" w:space="0" w:color="auto"/>
-              <w:left w:val="single" w:sz="4" w:space="0" w:color="auto"/>
-              <w:bottom w:val="single" w:sz="4" w:space="0" w:color="auto"/>
-              <w:right w:val="single" w:sz="4" w:space="0" w:color="auto"/>
-            </w:tcBorders>
-            <w:hideMark/>
-          </w:tcPr>
-          <w:p>
-            <w:pPr>
-              <w:spacing w:after="0" w:line="276" w:lineRule="auto"/>
-              <w:rPr>
-                <w:szCs w:val="24"/>
-              </w:rPr>
-            </w:pPr>
-            <w:r>
-              <w:rPr>
-                <w:szCs w:val="24"/>
-              </w:rPr>
-              <w:t>Сессия тестирования</w:t>
-            </w:r>
-          </w:p>
-        </w:tc>
-        <w:tc>
-          <w:tcPr>
-            <w:tcW w:w="6408" w:type="dxa"/>
-            <w:tcBorders>
-              <w:top w:val="single" w:sz="4" w:space="0" w:color="auto"/>
-              <w:left w:val="single" w:sz="4" w:space="0" w:color="auto"/>
-              <w:bottom w:val="single" w:sz="4" w:space="0" w:color="auto"/>
-              <w:right w:val="single" w:sz="4" w:space="0" w:color="auto"/>
-            </w:tcBorders>
-            <w:hideMark/>
-          </w:tcPr>
-          <w:p>
-            <w:pPr>
-              <w:spacing w:after="0" w:line="276" w:lineRule="auto"/>
-              <w:rPr>
-                <w:szCs w:val="24"/>
-              </w:rPr>
-            </w:pPr>
-            <w:r>
-              <w:rPr>
-                <w:szCs w:val="24"/>
-              </w:rPr>
-              <w:t>Временная запись, содержащая данные о выбранном тесте, ответах пользователя, времени начала и окончания.</w:t>
-            </w:r>
-          </w:p>
-        </w:tc>
-      </w:tr>
-      <w:tr>
-        <w:trPr>
-          <w:trHeight w:val="64"/>
-        </w:trPr>
-        <w:tc>
-          <w:tcPr>
-            <w:tcW w:w="0" w:type="auto"/>
-            <w:vMerge/>
-            <w:tcBorders>
-              <w:top w:val="single" w:sz="4" w:space="0" w:color="auto"/>
-              <w:left w:val="single" w:sz="4" w:space="0" w:color="auto"/>
-              <w:bottom w:val="single" w:sz="4" w:space="0" w:color="auto"/>
-              <w:right w:val="single" w:sz="4" w:space="0" w:color="auto"/>
-            </w:tcBorders>
-            <w:vAlign w:val="center"/>
-            <w:hideMark/>
-          </w:tcPr>
-          <w:p>
-            <w:pPr>
-              <w:spacing w:after="0" w:line="276" w:lineRule="auto"/>
-              <w:rPr>
-                <w:szCs w:val="24"/>
-              </w:rPr>
-            </w:pPr>
-          </w:p>
-        </w:tc>
-        <w:tc>
-          <w:tcPr>
-            <w:tcW w:w="0" w:type="auto"/>
-            <w:vMerge/>
-            <w:tcBorders>
-              <w:top w:val="single" w:sz="4" w:space="0" w:color="auto"/>
-              <w:left w:val="single" w:sz="4" w:space="0" w:color="auto"/>
-              <w:bottom w:val="single" w:sz="4" w:space="0" w:color="auto"/>
-              <w:right w:val="single" w:sz="4" w:space="0" w:color="auto"/>
-            </w:tcBorders>
-            <w:vAlign w:val="center"/>
-            <w:hideMark/>
-          </w:tcPr>
-          <w:p>
-            <w:pPr>
-              <w:spacing w:after="0" w:line="276" w:lineRule="auto"/>
-              <w:rPr>
-                <w:szCs w:val="24"/>
-              </w:rPr>
-            </w:pPr>
-          </w:p>
-        </w:tc>
-        <w:tc>
-          <w:tcPr>
-            <w:tcW w:w="2533" w:type="dxa"/>
-            <w:tcBorders>
-              <w:top w:val="single" w:sz="4" w:space="0" w:color="auto"/>
-              <w:left w:val="single" w:sz="4" w:space="0" w:color="auto"/>
-              <w:bottom w:val="single" w:sz="4" w:space="0" w:color="auto"/>
-              <w:right w:val="single" w:sz="4" w:space="0" w:color="auto"/>
-            </w:tcBorders>
-            <w:hideMark/>
-          </w:tcPr>
-          <w:p>
-            <w:pPr>
-              <w:spacing w:after="0" w:line="276" w:lineRule="auto"/>
-              <w:rPr>
-                <w:szCs w:val="24"/>
-              </w:rPr>
-            </w:pPr>
-            <w:r>
-              <w:rPr>
-                <w:szCs w:val="24"/>
-              </w:rPr>
-              <w:t>Ответ пользователя</w:t>
-            </w:r>
-          </w:p>
-        </w:tc>
-        <w:tc>
-          <w:tcPr>
-            <w:tcW w:w="6408" w:type="dxa"/>
-            <w:tcBorders>
-              <w:top w:val="single" w:sz="4" w:space="0" w:color="auto"/>
-              <w:left w:val="single" w:sz="4" w:space="0" w:color="auto"/>
-              <w:bottom w:val="single" w:sz="4" w:space="0" w:color="auto"/>
-              <w:right w:val="single" w:sz="4" w:space="0" w:color="auto"/>
-            </w:tcBorders>
-            <w:hideMark/>
-          </w:tcPr>
-          <w:p>
-            <w:pPr>
-              <w:spacing w:after="0" w:line="276" w:lineRule="auto"/>
-              <w:rPr>
-                <w:szCs w:val="24"/>
-              </w:rPr>
-            </w:pPr>
-            <w:r>
-              <w:rPr>
-                <w:szCs w:val="24"/>
-              </w:rPr>
-              <w:t>Данные, введённые пользователем в ответ на вопрос теста.</w:t>
-            </w:r>
-          </w:p>
-        </w:tc>
-      </w:tr>
-      <w:tr>
-        <w:trPr>
-          <w:trHeight w:val="64"/>
-        </w:trPr>
-        <w:tc>
-          <w:tcPr>
-            <w:tcW w:w="0" w:type="auto"/>
-            <w:vMerge/>
-            <w:tcBorders>
-              <w:top w:val="single" w:sz="4" w:space="0" w:color="auto"/>
-              <w:left w:val="single" w:sz="4" w:space="0" w:color="auto"/>
-              <w:bottom w:val="single" w:sz="4" w:space="0" w:color="auto"/>
-              <w:right w:val="single" w:sz="4" w:space="0" w:color="auto"/>
-            </w:tcBorders>
-            <w:vAlign w:val="center"/>
-            <w:hideMark/>
-          </w:tcPr>
-          <w:p>
-            <w:pPr>
-              <w:spacing w:after="0" w:line="276" w:lineRule="auto"/>
-              <w:rPr>
-                <w:szCs w:val="24"/>
-              </w:rPr>
-            </w:pPr>
-          </w:p>
-        </w:tc>
-        <w:tc>
-          <w:tcPr>
-            <w:tcW w:w="0" w:type="auto"/>
-            <w:vMerge/>
-            <w:tcBorders>
-              <w:top w:val="single" w:sz="4" w:space="0" w:color="auto"/>
-              <w:left w:val="single" w:sz="4" w:space="0" w:color="auto"/>
-              <w:bottom w:val="single" w:sz="4" w:space="0" w:color="auto"/>
-              <w:right w:val="single" w:sz="4" w:space="0" w:color="auto"/>
-            </w:tcBorders>
-            <w:vAlign w:val="center"/>
-            <w:hideMark/>
-          </w:tcPr>
-          <w:p>
-            <w:pPr>
-              <w:spacing w:after="0" w:line="276" w:lineRule="auto"/>
-              <w:rPr>
-                <w:szCs w:val="24"/>
-              </w:rPr>
-            </w:pPr>
-          </w:p>
-        </w:tc>
-        <w:tc>
-          <w:tcPr>
-            <w:tcW w:w="8941" w:type="dxa"/>
-            <w:gridSpan w:val="2"/>
-            <w:tcBorders>
-              <w:top w:val="single" w:sz="4" w:space="0" w:color="auto"/>
-              <w:left w:val="single" w:sz="4" w:space="0" w:color="auto"/>
-              <w:bottom w:val="single" w:sz="4" w:space="0" w:color="auto"/>
-              <w:right w:val="single" w:sz="4" w:space="0" w:color="auto"/>
-            </w:tcBorders>
-            <w:hideMark/>
-          </w:tcPr>
-          <w:p>
-            <w:pPr>
-              <w:spacing w:after="0" w:line="276" w:lineRule="auto"/>
-              <w:rPr>
-                <w:b/>
-                <w:szCs w:val="24"/>
-              </w:rPr>
-            </w:pPr>
-            <w:r>
-              <w:rPr>
-                <w:b/>
-                <w:szCs w:val="24"/>
-              </w:rPr>
-              <w:t>Субъекты</w:t>
-            </w:r>
-          </w:p>
-        </w:tc>
-      </w:tr>
-      <w:tr>
-        <w:trPr>
-          <w:trHeight w:val="64"/>
-        </w:trPr>
-        <w:tc>
-          <w:tcPr>
-            <w:tcW w:w="0" w:type="auto"/>
-            <w:vMerge/>
-            <w:tcBorders>
-              <w:top w:val="single" w:sz="4" w:space="0" w:color="auto"/>
-              <w:left w:val="single" w:sz="4" w:space="0" w:color="auto"/>
-              <w:bottom w:val="single" w:sz="4" w:space="0" w:color="auto"/>
-              <w:right w:val="single" w:sz="4" w:space="0" w:color="auto"/>
-            </w:tcBorders>
-            <w:vAlign w:val="center"/>
-            <w:hideMark/>
-          </w:tcPr>
-          <w:p>
-            <w:pPr>
-              <w:spacing w:after="0" w:line="276" w:lineRule="auto"/>
-              <w:rPr>
-                <w:szCs w:val="24"/>
-              </w:rPr>
-            </w:pPr>
-          </w:p>
-        </w:tc>
-        <w:tc>
-          <w:tcPr>
-            <w:tcW w:w="0" w:type="auto"/>
-            <w:vMerge/>
-            <w:tcBorders>
-              <w:top w:val="single" w:sz="4" w:space="0" w:color="auto"/>
-              <w:left w:val="single" w:sz="4" w:space="0" w:color="auto"/>
-              <w:bottom w:val="single" w:sz="4" w:space="0" w:color="auto"/>
-              <w:right w:val="single" w:sz="4" w:space="0" w:color="auto"/>
-            </w:tcBorders>
-            <w:vAlign w:val="center"/>
-            <w:hideMark/>
-          </w:tcPr>
-          <w:p>
-            <w:pPr>
-              <w:spacing w:after="0" w:line="276" w:lineRule="auto"/>
-              <w:rPr>
-                <w:szCs w:val="24"/>
-              </w:rPr>
-            </w:pPr>
-          </w:p>
-        </w:tc>
-        <w:tc>
-          <w:tcPr>
-            <w:tcW w:w="2533" w:type="dxa"/>
-            <w:tcBorders>
-              <w:top w:val="single" w:sz="4" w:space="0" w:color="auto"/>
-              <w:left w:val="single" w:sz="4" w:space="0" w:color="auto"/>
-              <w:bottom w:val="single" w:sz="4" w:space="0" w:color="auto"/>
-              <w:right w:val="single" w:sz="4" w:space="0" w:color="auto"/>
-            </w:tcBorders>
-            <w:hideMark/>
-          </w:tcPr>
-          <w:p>
-            <w:pPr>
-              <w:spacing w:after="0" w:line="276" w:lineRule="auto"/>
-              <w:rPr>
-                <w:szCs w:val="24"/>
-              </w:rPr>
-            </w:pPr>
-            <w:r>
-              <w:rPr>
-                <w:szCs w:val="24"/>
-              </w:rPr>
-              <w:t>Пользователь</w:t>
-            </w:r>
-          </w:p>
-        </w:tc>
-        <w:tc>
-          <w:tcPr>
-            <w:tcW w:w="6408" w:type="dxa"/>
-            <w:tcBorders>
-              <w:top w:val="single" w:sz="4" w:space="0" w:color="auto"/>
-              <w:left w:val="single" w:sz="4" w:space="0" w:color="auto"/>
-              <w:bottom w:val="single" w:sz="4" w:space="0" w:color="auto"/>
-              <w:right w:val="single" w:sz="4" w:space="0" w:color="auto"/>
-            </w:tcBorders>
-            <w:hideMark/>
-          </w:tcPr>
-          <w:p>
-            <w:pPr>
-              <w:spacing w:after="0" w:line="276" w:lineRule="auto"/>
-              <w:rPr>
-                <w:szCs w:val="24"/>
-              </w:rPr>
-            </w:pPr>
-            <w:r>
-              <w:rPr>
-                <w:szCs w:val="24"/>
-              </w:rPr>
-              <w:t>Физическое лицо, проходящее тест для получения оценки или сертификата.</w:t>
-            </w:r>
-          </w:p>
-        </w:tc>
-      </w:tr>
-      <w:tr>
-        <w:trPr>
-          <w:trHeight w:val="64"/>
-        </w:trPr>
-        <w:tc>
-          <w:tcPr>
-            <w:tcW w:w="0" w:type="auto"/>
-            <w:vMerge/>
-            <w:tcBorders>
-              <w:top w:val="single" w:sz="4" w:space="0" w:color="auto"/>
-              <w:left w:val="single" w:sz="4" w:space="0" w:color="auto"/>
-              <w:bottom w:val="single" w:sz="4" w:space="0" w:color="auto"/>
-              <w:right w:val="single" w:sz="4" w:space="0" w:color="auto"/>
-            </w:tcBorders>
-            <w:vAlign w:val="center"/>
-            <w:hideMark/>
-          </w:tcPr>
-          <w:p>
-            <w:pPr>
-              <w:spacing w:after="0" w:line="276" w:lineRule="auto"/>
-              <w:rPr>
-                <w:szCs w:val="24"/>
-              </w:rPr>
-            </w:pPr>
-          </w:p>
-        </w:tc>
-        <w:tc>
-          <w:tcPr>
-            <w:tcW w:w="0" w:type="auto"/>
-            <w:vMerge/>
-            <w:tcBorders>
-              <w:top w:val="single" w:sz="4" w:space="0" w:color="auto"/>
-              <w:left w:val="single" w:sz="4" w:space="0" w:color="auto"/>
-              <w:bottom w:val="single" w:sz="4" w:space="0" w:color="auto"/>
-              <w:right w:val="single" w:sz="4" w:space="0" w:color="auto"/>
-            </w:tcBorders>
-            <w:vAlign w:val="center"/>
-            <w:hideMark/>
-          </w:tcPr>
-          <w:p>
-            <w:pPr>
-              <w:spacing w:after="0" w:line="276" w:lineRule="auto"/>
-              <w:rPr>
-                <w:szCs w:val="24"/>
-              </w:rPr>
-            </w:pPr>
-          </w:p>
-        </w:tc>
-        <w:tc>
-          <w:tcPr>
-            <w:tcW w:w="2533" w:type="dxa"/>
-            <w:tcBorders>
-              <w:top w:val="single" w:sz="4" w:space="0" w:color="auto"/>
-              <w:left w:val="single" w:sz="4" w:space="0" w:color="auto"/>
-              <w:bottom w:val="single" w:sz="4" w:space="0" w:color="auto"/>
-              <w:right w:val="single" w:sz="4" w:space="0" w:color="auto"/>
-            </w:tcBorders>
-            <w:hideMark/>
-          </w:tcPr>
-          <w:p>
-            <w:pPr>
-              <w:spacing w:after="0" w:line="276" w:lineRule="auto"/>
-              <w:rPr>
-                <w:szCs w:val="24"/>
-              </w:rPr>
-            </w:pPr>
-            <w:r>
-              <w:rPr>
-                <w:szCs w:val="24"/>
-              </w:rPr>
-              <w:t>Преподаватель</w:t>
-            </w:r>
-          </w:p>
-        </w:tc>
-        <w:tc>
-          <w:tcPr>
-            <w:tcW w:w="6408" w:type="dxa"/>
-            <w:tcBorders>
-              <w:top w:val="single" w:sz="4" w:space="0" w:color="auto"/>
-              <w:left w:val="single" w:sz="4" w:space="0" w:color="auto"/>
-              <w:bottom w:val="single" w:sz="4" w:space="0" w:color="auto"/>
-              <w:right w:val="single" w:sz="4" w:space="0" w:color="auto"/>
-            </w:tcBorders>
-            <w:hideMark/>
-          </w:tcPr>
-          <w:p>
-            <w:pPr>
-              <w:spacing w:after="0" w:line="276" w:lineRule="auto"/>
-              <w:rPr>
-                <w:szCs w:val="24"/>
-              </w:rPr>
-            </w:pPr>
-            <w:r>
-              <w:rPr>
-                <w:szCs w:val="24"/>
-              </w:rPr>
-              <w:t>Сотрудник, назначающий тест и контролирующий процесс тестирования.</w:t>
-            </w:r>
-          </w:p>
-        </w:tc>
-      </w:tr>
-      <w:tr>
-        <w:trPr>
-          <w:trHeight w:val="64"/>
-        </w:trPr>
-        <w:tc>
-          <w:tcPr>
-            <w:tcW w:w="563" w:type="dxa"/>
-            <w:vMerge w:val="restart"/>
-            <w:tcBorders>
-              <w:top w:val="single" w:sz="4" w:space="0" w:color="auto"/>
-              <w:left w:val="single" w:sz="4" w:space="0" w:color="auto"/>
-              <w:bottom w:val="single" w:sz="4" w:space="0" w:color="auto"/>
-              <w:right w:val="single" w:sz="4" w:space="0" w:color="auto"/>
-            </w:tcBorders>
-            <w:hideMark/>
-          </w:tcPr>
-          <w:p>
-            <w:pPr>
-              <w:spacing w:after="0" w:line="276" w:lineRule="auto"/>
-              <w:rPr>
-                <w:szCs w:val="24"/>
-              </w:rPr>
-            </w:pPr>
-            <w:r>
-              <w:rPr>
-                <w:szCs w:val="24"/>
-              </w:rPr>
-              <w:t>4</w:t>
-            </w:r>
-          </w:p>
-        </w:tc>
-        <w:tc>
-          <w:tcPr>
-            <w:tcW w:w="1837" w:type="dxa"/>
-            <w:vMerge w:val="restart"/>
-            <w:tcBorders>
-              <w:top w:val="single" w:sz="4" w:space="0" w:color="auto"/>
-              <w:left w:val="single" w:sz="4" w:space="0" w:color="auto"/>
-              <w:bottom w:val="single" w:sz="4" w:space="0" w:color="auto"/>
-              <w:right w:val="single" w:sz="4" w:space="0" w:color="auto"/>
-            </w:tcBorders>
-            <w:hideMark/>
-          </w:tcPr>
-          <w:p>
-            <w:pPr>
-              <w:spacing w:after="0" w:line="276" w:lineRule="auto"/>
-              <w:rPr>
-                <w:szCs w:val="24"/>
-              </w:rPr>
-            </w:pPr>
-            <w:r>
-              <w:rPr>
-                <w:szCs w:val="24"/>
-              </w:rPr>
-              <w:t>Сбор и анализ статистики</w:t>
-            </w:r>
-          </w:p>
-        </w:tc>
-        <w:tc>
-          <w:tcPr>
-            <w:tcW w:w="8941" w:type="dxa"/>
-            <w:gridSpan w:val="2"/>
-            <w:tcBorders>
-              <w:top w:val="single" w:sz="4" w:space="0" w:color="auto"/>
-              <w:left w:val="single" w:sz="4" w:space="0" w:color="auto"/>
-              <w:bottom w:val="single" w:sz="4" w:space="0" w:color="auto"/>
-              <w:right w:val="single" w:sz="4" w:space="0" w:color="auto"/>
-            </w:tcBorders>
-            <w:hideMark/>
-          </w:tcPr>
-          <w:p>
-            <w:pPr>
-              <w:spacing w:after="0" w:line="276" w:lineRule="auto"/>
-              <w:rPr>
-                <w:b/>
-                <w:szCs w:val="24"/>
-              </w:rPr>
-            </w:pPr>
-            <w:r>
-              <w:rPr>
-                <w:b/>
-                <w:szCs w:val="24"/>
-              </w:rPr>
-              <w:t>Задачи</w:t>
-            </w:r>
-          </w:p>
-        </w:tc>
-      </w:tr>
-      <w:tr>
-        <w:trPr>
-          <w:trHeight w:val="64"/>
-        </w:trPr>
-        <w:tc>
-          <w:tcPr>
-            <w:tcW w:w="0" w:type="auto"/>
-            <w:vMerge/>
-            <w:tcBorders>
-              <w:top w:val="single" w:sz="4" w:space="0" w:color="auto"/>
-              <w:left w:val="single" w:sz="4" w:space="0" w:color="auto"/>
-              <w:bottom w:val="single" w:sz="4" w:space="0" w:color="auto"/>
-              <w:right w:val="single" w:sz="4" w:space="0" w:color="auto"/>
-            </w:tcBorders>
-            <w:vAlign w:val="center"/>
-            <w:hideMark/>
-          </w:tcPr>
-          <w:p>
-            <w:pPr>
-              <w:spacing w:after="0" w:line="276" w:lineRule="auto"/>
-              <w:rPr>
-                <w:szCs w:val="24"/>
-              </w:rPr>
-            </w:pPr>
-          </w:p>
-        </w:tc>
-        <w:tc>
-          <w:tcPr>
-            <w:tcW w:w="0" w:type="auto"/>
-            <w:vMerge/>
-            <w:tcBorders>
-              <w:top w:val="single" w:sz="4" w:space="0" w:color="auto"/>
-              <w:left w:val="single" w:sz="4" w:space="0" w:color="auto"/>
-              <w:bottom w:val="single" w:sz="4" w:space="0" w:color="auto"/>
-              <w:right w:val="single" w:sz="4" w:space="0" w:color="auto"/>
-            </w:tcBorders>
-            <w:vAlign w:val="center"/>
-            <w:hideMark/>
-          </w:tcPr>
-          <w:p>
-            <w:pPr>
-              <w:spacing w:after="0" w:line="276" w:lineRule="auto"/>
-              <w:rPr>
-                <w:szCs w:val="24"/>
-              </w:rPr>
-            </w:pPr>
-          </w:p>
-        </w:tc>
-        <w:tc>
-          <w:tcPr>
-            <w:tcW w:w="2533" w:type="dxa"/>
-            <w:tcBorders>
-              <w:top w:val="single" w:sz="4" w:space="0" w:color="auto"/>
-              <w:left w:val="single" w:sz="4" w:space="0" w:color="auto"/>
-              <w:bottom w:val="single" w:sz="4" w:space="0" w:color="auto"/>
-              <w:right w:val="single" w:sz="4" w:space="0" w:color="auto"/>
-            </w:tcBorders>
-            <w:hideMark/>
-          </w:tcPr>
-          <w:p>
-            <w:pPr>
-              <w:spacing w:after="0" w:line="276" w:lineRule="auto"/>
-              <w:rPr>
-                <w:szCs w:val="24"/>
-              </w:rPr>
-            </w:pPr>
-            <w:r>
-              <w:rPr>
-                <w:szCs w:val="24"/>
-              </w:rPr>
-              <w:t>Формирование отчётов по результатам тестирования</w:t>
-            </w:r>
-          </w:p>
-        </w:tc>
-        <w:tc>
-          <w:tcPr>
-            <w:tcW w:w="6408" w:type="dxa"/>
-            <w:tcBorders>
-              <w:top w:val="single" w:sz="4" w:space="0" w:color="auto"/>
-              <w:left w:val="single" w:sz="4" w:space="0" w:color="auto"/>
-              <w:bottom w:val="single" w:sz="4" w:space="0" w:color="auto"/>
-              <w:right w:val="single" w:sz="4" w:space="0" w:color="auto"/>
-            </w:tcBorders>
-            <w:hideMark/>
-          </w:tcPr>
-          <w:p>
-            <w:pPr>
-              <w:spacing w:after="0" w:line="276" w:lineRule="auto"/>
-              <w:rPr>
-                <w:szCs w:val="24"/>
-              </w:rPr>
-            </w:pPr>
-            <w:r>
-              <w:rPr>
-                <w:szCs w:val="24"/>
-              </w:rPr>
-              <w:t>Задача, генерация статистики по успеваемости, средним баллам, частоте прохождения тестов, выполняет система по запросу преподавателя или администратора.</w:t>
-            </w:r>
-          </w:p>
-        </w:tc>
-      </w:tr>
-      <w:tr>
-        <w:trPr>
-          <w:trHeight w:val="64"/>
-        </w:trPr>
-        <w:tc>
-          <w:tcPr>
-            <w:tcW w:w="0" w:type="auto"/>
-            <w:vMerge/>
-            <w:tcBorders>
-              <w:top w:val="single" w:sz="4" w:space="0" w:color="auto"/>
-              <w:left w:val="single" w:sz="4" w:space="0" w:color="auto"/>
-              <w:bottom w:val="single" w:sz="4" w:space="0" w:color="auto"/>
-              <w:right w:val="single" w:sz="4" w:space="0" w:color="auto"/>
-            </w:tcBorders>
-            <w:vAlign w:val="center"/>
-            <w:hideMark/>
-          </w:tcPr>
-          <w:p>
-            <w:pPr>
-              <w:spacing w:after="0" w:line="276" w:lineRule="auto"/>
-              <w:rPr>
-                <w:szCs w:val="24"/>
-              </w:rPr>
-            </w:pPr>
-          </w:p>
-        </w:tc>
-        <w:tc>
-          <w:tcPr>
-            <w:tcW w:w="0" w:type="auto"/>
-            <w:vMerge/>
-            <w:tcBorders>
-              <w:top w:val="single" w:sz="4" w:space="0" w:color="auto"/>
-              <w:left w:val="single" w:sz="4" w:space="0" w:color="auto"/>
-              <w:bottom w:val="single" w:sz="4" w:space="0" w:color="auto"/>
-              <w:right w:val="single" w:sz="4" w:space="0" w:color="auto"/>
-            </w:tcBorders>
-            <w:vAlign w:val="center"/>
-            <w:hideMark/>
-          </w:tcPr>
-          <w:p>
-            <w:pPr>
-              <w:spacing w:after="0" w:line="276" w:lineRule="auto"/>
-              <w:rPr>
-                <w:szCs w:val="24"/>
-              </w:rPr>
-            </w:pPr>
-          </w:p>
-        </w:tc>
-        <w:tc>
-          <w:tcPr>
-            <w:tcW w:w="2533" w:type="dxa"/>
-            <w:tcBorders>
-              <w:top w:val="single" w:sz="4" w:space="0" w:color="auto"/>
-              <w:left w:val="single" w:sz="4" w:space="0" w:color="auto"/>
-              <w:bottom w:val="single" w:sz="4" w:space="0" w:color="auto"/>
-              <w:right w:val="single" w:sz="4" w:space="0" w:color="auto"/>
-            </w:tcBorders>
-            <w:hideMark/>
-          </w:tcPr>
-          <w:p>
-            <w:pPr>
-              <w:spacing w:after="0" w:line="276" w:lineRule="auto"/>
-              <w:rPr>
-                <w:szCs w:val="24"/>
-              </w:rPr>
-            </w:pPr>
-            <w:r>
-              <w:rPr>
-                <w:szCs w:val="24"/>
-              </w:rPr>
-              <w:t>Анализ эффективности тестов</w:t>
-            </w:r>
-          </w:p>
-        </w:tc>
-        <w:tc>
-          <w:tcPr>
-            <w:tcW w:w="6408" w:type="dxa"/>
-            <w:tcBorders>
-              <w:top w:val="single" w:sz="4" w:space="0" w:color="auto"/>
-              <w:left w:val="single" w:sz="4" w:space="0" w:color="auto"/>
-              <w:bottom w:val="single" w:sz="4" w:space="0" w:color="auto"/>
-              <w:right w:val="single" w:sz="4" w:space="0" w:color="auto"/>
-            </w:tcBorders>
-            <w:hideMark/>
-          </w:tcPr>
-          <w:p>
-            <w:pPr>
-              <w:spacing w:after="0" w:line="276" w:lineRule="auto"/>
-              <w:rPr>
-                <w:szCs w:val="24"/>
-              </w:rPr>
-            </w:pPr>
-            <w:r>
-              <w:rPr>
-                <w:szCs w:val="24"/>
-              </w:rPr>
-              <w:t>Задача, оценка сложности вопросов, выявление некорректных заданий, выполняет преподаватель или модератор на основе статистики ответов.</w:t>
-            </w:r>
-          </w:p>
-        </w:tc>
-      </w:tr>
-      <w:tr>
-        <w:trPr>
-          <w:trHeight w:val="64"/>
-        </w:trPr>
-        <w:tc>
-          <w:tcPr>
-            <w:tcW w:w="0" w:type="auto"/>
-            <w:vMerge/>
-            <w:tcBorders>
-              <w:top w:val="single" w:sz="4" w:space="0" w:color="auto"/>
-              <w:left w:val="single" w:sz="4" w:space="0" w:color="auto"/>
-              <w:bottom w:val="single" w:sz="4" w:space="0" w:color="auto"/>
-              <w:right w:val="single" w:sz="4" w:space="0" w:color="auto"/>
-            </w:tcBorders>
-            <w:vAlign w:val="center"/>
-            <w:hideMark/>
-          </w:tcPr>
-          <w:p>
-            <w:pPr>
-              <w:spacing w:after="0" w:line="276" w:lineRule="auto"/>
-              <w:rPr>
-                <w:szCs w:val="24"/>
-              </w:rPr>
-            </w:pPr>
-          </w:p>
-        </w:tc>
-        <w:tc>
-          <w:tcPr>
-            <w:tcW w:w="0" w:type="auto"/>
-            <w:vMerge/>
-            <w:tcBorders>
-              <w:top w:val="single" w:sz="4" w:space="0" w:color="auto"/>
-              <w:left w:val="single" w:sz="4" w:space="0" w:color="auto"/>
-              <w:bottom w:val="single" w:sz="4" w:space="0" w:color="auto"/>
-              <w:right w:val="single" w:sz="4" w:space="0" w:color="auto"/>
-            </w:tcBorders>
-            <w:vAlign w:val="center"/>
-            <w:hideMark/>
-          </w:tcPr>
-          <w:p>
-            <w:pPr>
-              <w:spacing w:after="0" w:line="276" w:lineRule="auto"/>
-              <w:rPr>
-                <w:szCs w:val="24"/>
-              </w:rPr>
-            </w:pPr>
-          </w:p>
-        </w:tc>
-        <w:tc>
-          <w:tcPr>
-            <w:tcW w:w="8941" w:type="dxa"/>
-            <w:gridSpan w:val="2"/>
-            <w:tcBorders>
-              <w:top w:val="single" w:sz="4" w:space="0" w:color="auto"/>
-              <w:left w:val="single" w:sz="4" w:space="0" w:color="auto"/>
-              <w:bottom w:val="single" w:sz="4" w:space="0" w:color="auto"/>
-              <w:right w:val="single" w:sz="4" w:space="0" w:color="auto"/>
-            </w:tcBorders>
-            <w:hideMark/>
-          </w:tcPr>
-          <w:p>
-            <w:pPr>
-              <w:spacing w:after="0" w:line="276" w:lineRule="auto"/>
-              <w:rPr>
-                <w:b/>
-                <w:szCs w:val="24"/>
-              </w:rPr>
-            </w:pPr>
-            <w:r>
-              <w:rPr>
-                <w:b/>
-                <w:szCs w:val="24"/>
-              </w:rPr>
-              <w:t>Объекты</w:t>
-            </w:r>
-          </w:p>
-        </w:tc>
-      </w:tr>
-      <w:tr>
-        <w:trPr>
-          <w:trHeight w:val="64"/>
-        </w:trPr>
-        <w:tc>
-          <w:tcPr>
-            <w:tcW w:w="0" w:type="auto"/>
-            <w:vMerge/>
-            <w:tcBorders>
-              <w:top w:val="single" w:sz="4" w:space="0" w:color="auto"/>
-              <w:left w:val="single" w:sz="4" w:space="0" w:color="auto"/>
-              <w:bottom w:val="single" w:sz="4" w:space="0" w:color="auto"/>
-              <w:right w:val="single" w:sz="4" w:space="0" w:color="auto"/>
-            </w:tcBorders>
-            <w:vAlign w:val="center"/>
-            <w:hideMark/>
-          </w:tcPr>
-          <w:p>
-            <w:pPr>
-              <w:spacing w:after="0" w:line="276" w:lineRule="auto"/>
-              <w:rPr>
-                <w:szCs w:val="24"/>
-              </w:rPr>
-            </w:pPr>
-          </w:p>
-        </w:tc>
-        <w:tc>
-          <w:tcPr>
-            <w:tcW w:w="0" w:type="auto"/>
-            <w:vMerge/>
-            <w:tcBorders>
-              <w:top w:val="single" w:sz="4" w:space="0" w:color="auto"/>
-              <w:left w:val="single" w:sz="4" w:space="0" w:color="auto"/>
-              <w:bottom w:val="single" w:sz="4" w:space="0" w:color="auto"/>
-              <w:right w:val="single" w:sz="4" w:space="0" w:color="auto"/>
-            </w:tcBorders>
-            <w:vAlign w:val="center"/>
-            <w:hideMark/>
-          </w:tcPr>
-          <w:p>
-            <w:pPr>
-              <w:spacing w:after="0" w:line="276" w:lineRule="auto"/>
-              <w:rPr>
-                <w:szCs w:val="24"/>
-              </w:rPr>
-            </w:pPr>
-          </w:p>
-        </w:tc>
-        <w:tc>
-          <w:tcPr>
-            <w:tcW w:w="2533" w:type="dxa"/>
-            <w:tcBorders>
-              <w:top w:val="single" w:sz="4" w:space="0" w:color="auto"/>
-              <w:left w:val="single" w:sz="4" w:space="0" w:color="auto"/>
-              <w:bottom w:val="single" w:sz="4" w:space="0" w:color="auto"/>
-              <w:right w:val="single" w:sz="4" w:space="0" w:color="auto"/>
-            </w:tcBorders>
-            <w:hideMark/>
-          </w:tcPr>
-          <w:p>
-            <w:pPr>
-              <w:spacing w:after="0" w:line="276" w:lineRule="auto"/>
-              <w:rPr>
-                <w:szCs w:val="24"/>
-              </w:rPr>
-            </w:pPr>
-            <w:r>
-              <w:rPr>
-                <w:szCs w:val="24"/>
-              </w:rPr>
-              <w:t>Отчёт по результатам тестирования</w:t>
-            </w:r>
-          </w:p>
-        </w:tc>
-        <w:tc>
-          <w:tcPr>
-            <w:tcW w:w="6408" w:type="dxa"/>
-            <w:tcBorders>
-              <w:top w:val="single" w:sz="4" w:space="0" w:color="auto"/>
-              <w:left w:val="single" w:sz="4" w:space="0" w:color="auto"/>
-              <w:bottom w:val="single" w:sz="4" w:space="0" w:color="auto"/>
-              <w:right w:val="single" w:sz="4" w:space="0" w:color="auto"/>
-            </w:tcBorders>
-            <w:hideMark/>
-          </w:tcPr>
-          <w:p>
-            <w:pPr>
-              <w:spacing w:after="0" w:line="276" w:lineRule="auto"/>
-              <w:rPr>
-                <w:szCs w:val="24"/>
-              </w:rPr>
-            </w:pPr>
-            <w:r>
-              <w:rPr>
-                <w:szCs w:val="24"/>
-              </w:rPr>
-              <w:t>Документ/файл, содержащий сводные данные по пользователям, тестам, баллам и времени выполнения.</w:t>
-            </w:r>
-          </w:p>
-        </w:tc>
-      </w:tr>
-      <w:tr>
-        <w:trPr>
-          <w:trHeight w:val="64"/>
-        </w:trPr>
-        <w:tc>
-          <w:tcPr>
-            <w:tcW w:w="0" w:type="auto"/>
-            <w:vMerge/>
-            <w:tcBorders>
-              <w:top w:val="single" w:sz="4" w:space="0" w:color="auto"/>
-              <w:left w:val="single" w:sz="4" w:space="0" w:color="auto"/>
-              <w:bottom w:val="single" w:sz="4" w:space="0" w:color="auto"/>
-              <w:right w:val="single" w:sz="4" w:space="0" w:color="auto"/>
-            </w:tcBorders>
-            <w:vAlign w:val="center"/>
-            <w:hideMark/>
-          </w:tcPr>
-          <w:p>
-            <w:pPr>
-              <w:spacing w:after="0" w:line="276" w:lineRule="auto"/>
-              <w:rPr>
-                <w:szCs w:val="24"/>
-              </w:rPr>
-            </w:pPr>
-          </w:p>
-        </w:tc>
-        <w:tc>
-          <w:tcPr>
-            <w:tcW w:w="0" w:type="auto"/>
-            <w:vMerge/>
-            <w:tcBorders>
-              <w:top w:val="single" w:sz="4" w:space="0" w:color="auto"/>
-              <w:left w:val="single" w:sz="4" w:space="0" w:color="auto"/>
-              <w:bottom w:val="single" w:sz="4" w:space="0" w:color="auto"/>
-              <w:right w:val="single" w:sz="4" w:space="0" w:color="auto"/>
-            </w:tcBorders>
-            <w:vAlign w:val="center"/>
-            <w:hideMark/>
-          </w:tcPr>
-          <w:p>
-            <w:pPr>
-              <w:spacing w:after="0" w:line="276" w:lineRule="auto"/>
-              <w:rPr>
-                <w:szCs w:val="24"/>
-              </w:rPr>
-            </w:pPr>
-          </w:p>
-        </w:tc>
-        <w:tc>
-          <w:tcPr>
-            <w:tcW w:w="2533" w:type="dxa"/>
-            <w:tcBorders>
-              <w:top w:val="single" w:sz="4" w:space="0" w:color="auto"/>
-              <w:left w:val="single" w:sz="4" w:space="0" w:color="auto"/>
-              <w:bottom w:val="single" w:sz="4" w:space="0" w:color="auto"/>
-              <w:right w:val="single" w:sz="4" w:space="0" w:color="auto"/>
-            </w:tcBorders>
-            <w:hideMark/>
-          </w:tcPr>
-          <w:p>
-            <w:pPr>
-              <w:spacing w:after="0" w:line="276" w:lineRule="auto"/>
-              <w:rPr>
-                <w:szCs w:val="24"/>
-              </w:rPr>
-            </w:pPr>
-            <w:r>
-              <w:rPr>
-                <w:szCs w:val="24"/>
-              </w:rPr>
-              <w:t>Статистика по тесту</w:t>
-            </w:r>
-          </w:p>
-        </w:tc>
-        <w:tc>
-          <w:tcPr>
-            <w:tcW w:w="6408" w:type="dxa"/>
-            <w:tcBorders>
-              <w:top w:val="single" w:sz="4" w:space="0" w:color="auto"/>
-              <w:left w:val="single" w:sz="4" w:space="0" w:color="auto"/>
-              <w:bottom w:val="single" w:sz="4" w:space="0" w:color="auto"/>
-              <w:right w:val="single" w:sz="4" w:space="0" w:color="auto"/>
-            </w:tcBorders>
-            <w:hideMark/>
-          </w:tcPr>
-          <w:p>
-            <w:pPr>
-              <w:spacing w:after="0" w:line="276" w:lineRule="auto"/>
-              <w:rPr>
-                <w:szCs w:val="24"/>
-              </w:rPr>
-            </w:pPr>
-            <w:r>
-              <w:rPr>
-                <w:szCs w:val="24"/>
-              </w:rPr>
-              <w:t>Данные о прохождении конкретного теста: средний балл, количество прошедших, процент успешных завершений.</w:t>
-            </w:r>
-          </w:p>
-        </w:tc>
-      </w:tr>
-      <w:tr>
-        <w:trPr>
-          <w:trHeight w:val="64"/>
-        </w:trPr>
-        <w:tc>
-          <w:tcPr>
-            <w:tcW w:w="0" w:type="auto"/>
-            <w:vMerge/>
-            <w:tcBorders>
-              <w:top w:val="single" w:sz="4" w:space="0" w:color="auto"/>
-              <w:left w:val="single" w:sz="4" w:space="0" w:color="auto"/>
-              <w:bottom w:val="single" w:sz="4" w:space="0" w:color="auto"/>
-              <w:right w:val="single" w:sz="4" w:space="0" w:color="auto"/>
-            </w:tcBorders>
-            <w:vAlign w:val="center"/>
-            <w:hideMark/>
-          </w:tcPr>
-          <w:p>
-            <w:pPr>
-              <w:spacing w:after="0" w:line="276" w:lineRule="auto"/>
-              <w:rPr>
-                <w:szCs w:val="24"/>
-              </w:rPr>
-            </w:pPr>
-          </w:p>
-        </w:tc>
-        <w:tc>
-          <w:tcPr>
-            <w:tcW w:w="0" w:type="auto"/>
-            <w:vMerge/>
-            <w:tcBorders>
-              <w:top w:val="single" w:sz="4" w:space="0" w:color="auto"/>
-              <w:left w:val="single" w:sz="4" w:space="0" w:color="auto"/>
-              <w:bottom w:val="single" w:sz="4" w:space="0" w:color="auto"/>
-              <w:right w:val="single" w:sz="4" w:space="0" w:color="auto"/>
-            </w:tcBorders>
-            <w:vAlign w:val="center"/>
-            <w:hideMark/>
-          </w:tcPr>
-          <w:p>
-            <w:pPr>
-              <w:spacing w:after="0" w:line="276" w:lineRule="auto"/>
-              <w:rPr>
-                <w:szCs w:val="24"/>
-              </w:rPr>
-            </w:pPr>
-          </w:p>
-        </w:tc>
-        <w:tc>
-          <w:tcPr>
-            <w:tcW w:w="8941" w:type="dxa"/>
-            <w:gridSpan w:val="2"/>
-            <w:tcBorders>
-              <w:top w:val="single" w:sz="4" w:space="0" w:color="auto"/>
-              <w:left w:val="single" w:sz="4" w:space="0" w:color="auto"/>
-              <w:bottom w:val="single" w:sz="4" w:space="0" w:color="auto"/>
-              <w:right w:val="single" w:sz="4" w:space="0" w:color="auto"/>
-            </w:tcBorders>
-            <w:hideMark/>
-          </w:tcPr>
-          <w:p>
-            <w:pPr>
-              <w:spacing w:after="0" w:line="276" w:lineRule="auto"/>
-              <w:rPr>
-                <w:b/>
-                <w:szCs w:val="24"/>
-              </w:rPr>
-            </w:pPr>
-            <w:r>
-              <w:rPr>
-                <w:b/>
-                <w:szCs w:val="24"/>
-              </w:rPr>
-              <w:t>Субъекты</w:t>
-            </w:r>
-          </w:p>
-        </w:tc>
-      </w:tr>
-      <w:tr>
-        <w:trPr>
-          <w:trHeight w:val="64"/>
-        </w:trPr>
-        <w:tc>
-          <w:tcPr>
-            <w:tcW w:w="0" w:type="auto"/>
-            <w:vMerge/>
-            <w:tcBorders>
-              <w:top w:val="single" w:sz="4" w:space="0" w:color="auto"/>
-              <w:left w:val="single" w:sz="4" w:space="0" w:color="auto"/>
-              <w:bottom w:val="single" w:sz="4" w:space="0" w:color="auto"/>
-              <w:right w:val="single" w:sz="4" w:space="0" w:color="auto"/>
-            </w:tcBorders>
-            <w:vAlign w:val="center"/>
-            <w:hideMark/>
-          </w:tcPr>
-          <w:p>
-            <w:pPr>
-              <w:spacing w:after="0" w:line="276" w:lineRule="auto"/>
-              <w:rPr>
-                <w:szCs w:val="24"/>
-              </w:rPr>
-            </w:pPr>
-          </w:p>
-        </w:tc>
-        <w:tc>
-          <w:tcPr>
-            <w:tcW w:w="0" w:type="auto"/>
-            <w:vMerge/>
-            <w:tcBorders>
-              <w:top w:val="single" w:sz="4" w:space="0" w:color="auto"/>
-              <w:left w:val="single" w:sz="4" w:space="0" w:color="auto"/>
-              <w:bottom w:val="single" w:sz="4" w:space="0" w:color="auto"/>
-              <w:right w:val="single" w:sz="4" w:space="0" w:color="auto"/>
-            </w:tcBorders>
-            <w:vAlign w:val="center"/>
-            <w:hideMark/>
-          </w:tcPr>
-          <w:p>
-            <w:pPr>
-              <w:spacing w:after="0" w:line="276" w:lineRule="auto"/>
-              <w:rPr>
-                <w:szCs w:val="24"/>
-              </w:rPr>
-            </w:pPr>
-          </w:p>
-        </w:tc>
-        <w:tc>
-          <w:tcPr>
-            <w:tcW w:w="2533" w:type="dxa"/>
-            <w:tcBorders>
-              <w:top w:val="single" w:sz="4" w:space="0" w:color="auto"/>
-              <w:left w:val="single" w:sz="4" w:space="0" w:color="auto"/>
-              <w:bottom w:val="single" w:sz="4" w:space="0" w:color="auto"/>
-              <w:right w:val="single" w:sz="4" w:space="0" w:color="auto"/>
-            </w:tcBorders>
-            <w:hideMark/>
-          </w:tcPr>
-          <w:p>
-            <w:pPr>
-              <w:spacing w:after="0" w:line="276" w:lineRule="auto"/>
-              <w:rPr>
-                <w:szCs w:val="24"/>
-              </w:rPr>
-            </w:pPr>
-            <w:r>
-              <w:rPr>
-                <w:szCs w:val="24"/>
-              </w:rPr>
-              <w:t>Преподаватель</w:t>
-            </w:r>
-          </w:p>
-        </w:tc>
-        <w:tc>
-          <w:tcPr>
-            <w:tcW w:w="6408" w:type="dxa"/>
-            <w:tcBorders>
-              <w:top w:val="single" w:sz="4" w:space="0" w:color="auto"/>
-              <w:left w:val="single" w:sz="4" w:space="0" w:color="auto"/>
-              <w:bottom w:val="single" w:sz="4" w:space="0" w:color="auto"/>
-              <w:right w:val="single" w:sz="4" w:space="0" w:color="auto"/>
-            </w:tcBorders>
-            <w:hideMark/>
-          </w:tcPr>
-          <w:p>
-            <w:pPr>
-              <w:spacing w:after="0" w:line="276" w:lineRule="auto"/>
-              <w:rPr>
-                <w:szCs w:val="24"/>
-              </w:rPr>
-            </w:pPr>
-            <w:r>
-              <w:rPr>
-                <w:szCs w:val="24"/>
-              </w:rPr>
-              <w:t>Сотрудник, анализирующий результаты тестов для оценки знаний и корректировки учебного процесса.</w:t>
-            </w:r>
-          </w:p>
-        </w:tc>
-      </w:tr>
-      <w:tr>
-        <w:trPr>
-          <w:trHeight w:val="64"/>
-        </w:trPr>
-        <w:tc>
-          <w:tcPr>
-            <w:tcW w:w="0" w:type="auto"/>
-            <w:vMerge/>
-            <w:tcBorders>
-              <w:top w:val="single" w:sz="4" w:space="0" w:color="auto"/>
-              <w:left w:val="single" w:sz="4" w:space="0" w:color="auto"/>
-              <w:bottom w:val="single" w:sz="4" w:space="0" w:color="auto"/>
-              <w:right w:val="single" w:sz="4" w:space="0" w:color="auto"/>
-            </w:tcBorders>
-            <w:vAlign w:val="center"/>
-            <w:hideMark/>
-          </w:tcPr>
-          <w:p>
-            <w:pPr>
-              <w:spacing w:after="0" w:line="276" w:lineRule="auto"/>
-              <w:rPr>
-                <w:szCs w:val="24"/>
-              </w:rPr>
-            </w:pPr>
-          </w:p>
-        </w:tc>
-        <w:tc>
-          <w:tcPr>
-            <w:tcW w:w="0" w:type="auto"/>
-            <w:vMerge/>
-            <w:tcBorders>
-              <w:top w:val="single" w:sz="4" w:space="0" w:color="auto"/>
-              <w:left w:val="single" w:sz="4" w:space="0" w:color="auto"/>
-              <w:bottom w:val="single" w:sz="4" w:space="0" w:color="auto"/>
-              <w:right w:val="single" w:sz="4" w:space="0" w:color="auto"/>
-            </w:tcBorders>
-            <w:vAlign w:val="center"/>
-            <w:hideMark/>
-          </w:tcPr>
-          <w:p>
-            <w:pPr>
-              <w:spacing w:after="0" w:line="276" w:lineRule="auto"/>
-              <w:rPr>
-                <w:szCs w:val="24"/>
-              </w:rPr>
-            </w:pPr>
-          </w:p>
-        </w:tc>
-        <w:tc>
-          <w:tcPr>
-            <w:tcW w:w="2533" w:type="dxa"/>
-            <w:tcBorders>
-              <w:top w:val="single" w:sz="4" w:space="0" w:color="auto"/>
-              <w:left w:val="single" w:sz="4" w:space="0" w:color="auto"/>
-              <w:bottom w:val="single" w:sz="4" w:space="0" w:color="auto"/>
-              <w:right w:val="single" w:sz="4" w:space="0" w:color="auto"/>
-            </w:tcBorders>
-            <w:hideMark/>
-          </w:tcPr>
-          <w:p>
-            <w:pPr>
-              <w:spacing w:after="0" w:line="276" w:lineRule="auto"/>
-              <w:rPr>
-                <w:szCs w:val="24"/>
-              </w:rPr>
-            </w:pPr>
-            <w:r>
-              <w:rPr>
-                <w:szCs w:val="24"/>
-              </w:rPr>
-              <w:t>Администратор</w:t>
-            </w:r>
-          </w:p>
-        </w:tc>
-        <w:tc>
-          <w:tcPr>
-            <w:tcW w:w="6408" w:type="dxa"/>
-            <w:tcBorders>
-              <w:top w:val="single" w:sz="4" w:space="0" w:color="auto"/>
-              <w:left w:val="single" w:sz="4" w:space="0" w:color="auto"/>
-              <w:bottom w:val="single" w:sz="4" w:space="0" w:color="auto"/>
-              <w:right w:val="single" w:sz="4" w:space="0" w:color="auto"/>
-            </w:tcBorders>
-            <w:hideMark/>
-          </w:tcPr>
-          <w:p>
-            <w:pPr>
-              <w:spacing w:after="0" w:line="276" w:lineRule="auto"/>
-              <w:rPr>
-                <w:szCs w:val="24"/>
-              </w:rPr>
-            </w:pPr>
-            <w:r>
-              <w:rPr>
-                <w:szCs w:val="24"/>
-              </w:rPr>
-              <w:t>Сотрудник, использующий статистику для мониторинга активности системы и формирования общих отчётов.</w:t>
-            </w:r>
-          </w:p>
-        </w:tc>
-      </w:tr>
-      <w:tr>
-        <w:trPr>
-          <w:trHeight w:val="64"/>
-        </w:trPr>
-        <w:tc>
-          <w:tcPr>
-            <w:tcW w:w="0" w:type="auto"/>
-            <w:vMerge/>
-            <w:tcBorders>
-              <w:top w:val="single" w:sz="4" w:space="0" w:color="auto"/>
-              <w:left w:val="single" w:sz="4" w:space="0" w:color="auto"/>
-              <w:bottom w:val="single" w:sz="4" w:space="0" w:color="auto"/>
-              <w:right w:val="single" w:sz="4" w:space="0" w:color="auto"/>
-            </w:tcBorders>
-            <w:vAlign w:val="center"/>
-            <w:hideMark/>
-          </w:tcPr>
-          <w:p>
-            <w:pPr>
-              <w:spacing w:after="0" w:line="276" w:lineRule="auto"/>
-              <w:rPr>
-                <w:szCs w:val="24"/>
-              </w:rPr>
-            </w:pPr>
-          </w:p>
-        </w:tc>
-        <w:tc>
-          <w:tcPr>
-            <w:tcW w:w="0" w:type="auto"/>
-            <w:vMerge/>
-            <w:tcBorders>
-              <w:top w:val="single" w:sz="4" w:space="0" w:color="auto"/>
-              <w:left w:val="single" w:sz="4" w:space="0" w:color="auto"/>
-              <w:bottom w:val="single" w:sz="4" w:space="0" w:color="auto"/>
-              <w:right w:val="single" w:sz="4" w:space="0" w:color="auto"/>
-            </w:tcBorders>
-            <w:vAlign w:val="center"/>
-            <w:hideMark/>
-          </w:tcPr>
-          <w:p>
-            <w:pPr>
-              <w:spacing w:after="0" w:line="276" w:lineRule="auto"/>
-              <w:rPr>
-                <w:szCs w:val="24"/>
-              </w:rPr>
-            </w:pPr>
-          </w:p>
-        </w:tc>
-        <w:tc>
-          <w:tcPr>
-            <w:tcW w:w="2533" w:type="dxa"/>
-            <w:tcBorders>
-              <w:top w:val="single" w:sz="4" w:space="0" w:color="auto"/>
-              <w:left w:val="single" w:sz="4" w:space="0" w:color="auto"/>
-              <w:bottom w:val="single" w:sz="4" w:space="0" w:color="auto"/>
-              <w:right w:val="single" w:sz="4" w:space="0" w:color="auto"/>
-            </w:tcBorders>
-            <w:hideMark/>
-          </w:tcPr>
-          <w:p>
-            <w:pPr>
-              <w:spacing w:after="0" w:line="276" w:lineRule="auto"/>
-              <w:rPr>
-                <w:szCs w:val="24"/>
-              </w:rPr>
-            </w:pPr>
-            <w:r>
-              <w:rPr>
-                <w:szCs w:val="24"/>
-              </w:rPr>
-              <w:t>Модератор</w:t>
-            </w:r>
-          </w:p>
-        </w:tc>
-        <w:tc>
-          <w:tcPr>
-            <w:tcW w:w="6408" w:type="dxa"/>
-            <w:tcBorders>
-              <w:top w:val="single" w:sz="4" w:space="0" w:color="auto"/>
-              <w:left w:val="single" w:sz="4" w:space="0" w:color="auto"/>
-              <w:bottom w:val="single" w:sz="4" w:space="0" w:color="auto"/>
-              <w:right w:val="single" w:sz="4" w:space="0" w:color="auto"/>
-            </w:tcBorders>
-            <w:hideMark/>
-          </w:tcPr>
-          <w:p>
-            <w:pPr>
-              <w:spacing w:after="0" w:line="276" w:lineRule="auto"/>
-              <w:rPr>
-                <w:szCs w:val="24"/>
-              </w:rPr>
-            </w:pPr>
-            <w:r>
-              <w:rPr>
-                <w:szCs w:val="24"/>
-              </w:rPr>
-              <w:t>Сотрудник, оценивающий качество тестов на основе статистики ответов.</w:t>
-            </w:r>
+              <w:t xml:space="preserve">Физическое лицо, </w:t>
+            </w:r>
+            <w:r>
+              <w:rPr>
+                <w:szCs w:val="24"/>
+              </w:rPr>
+              <w:t>осуществляющее формирование сводного списка.</w:t>
+            </w:r>
+          </w:p>
+          <w:p>
+            <w:pPr>
+              <w:spacing w:after="0" w:line="276" w:lineRule="auto"/>
+              <w:rPr>
+                <w:szCs w:val="24"/>
+              </w:rPr>
+            </w:pPr>
           </w:p>
         </w:tc>
       </w:tr>
@@ -5355,12 +3827,14 @@
       <w:r>
         <w:rPr>
           <w:noProof/>
+          <w:sz w:val="28"/>
+          <w:lang w:eastAsia="ru-RU"/>
         </w:rPr>
         <w:drawing>
-          <wp:inline distT="0" distB="0" distL="114300" distR="114300" wp14:anchorId="2343E085" wp14:editId="7E091006">
-            <wp:extent cx="5105400" cy="5619750"/>
-            <wp:effectExtent l="0" t="0" r="0" b="0"/>
-            <wp:docPr id="7" name="Изображение 4"/>
+          <wp:inline distT="0" distB="0" distL="0" distR="0" wp14:anchorId="50C7D7B5" wp14:editId="4AD2A436">
+            <wp:extent cx="5940425" cy="7534910"/>
+            <wp:effectExtent l="0" t="0" r="3175" b="8890"/>
+            <wp:docPr id="1" name="Рисунок 1"/>
             <wp:cNvGraphicFramePr>
               <a:graphicFrameLocks xmlns:a="http://schemas.openxmlformats.org/drawingml/2006/main" noChangeAspect="1"/>
             </wp:cNvGraphicFramePr>
@@ -5368,10 +3842,8 @@
               <a:graphicData uri="http://schemas.openxmlformats.org/drawingml/2006/picture">
                 <pic:pic xmlns:pic="http://schemas.openxmlformats.org/drawingml/2006/picture">
                   <pic:nvPicPr>
-                    <pic:cNvPr id="7" name="Изображение 4"/>
-                    <pic:cNvPicPr>
-                      <a:picLocks noChangeAspect="1"/>
-                    </pic:cNvPicPr>
+                    <pic:cNvPr id="1" name=""/>
+                    <pic:cNvPicPr/>
                   </pic:nvPicPr>
                   <pic:blipFill>
                     <a:blip r:embed="rId12"/>
@@ -5382,15 +3854,11 @@
                   <pic:spPr>
                     <a:xfrm>
                       <a:off x="0" y="0"/>
-                      <a:ext cx="5105400" cy="5619750"/>
+                      <a:ext cx="5940425" cy="7534910"/>
                     </a:xfrm>
                     <a:prstGeom prst="rect">
                       <a:avLst/>
                     </a:prstGeom>
-                    <a:noFill/>
-                    <a:ln>
-                      <a:noFill/>
-                    </a:ln>
                   </pic:spPr>
                 </pic:pic>
               </a:graphicData>
@@ -5441,6 +3909,24 @@
           <w:szCs w:val="24"/>
         </w:rPr>
       </w:pPr>
+    </w:p>
+    <w:p>
+      <w:pPr>
+        <w:spacing w:after="0"/>
+        <w:jc w:val="right"/>
+        <w:rPr>
+          <w:szCs w:val="24"/>
+        </w:rPr>
+      </w:pPr>
+    </w:p>
+    <w:p>
+      <w:pPr>
+        <w:spacing w:after="0"/>
+        <w:jc w:val="right"/>
+        <w:rPr>
+          <w:szCs w:val="24"/>
+        </w:rPr>
+      </w:pPr>
       <w:r>
         <w:rPr>
           <w:szCs w:val="24"/>
@@ -5465,7 +3951,7 @@
       <w:tr>
         <w:tc>
           <w:tcPr>
-            <w:tcW w:w="483" w:type="dxa"/>
+            <w:tcW w:w="481" w:type="dxa"/>
             <w:vAlign w:val="center"/>
           </w:tcPr>
           <w:p>
@@ -5491,7 +3977,7 @@
         </w:tc>
         <w:tc>
           <w:tcPr>
-            <w:tcW w:w="1622" w:type="dxa"/>
+            <w:tcW w:w="1858" w:type="dxa"/>
             <w:vAlign w:val="center"/>
           </w:tcPr>
           <w:p>
@@ -5502,6 +3988,7 @@
                 <w:szCs w:val="24"/>
               </w:rPr>
             </w:pPr>
+            <w:proofErr w:type="spellStart"/>
             <w:r>
               <w:rPr>
                 <w:rFonts w:eastAsia="SimSun" w:cs="Times New Roman"/>
@@ -5513,11 +4000,12 @@
               </w:rPr>
               <w:t>Функция</w:t>
             </w:r>
-          </w:p>
-        </w:tc>
-        <w:tc>
-          <w:tcPr>
-            <w:tcW w:w="2501" w:type="dxa"/>
+            <w:proofErr w:type="spellEnd"/>
+          </w:p>
+        </w:tc>
+        <w:tc>
+          <w:tcPr>
+            <w:tcW w:w="2413" w:type="dxa"/>
             <w:vAlign w:val="center"/>
           </w:tcPr>
           <w:p>
@@ -5528,6 +4016,7 @@
                 <w:szCs w:val="24"/>
               </w:rPr>
             </w:pPr>
+            <w:proofErr w:type="spellStart"/>
             <w:r>
               <w:rPr>
                 <w:rFonts w:eastAsia="SimSun" w:cs="Times New Roman"/>
@@ -5539,11 +4028,12 @@
               </w:rPr>
               <w:t>Данные</w:t>
             </w:r>
-          </w:p>
-        </w:tc>
-        <w:tc>
-          <w:tcPr>
-            <w:tcW w:w="1849" w:type="dxa"/>
+            <w:proofErr w:type="spellEnd"/>
+          </w:p>
+        </w:tc>
+        <w:tc>
+          <w:tcPr>
+            <w:tcW w:w="1972" w:type="dxa"/>
             <w:vAlign w:val="center"/>
           </w:tcPr>
           <w:p>
@@ -5554,6 +4044,7 @@
                 <w:szCs w:val="24"/>
               </w:rPr>
             </w:pPr>
+            <w:proofErr w:type="spellStart"/>
             <w:r>
               <w:rPr>
                 <w:rFonts w:eastAsia="SimSun" w:cs="Times New Roman"/>
@@ -5565,11 +4056,12 @@
               </w:rPr>
               <w:t>Документ</w:t>
             </w:r>
-          </w:p>
-        </w:tc>
-        <w:tc>
-          <w:tcPr>
-            <w:tcW w:w="4318" w:type="dxa"/>
+            <w:proofErr w:type="spellEnd"/>
+          </w:p>
+        </w:tc>
+        <w:tc>
+          <w:tcPr>
+            <w:tcW w:w="4049" w:type="dxa"/>
             <w:vAlign w:val="center"/>
           </w:tcPr>
           <w:p>
@@ -5580,6 +4072,7 @@
                 <w:szCs w:val="24"/>
               </w:rPr>
             </w:pPr>
+            <w:proofErr w:type="spellStart"/>
             <w:r>
               <w:rPr>
                 <w:rFonts w:eastAsia="SimSun" w:cs="Times New Roman"/>
@@ -5591,13 +4084,14 @@
               </w:rPr>
               <w:t>Описание</w:t>
             </w:r>
+            <w:proofErr w:type="spellEnd"/>
           </w:p>
         </w:tc>
       </w:tr>
       <w:tr>
         <w:tc>
           <w:tcPr>
-            <w:tcW w:w="483" w:type="dxa"/>
+            <w:tcW w:w="481" w:type="dxa"/>
             <w:vMerge w:val="restart"/>
             <w:vAlign w:val="center"/>
           </w:tcPr>
@@ -5621,7 +4115,7 @@
         </w:tc>
         <w:tc>
           <w:tcPr>
-            <w:tcW w:w="1622" w:type="dxa"/>
+            <w:tcW w:w="1858" w:type="dxa"/>
             <w:vMerge w:val="restart"/>
             <w:vAlign w:val="center"/>
           </w:tcPr>
@@ -5637,15 +4131,15 @@
                 <w:rFonts w:eastAsia="SimSun" w:cs="Times New Roman"/>
                 <w:kern w:val="0"/>
                 <w:szCs w:val="24"/>
-                <w:lang w:val="en-US" w:eastAsia="zh-CN" w:bidi="ar"/>
-              </w:rPr>
-              <w:t>Регистрация пользователя в системе</w:t>
-            </w:r>
-          </w:p>
-        </w:tc>
-        <w:tc>
-          <w:tcPr>
-            <w:tcW w:w="2501" w:type="dxa"/>
+                <w:lang w:eastAsia="zh-CN" w:bidi="ar"/>
+              </w:rPr>
+              <w:t>Проверка корректности данных</w:t>
+            </w:r>
+          </w:p>
+        </w:tc>
+        <w:tc>
+          <w:tcPr>
+            <w:tcW w:w="2413" w:type="dxa"/>
             <w:vAlign w:val="center"/>
           </w:tcPr>
           <w:p>
@@ -5660,15 +4154,15 @@
                 <w:rFonts w:eastAsia="SimSun" w:cs="Times New Roman"/>
                 <w:kern w:val="0"/>
                 <w:szCs w:val="24"/>
-                <w:lang w:val="en-US" w:eastAsia="zh-CN" w:bidi="ar"/>
-              </w:rPr>
-              <w:t>Логин</w:t>
-            </w:r>
-          </w:p>
-        </w:tc>
-        <w:tc>
-          <w:tcPr>
-            <w:tcW w:w="1849" w:type="dxa"/>
+                <w:lang w:eastAsia="zh-CN" w:bidi="ar"/>
+              </w:rPr>
+              <w:t>ФИО</w:t>
+            </w:r>
+          </w:p>
+        </w:tc>
+        <w:tc>
+          <w:tcPr>
+            <w:tcW w:w="1972" w:type="dxa"/>
             <w:vAlign w:val="center"/>
           </w:tcPr>
           <w:p>
@@ -5683,15 +4177,15 @@
                 <w:rFonts w:eastAsia="SimSun" w:cs="Times New Roman"/>
                 <w:kern w:val="0"/>
                 <w:szCs w:val="24"/>
-                <w:lang w:val="en-US" w:eastAsia="zh-CN" w:bidi="ar"/>
-              </w:rPr>
-              <w:t>Регистрационная форма</w:t>
-            </w:r>
-          </w:p>
-        </w:tc>
-        <w:tc>
-          <w:tcPr>
-            <w:tcW w:w="4318" w:type="dxa"/>
+                <w:lang w:eastAsia="zh-CN" w:bidi="ar"/>
+              </w:rPr>
+              <w:t>Данные студента</w:t>
+            </w:r>
+          </w:p>
+        </w:tc>
+        <w:tc>
+          <w:tcPr>
+            <w:tcW w:w="4049" w:type="dxa"/>
             <w:vAlign w:val="center"/>
           </w:tcPr>
           <w:p>
@@ -5708,7 +4202,7 @@
                 <w:szCs w:val="24"/>
                 <w:lang w:eastAsia="zh-CN" w:bidi="ar"/>
               </w:rPr>
-              <w:t>Используется для создания учетной записи пользователя</w:t>
+              <w:t>Для идентификации студента в документации</w:t>
             </w:r>
           </w:p>
         </w:tc>
@@ -5716,7 +4210,7 @@
       <w:tr>
         <w:tc>
           <w:tcPr>
-            <w:tcW w:w="483" w:type="dxa"/>
+            <w:tcW w:w="481" w:type="dxa"/>
             <w:vMerge/>
             <w:vAlign w:val="center"/>
           </w:tcPr>
@@ -5731,7 +4225,7 @@
         </w:tc>
         <w:tc>
           <w:tcPr>
-            <w:tcW w:w="1622" w:type="dxa"/>
+            <w:tcW w:w="1858" w:type="dxa"/>
             <w:vMerge/>
             <w:vAlign w:val="center"/>
           </w:tcPr>
@@ -5746,7 +4240,7 @@
         </w:tc>
         <w:tc>
           <w:tcPr>
-            <w:tcW w:w="2501" w:type="dxa"/>
+            <w:tcW w:w="2413" w:type="dxa"/>
             <w:vAlign w:val="center"/>
           </w:tcPr>
           <w:p>
@@ -5761,15 +4255,15 @@
                 <w:rFonts w:eastAsia="SimSun" w:cs="Times New Roman"/>
                 <w:kern w:val="0"/>
                 <w:szCs w:val="24"/>
-                <w:lang w:val="en-US" w:eastAsia="zh-CN" w:bidi="ar"/>
-              </w:rPr>
-              <w:t>Пароль</w:t>
-            </w:r>
-          </w:p>
-        </w:tc>
-        <w:tc>
-          <w:tcPr>
-            <w:tcW w:w="1849" w:type="dxa"/>
+                <w:lang w:eastAsia="zh-CN" w:bidi="ar"/>
+              </w:rPr>
+              <w:t>Группа</w:t>
+            </w:r>
+          </w:p>
+        </w:tc>
+        <w:tc>
+          <w:tcPr>
+            <w:tcW w:w="1972" w:type="dxa"/>
             <w:vAlign w:val="center"/>
           </w:tcPr>
           <w:p>
@@ -5784,15 +4278,15 @@
                 <w:rFonts w:eastAsia="SimSun" w:cs="Times New Roman"/>
                 <w:kern w:val="0"/>
                 <w:szCs w:val="24"/>
-                <w:lang w:val="en-US" w:eastAsia="zh-CN" w:bidi="ar"/>
-              </w:rPr>
-              <w:t>Регистрационная форма</w:t>
-            </w:r>
-          </w:p>
-        </w:tc>
-        <w:tc>
-          <w:tcPr>
-            <w:tcW w:w="4318" w:type="dxa"/>
+                <w:lang w:eastAsia="zh-CN" w:bidi="ar"/>
+              </w:rPr>
+              <w:t>Данные студента</w:t>
+            </w:r>
+          </w:p>
+        </w:tc>
+        <w:tc>
+          <w:tcPr>
+            <w:tcW w:w="4049" w:type="dxa"/>
             <w:vAlign w:val="center"/>
           </w:tcPr>
           <w:p>
@@ -5809,7 +4303,7 @@
                 <w:szCs w:val="24"/>
                 <w:lang w:eastAsia="zh-CN" w:bidi="ar"/>
               </w:rPr>
-              <w:t>Обеспечивает защиту доступа к системе</w:t>
+              <w:t>Для определения принадлежности студента к группе</w:t>
             </w:r>
           </w:p>
         </w:tc>
@@ -5817,7 +4311,7 @@
       <w:tr>
         <w:tc>
           <w:tcPr>
-            <w:tcW w:w="483" w:type="dxa"/>
+            <w:tcW w:w="481" w:type="dxa"/>
             <w:vMerge/>
             <w:vAlign w:val="center"/>
           </w:tcPr>
@@ -5832,7 +4326,7 @@
         </w:tc>
         <w:tc>
           <w:tcPr>
-            <w:tcW w:w="1622" w:type="dxa"/>
+            <w:tcW w:w="1858" w:type="dxa"/>
             <w:vMerge/>
             <w:vAlign w:val="center"/>
           </w:tcPr>
@@ -5847,37 +4341,16 @@
         </w:tc>
         <w:tc>
           <w:tcPr>
-            <w:tcW w:w="2501" w:type="dxa"/>
-            <w:vAlign w:val="center"/>
-          </w:tcPr>
-          <w:p>
-            <w:pPr>
-              <w:rPr>
-                <w:rFonts w:cs="Times New Roman"/>
-                <w:szCs w:val="24"/>
-              </w:rPr>
-            </w:pPr>
-            <w:r>
+            <w:tcW w:w="2413" w:type="dxa"/>
+            <w:vAlign w:val="center"/>
+          </w:tcPr>
+          <w:p>
+            <w:pPr>
               <w:rPr>
                 <w:rFonts w:eastAsia="SimSun" w:cs="Times New Roman"/>
                 <w:kern w:val="0"/>
                 <w:szCs w:val="24"/>
-                <w:lang w:val="en-US" w:eastAsia="zh-CN" w:bidi="ar"/>
-              </w:rPr>
-              <w:t>Роль пользователя</w:t>
-            </w:r>
-          </w:p>
-        </w:tc>
-        <w:tc>
-          <w:tcPr>
-            <w:tcW w:w="1849" w:type="dxa"/>
-            <w:vAlign w:val="center"/>
-          </w:tcPr>
-          <w:p>
-            <w:pPr>
-              <w:rPr>
-                <w:rFonts w:cs="Times New Roman"/>
-                <w:szCs w:val="24"/>
+                <w:lang w:eastAsia="zh-CN" w:bidi="ar"/>
               </w:rPr>
             </w:pPr>
             <w:r>
@@ -5885,32 +4358,59 @@
                 <w:rFonts w:eastAsia="SimSun" w:cs="Times New Roman"/>
                 <w:kern w:val="0"/>
                 <w:szCs w:val="24"/>
-                <w:lang w:val="en-US" w:eastAsia="zh-CN" w:bidi="ar"/>
-              </w:rPr>
-              <w:t>Регистрационная форма</w:t>
-            </w:r>
-          </w:p>
-        </w:tc>
-        <w:tc>
-          <w:tcPr>
-            <w:tcW w:w="4318" w:type="dxa"/>
-            <w:vAlign w:val="center"/>
-          </w:tcPr>
-          <w:p>
-            <w:pPr>
-              <w:rPr>
-                <w:rFonts w:cs="Times New Roman"/>
-                <w:szCs w:val="24"/>
-              </w:rPr>
-            </w:pPr>
-            <w:r>
+                <w:lang w:eastAsia="zh-CN" w:bidi="ar"/>
+              </w:rPr>
+              <w:t>Курс</w:t>
+            </w:r>
+          </w:p>
+        </w:tc>
+        <w:tc>
+          <w:tcPr>
+            <w:tcW w:w="1972" w:type="dxa"/>
+            <w:vAlign w:val="center"/>
+          </w:tcPr>
+          <w:p>
+            <w:pPr>
               <w:rPr>
                 <w:rFonts w:eastAsia="SimSun" w:cs="Times New Roman"/>
                 <w:kern w:val="0"/>
                 <w:szCs w:val="24"/>
                 <w:lang w:eastAsia="zh-CN" w:bidi="ar"/>
               </w:rPr>
-              <w:t>Определяет права доступа (администратор, преподаватель, студент)</w:t>
+            </w:pPr>
+            <w:r>
+              <w:rPr>
+                <w:rFonts w:eastAsia="SimSun" w:cs="Times New Roman"/>
+                <w:kern w:val="0"/>
+                <w:szCs w:val="24"/>
+                <w:lang w:eastAsia="zh-CN" w:bidi="ar"/>
+              </w:rPr>
+              <w:t>Данные студента</w:t>
+            </w:r>
+          </w:p>
+        </w:tc>
+        <w:tc>
+          <w:tcPr>
+            <w:tcW w:w="4049" w:type="dxa"/>
+            <w:vAlign w:val="center"/>
+          </w:tcPr>
+          <w:p>
+            <w:pPr>
+              <w:rPr>
+                <w:rFonts w:eastAsia="SimSun" w:cs="Times New Roman"/>
+                <w:kern w:val="0"/>
+                <w:szCs w:val="24"/>
+                <w:lang w:eastAsia="zh-CN" w:bidi="ar"/>
+              </w:rPr>
+            </w:pPr>
+            <w:r>
+              <w:rPr>
+                <w:rFonts w:eastAsia="SimSun" w:cs="Times New Roman"/>
+                <w:kern w:val="0"/>
+                <w:szCs w:val="24"/>
+                <w:lang w:eastAsia="zh-CN" w:bidi="ar"/>
+              </w:rPr>
+              <w:t>Для определения курса студента</w:t>
             </w:r>
           </w:p>
         </w:tc>
@@ -5918,7 +4418,37 @@
       <w:tr>
         <w:tc>
           <w:tcPr>
-            <w:tcW w:w="483" w:type="dxa"/>
+            <w:tcW w:w="481" w:type="dxa"/>
+            <w:vMerge/>
+            <w:vAlign w:val="center"/>
+          </w:tcPr>
+          <w:p>
+            <w:pPr>
+              <w:rPr>
+                <w:rFonts w:cs="Times New Roman"/>
+                <w:szCs w:val="24"/>
+              </w:rPr>
+            </w:pPr>
+          </w:p>
+        </w:tc>
+        <w:tc>
+          <w:tcPr>
+            <w:tcW w:w="1858" w:type="dxa"/>
+            <w:vMerge/>
+            <w:vAlign w:val="center"/>
+          </w:tcPr>
+          <w:p>
+            <w:pPr>
+              <w:rPr>
+                <w:rFonts w:cs="Times New Roman"/>
+                <w:szCs w:val="24"/>
+              </w:rPr>
+            </w:pPr>
+          </w:p>
+        </w:tc>
+        <w:tc>
+          <w:tcPr>
+            <w:tcW w:w="2413" w:type="dxa"/>
             <w:vAlign w:val="center"/>
           </w:tcPr>
           <w:p>
@@ -5933,16 +4463,15 @@
                 <w:rFonts w:eastAsia="SimSun" w:cs="Times New Roman"/>
                 <w:kern w:val="0"/>
                 <w:szCs w:val="24"/>
-                <w:lang w:val="en-US" w:eastAsia="zh-CN" w:bidi="ar"/>
-              </w:rPr>
-              <w:lastRenderedPageBreak/>
-              <w:t>2</w:t>
-            </w:r>
-          </w:p>
-        </w:tc>
-        <w:tc>
-          <w:tcPr>
-            <w:tcW w:w="1622" w:type="dxa"/>
+                <w:lang w:eastAsia="zh-CN" w:bidi="ar"/>
+              </w:rPr>
+              <w:t>Научное направление</w:t>
+            </w:r>
+          </w:p>
+        </w:tc>
+        <w:tc>
+          <w:tcPr>
+            <w:tcW w:w="1972" w:type="dxa"/>
             <w:vAlign w:val="center"/>
           </w:tcPr>
           <w:p>
@@ -5957,15 +4486,15 @@
                 <w:rFonts w:eastAsia="SimSun" w:cs="Times New Roman"/>
                 <w:kern w:val="0"/>
                 <w:szCs w:val="24"/>
-                <w:lang w:val="en-US" w:eastAsia="zh-CN" w:bidi="ar"/>
-              </w:rPr>
-              <w:t>Авторизация в системе</w:t>
-            </w:r>
-          </w:p>
-        </w:tc>
-        <w:tc>
-          <w:tcPr>
-            <w:tcW w:w="2501" w:type="dxa"/>
+                <w:lang w:eastAsia="zh-CN" w:bidi="ar"/>
+              </w:rPr>
+              <w:t>Данные студента</w:t>
+            </w:r>
+          </w:p>
+        </w:tc>
+        <w:tc>
+          <w:tcPr>
+            <w:tcW w:w="4049" w:type="dxa"/>
             <w:vAlign w:val="center"/>
           </w:tcPr>
           <w:p>
@@ -5980,15 +4509,18 @@
                 <w:rFonts w:eastAsia="SimSun" w:cs="Times New Roman"/>
                 <w:kern w:val="0"/>
                 <w:szCs w:val="24"/>
-                <w:lang w:val="en-US" w:eastAsia="zh-CN" w:bidi="ar"/>
-              </w:rPr>
-              <w:t>Логин и пароль</w:t>
-            </w:r>
-          </w:p>
-        </w:tc>
-        <w:tc>
-          <w:tcPr>
-            <w:tcW w:w="1849" w:type="dxa"/>
+                <w:lang w:eastAsia="zh-CN" w:bidi="ar"/>
+              </w:rPr>
+              <w:t>Определяет научное направление выбранное студентом</w:t>
+            </w:r>
+          </w:p>
+        </w:tc>
+      </w:tr>
+      <w:tr>
+        <w:tc>
+          <w:tcPr>
+            <w:tcW w:w="481" w:type="dxa"/>
+            <w:vMerge w:val="restart"/>
             <w:vAlign w:val="center"/>
           </w:tcPr>
           <w:p>
@@ -6005,13 +4537,14 @@
                 <w:szCs w:val="24"/>
                 <w:lang w:val="en-US" w:eastAsia="zh-CN" w:bidi="ar"/>
               </w:rPr>
-              <w:t>Форма авторизации</w:t>
-            </w:r>
-          </w:p>
-        </w:tc>
-        <w:tc>
-          <w:tcPr>
-            <w:tcW w:w="4318" w:type="dxa"/>
+              <w:t>2</w:t>
+            </w:r>
+          </w:p>
+        </w:tc>
+        <w:tc>
+          <w:tcPr>
+            <w:tcW w:w="1858" w:type="dxa"/>
+            <w:vMerge w:val="restart"/>
             <w:vAlign w:val="center"/>
           </w:tcPr>
           <w:p>
@@ -6028,7 +4561,76 @@
                 <w:szCs w:val="24"/>
                 <w:lang w:eastAsia="zh-CN" w:bidi="ar"/>
               </w:rPr>
-              <w:t>Необходимы для подтверждения личности пользователя</w:t>
+              <w:t>Группировка по направлениям</w:t>
+            </w:r>
+          </w:p>
+        </w:tc>
+        <w:tc>
+          <w:tcPr>
+            <w:tcW w:w="2413" w:type="dxa"/>
+            <w:vAlign w:val="center"/>
+          </w:tcPr>
+          <w:p>
+            <w:pPr>
+              <w:rPr>
+                <w:rFonts w:cs="Times New Roman"/>
+                <w:szCs w:val="24"/>
+              </w:rPr>
+            </w:pPr>
+            <w:r>
+              <w:rPr>
+                <w:rFonts w:eastAsia="SimSun" w:cs="Times New Roman"/>
+                <w:kern w:val="0"/>
+                <w:szCs w:val="24"/>
+                <w:lang w:eastAsia="zh-CN" w:bidi="ar"/>
+              </w:rPr>
+              <w:t>ФИО</w:t>
+            </w:r>
+          </w:p>
+        </w:tc>
+        <w:tc>
+          <w:tcPr>
+            <w:tcW w:w="1972" w:type="dxa"/>
+            <w:vAlign w:val="center"/>
+          </w:tcPr>
+          <w:p>
+            <w:pPr>
+              <w:rPr>
+                <w:rFonts w:cs="Times New Roman"/>
+                <w:szCs w:val="24"/>
+              </w:rPr>
+            </w:pPr>
+            <w:r>
+              <w:rPr>
+                <w:rFonts w:eastAsia="SimSun" w:cs="Times New Roman"/>
+                <w:kern w:val="0"/>
+                <w:szCs w:val="24"/>
+                <w:lang w:eastAsia="zh-CN" w:bidi="ar"/>
+              </w:rPr>
+              <w:t>Данные студента</w:t>
+            </w:r>
+          </w:p>
+        </w:tc>
+        <w:tc>
+          <w:tcPr>
+            <w:tcW w:w="4049" w:type="dxa"/>
+            <w:vAlign w:val="center"/>
+          </w:tcPr>
+          <w:p>
+            <w:pPr>
+              <w:rPr>
+                <w:rFonts w:cs="Times New Roman"/>
+                <w:szCs w:val="24"/>
+              </w:rPr>
+            </w:pPr>
+            <w:r>
+              <w:rPr>
+                <w:rFonts w:eastAsia="SimSun" w:cs="Times New Roman"/>
+                <w:kern w:val="0"/>
+                <w:szCs w:val="24"/>
+                <w:lang w:eastAsia="zh-CN" w:bidi="ar"/>
+              </w:rPr>
+              <w:t>Для идентификации студента в документации</w:t>
             </w:r>
           </w:p>
         </w:tc>
@@ -6036,104 +4638,76 @@
       <w:tr>
         <w:tc>
           <w:tcPr>
-            <w:tcW w:w="483" w:type="dxa"/>
-            <w:vMerge w:val="restart"/>
-            <w:vAlign w:val="center"/>
-          </w:tcPr>
-          <w:p>
-            <w:pPr>
-              <w:rPr>
-                <w:rFonts w:cs="Times New Roman"/>
-                <w:szCs w:val="24"/>
-              </w:rPr>
-            </w:pPr>
-            <w:r>
+            <w:tcW w:w="481" w:type="dxa"/>
+            <w:vMerge/>
+            <w:vAlign w:val="center"/>
+          </w:tcPr>
+          <w:p>
+            <w:pPr>
               <w:rPr>
                 <w:rFonts w:eastAsia="SimSun" w:cs="Times New Roman"/>
                 <w:kern w:val="0"/>
                 <w:szCs w:val="24"/>
-                <w:lang w:val="en-US" w:eastAsia="zh-CN" w:bidi="ar"/>
-              </w:rPr>
-              <w:t>3</w:t>
-            </w:r>
-          </w:p>
-        </w:tc>
-        <w:tc>
-          <w:tcPr>
-            <w:tcW w:w="1622" w:type="dxa"/>
-            <w:vMerge w:val="restart"/>
-            <w:vAlign w:val="center"/>
-          </w:tcPr>
-          <w:p>
-            <w:pPr>
-              <w:rPr>
-                <w:rFonts w:cs="Times New Roman"/>
-                <w:szCs w:val="24"/>
-              </w:rPr>
-            </w:pPr>
-            <w:r>
+                <w:lang w:eastAsia="zh-CN" w:bidi="ar"/>
+              </w:rPr>
+            </w:pPr>
+          </w:p>
+        </w:tc>
+        <w:tc>
+          <w:tcPr>
+            <w:tcW w:w="1858" w:type="dxa"/>
+            <w:vMerge/>
+            <w:vAlign w:val="center"/>
+          </w:tcPr>
+          <w:p>
+            <w:pPr>
               <w:rPr>
                 <w:rFonts w:eastAsia="SimSun" w:cs="Times New Roman"/>
                 <w:kern w:val="0"/>
                 <w:szCs w:val="24"/>
-                <w:lang w:val="en-US" w:eastAsia="zh-CN" w:bidi="ar"/>
-              </w:rPr>
-              <w:t xml:space="preserve">Заполнение </w:t>
-            </w:r>
-            <w:r>
+                <w:lang w:eastAsia="zh-CN" w:bidi="ar"/>
+              </w:rPr>
+            </w:pPr>
+          </w:p>
+        </w:tc>
+        <w:tc>
+          <w:tcPr>
+            <w:tcW w:w="2413" w:type="dxa"/>
+            <w:vAlign w:val="center"/>
+          </w:tcPr>
+          <w:p>
+            <w:pPr>
               <w:rPr>
                 <w:rFonts w:eastAsia="SimSun" w:cs="Times New Roman"/>
                 <w:kern w:val="0"/>
                 <w:szCs w:val="24"/>
-                <w:lang w:eastAsia="zh-CN" w:bidi="ar"/>
-              </w:rPr>
-              <w:t>справочных</w:t>
-            </w:r>
+                <w:lang w:val="en-US" w:eastAsia="zh-CN" w:bidi="ar"/>
+              </w:rPr>
+            </w:pPr>
             <w:r>
               <w:rPr>
                 <w:rFonts w:eastAsia="SimSun" w:cs="Times New Roman"/>
                 <w:kern w:val="0"/>
                 <w:szCs w:val="24"/>
-                <w:lang w:val="en-US" w:eastAsia="zh-CN" w:bidi="ar"/>
-              </w:rPr>
-              <w:t xml:space="preserve"> данных</w:t>
-            </w:r>
-          </w:p>
-        </w:tc>
-        <w:tc>
-          <w:tcPr>
-            <w:tcW w:w="2501" w:type="dxa"/>
-            <w:vAlign w:val="center"/>
-          </w:tcPr>
-          <w:p>
-            <w:pPr>
-              <w:rPr>
-                <w:rFonts w:cs="Times New Roman"/>
-                <w:szCs w:val="24"/>
-              </w:rPr>
-            </w:pPr>
-            <w:r>
+                <w:lang w:eastAsia="zh-CN" w:bidi="ar"/>
+              </w:rPr>
+              <w:t>Группа</w:t>
+            </w:r>
+          </w:p>
+        </w:tc>
+        <w:tc>
+          <w:tcPr>
+            <w:tcW w:w="1972" w:type="dxa"/>
+            <w:vAlign w:val="center"/>
+          </w:tcPr>
+          <w:p>
+            <w:pPr>
               <w:rPr>
                 <w:rFonts w:eastAsia="SimSun" w:cs="Times New Roman"/>
                 <w:kern w:val="0"/>
                 <w:szCs w:val="24"/>
                 <w:lang w:val="en-US" w:eastAsia="zh-CN" w:bidi="ar"/>
               </w:rPr>
-              <w:t>Наименование группы</w:t>
-            </w:r>
-          </w:p>
-        </w:tc>
-        <w:tc>
-          <w:tcPr>
-            <w:tcW w:w="1849" w:type="dxa"/>
-            <w:vAlign w:val="center"/>
-          </w:tcPr>
-          <w:p>
-            <w:pPr>
-              <w:rPr>
-                <w:rFonts w:cs="Times New Roman"/>
-                <w:szCs w:val="24"/>
-              </w:rPr>
             </w:pPr>
             <w:r>
               <w:rPr>
@@ -6142,29 +4716,22 @@
                 <w:szCs w:val="24"/>
                 <w:lang w:eastAsia="zh-CN" w:bidi="ar"/>
               </w:rPr>
-              <w:t xml:space="preserve">Справочные данные </w:t>
-            </w:r>
-            <w:r>
+              <w:t>Данные студента</w:t>
+            </w:r>
+          </w:p>
+        </w:tc>
+        <w:tc>
+          <w:tcPr>
+            <w:tcW w:w="4049" w:type="dxa"/>
+            <w:vAlign w:val="center"/>
+          </w:tcPr>
+          <w:p>
+            <w:pPr>
               <w:rPr>
                 <w:rFonts w:eastAsia="SimSun" w:cs="Times New Roman"/>
                 <w:kern w:val="0"/>
                 <w:szCs w:val="24"/>
-                <w:lang w:val="en-US" w:eastAsia="zh-CN" w:bidi="ar"/>
-              </w:rPr>
-              <w:t>заполнения данных</w:t>
-            </w:r>
-          </w:p>
-        </w:tc>
-        <w:tc>
-          <w:tcPr>
-            <w:tcW w:w="4318" w:type="dxa"/>
-            <w:vAlign w:val="center"/>
-          </w:tcPr>
-          <w:p>
-            <w:pPr>
-              <w:rPr>
-                <w:rFonts w:cs="Times New Roman"/>
-                <w:szCs w:val="24"/>
+                <w:lang w:eastAsia="zh-CN" w:bidi="ar"/>
               </w:rPr>
             </w:pPr>
             <w:r>
@@ -6174,16 +4741,118 @@
                 <w:szCs w:val="24"/>
                 <w:lang w:eastAsia="zh-CN" w:bidi="ar"/>
               </w:rPr>
-              <w:t xml:space="preserve">Используется </w:t>
-            </w:r>
-            <w:r>
+              <w:t>Для определения принадлежности студента к группе</w:t>
+            </w:r>
+          </w:p>
+        </w:tc>
+      </w:tr>
+      <w:tr>
+        <w:tc>
+          <w:tcPr>
+            <w:tcW w:w="481" w:type="dxa"/>
+            <w:vMerge/>
+            <w:vAlign w:val="center"/>
+          </w:tcPr>
+          <w:p>
+            <w:pPr>
               <w:rPr>
                 <w:rFonts w:eastAsia="SimSun" w:cs="Times New Roman"/>
                 <w:kern w:val="0"/>
                 <w:szCs w:val="24"/>
                 <w:lang w:eastAsia="zh-CN" w:bidi="ar"/>
               </w:rPr>
-              <w:t xml:space="preserve">для упрощения заполнения данных студента и обеспечения актуальности информации </w:t>
+            </w:pPr>
+          </w:p>
+        </w:tc>
+        <w:tc>
+          <w:tcPr>
+            <w:tcW w:w="1858" w:type="dxa"/>
+            <w:vMerge/>
+            <w:vAlign w:val="center"/>
+          </w:tcPr>
+          <w:p>
+            <w:pPr>
+              <w:rPr>
+                <w:rFonts w:eastAsia="SimSun" w:cs="Times New Roman"/>
+                <w:kern w:val="0"/>
+                <w:szCs w:val="24"/>
+                <w:lang w:eastAsia="zh-CN" w:bidi="ar"/>
+              </w:rPr>
+            </w:pPr>
+          </w:p>
+        </w:tc>
+        <w:tc>
+          <w:tcPr>
+            <w:tcW w:w="2413" w:type="dxa"/>
+            <w:vAlign w:val="center"/>
+          </w:tcPr>
+          <w:p>
+            <w:pPr>
+              <w:rPr>
+                <w:rFonts w:eastAsia="SimSun" w:cs="Times New Roman"/>
+                <w:kern w:val="0"/>
+                <w:szCs w:val="24"/>
+                <w:lang w:val="en-US" w:eastAsia="zh-CN" w:bidi="ar"/>
+              </w:rPr>
+            </w:pPr>
+            <w:r>
+              <w:rPr>
+                <w:rFonts w:eastAsia="SimSun" w:cs="Times New Roman"/>
+                <w:kern w:val="0"/>
+                <w:szCs w:val="24"/>
+                <w:lang w:eastAsia="zh-CN" w:bidi="ar"/>
+              </w:rPr>
+              <w:t>Курс</w:t>
+            </w:r>
+          </w:p>
+        </w:tc>
+        <w:tc>
+          <w:tcPr>
+            <w:tcW w:w="1972" w:type="dxa"/>
+            <w:vAlign w:val="center"/>
+          </w:tcPr>
+          <w:p>
+            <w:pPr>
+              <w:rPr>
+                <w:rFonts w:eastAsia="SimSun" w:cs="Times New Roman"/>
+                <w:kern w:val="0"/>
+                <w:szCs w:val="24"/>
+                <w:lang w:val="en-US" w:eastAsia="zh-CN" w:bidi="ar"/>
+              </w:rPr>
+            </w:pPr>
+            <w:r>
+              <w:rPr>
+                <w:rFonts w:eastAsia="SimSun" w:cs="Times New Roman"/>
+                <w:kern w:val="0"/>
+                <w:szCs w:val="24"/>
+                <w:lang w:eastAsia="zh-CN" w:bidi="ar"/>
+              </w:rPr>
+              <w:t>Данные студента</w:t>
+            </w:r>
+          </w:p>
+        </w:tc>
+        <w:tc>
+          <w:tcPr>
+            <w:tcW w:w="4049" w:type="dxa"/>
+            <w:vAlign w:val="center"/>
+          </w:tcPr>
+          <w:p>
+            <w:pPr>
+              <w:rPr>
+                <w:rFonts w:eastAsia="SimSun" w:cs="Times New Roman"/>
+                <w:kern w:val="0"/>
+                <w:szCs w:val="24"/>
+                <w:lang w:eastAsia="zh-CN" w:bidi="ar"/>
+              </w:rPr>
+            </w:pPr>
+            <w:r>
+              <w:rPr>
+                <w:rFonts w:eastAsia="SimSun" w:cs="Times New Roman"/>
+                <w:kern w:val="0"/>
+                <w:szCs w:val="24"/>
+                <w:lang w:eastAsia="zh-CN" w:bidi="ar"/>
+              </w:rPr>
+              <w:t>Для определения курса студента</w:t>
             </w:r>
           </w:p>
         </w:tc>
@@ -6191,269 +4860,100 @@
       <w:tr>
         <w:tc>
           <w:tcPr>
-            <w:tcW w:w="483" w:type="dxa"/>
+            <w:tcW w:w="481" w:type="dxa"/>
             <w:vMerge/>
             <w:vAlign w:val="center"/>
           </w:tcPr>
           <w:p>
             <w:pPr>
-              <w:rPr>
-                <w:rFonts w:cs="Times New Roman"/>
-                <w:szCs w:val="24"/>
-              </w:rPr>
-            </w:pPr>
-          </w:p>
-        </w:tc>
-        <w:tc>
-          <w:tcPr>
-            <w:tcW w:w="1622" w:type="dxa"/>
-            <w:vMerge/>
-            <w:vAlign w:val="center"/>
-          </w:tcPr>
-          <w:p>
-            <w:pPr>
-              <w:rPr>
-                <w:rFonts w:cs="Times New Roman"/>
-                <w:szCs w:val="24"/>
-              </w:rPr>
-            </w:pPr>
-          </w:p>
-        </w:tc>
-        <w:tc>
-          <w:tcPr>
-            <w:tcW w:w="2501" w:type="dxa"/>
-            <w:vAlign w:val="center"/>
-          </w:tcPr>
-          <w:p>
-            <w:pPr>
-              <w:rPr>
-                <w:rFonts w:cs="Times New Roman"/>
-                <w:szCs w:val="24"/>
-              </w:rPr>
-            </w:pPr>
-            <w:r>
               <w:rPr>
                 <w:rFonts w:eastAsia="SimSun" w:cs="Times New Roman"/>
                 <w:kern w:val="0"/>
                 <w:szCs w:val="24"/>
                 <w:lang w:val="en-US" w:eastAsia="zh-CN" w:bidi="ar"/>
               </w:rPr>
-              <w:t>Курс обучения</w:t>
-            </w:r>
-          </w:p>
-        </w:tc>
-        <w:tc>
-          <w:tcPr>
-            <w:tcW w:w="1849" w:type="dxa"/>
-            <w:vAlign w:val="center"/>
-          </w:tcPr>
-          <w:p>
-            <w:pPr>
-              <w:rPr>
-                <w:rFonts w:cs="Times New Roman"/>
-                <w:szCs w:val="24"/>
-              </w:rPr>
-            </w:pPr>
-          </w:p>
-        </w:tc>
-        <w:tc>
-          <w:tcPr>
-            <w:tcW w:w="4318" w:type="dxa"/>
-            <w:vAlign w:val="center"/>
-          </w:tcPr>
-          <w:p>
-            <w:pPr>
-              <w:rPr>
-                <w:rFonts w:cs="Times New Roman"/>
-                <w:szCs w:val="24"/>
-              </w:rPr>
-            </w:pPr>
-            <w:r>
+            </w:pPr>
+          </w:p>
+        </w:tc>
+        <w:tc>
+          <w:tcPr>
+            <w:tcW w:w="1858" w:type="dxa"/>
+            <w:vMerge/>
+            <w:vAlign w:val="center"/>
+          </w:tcPr>
+          <w:p>
+            <w:pPr>
               <w:rPr>
                 <w:rFonts w:eastAsia="SimSun" w:cs="Times New Roman"/>
                 <w:kern w:val="0"/>
                 <w:szCs w:val="24"/>
-                <w:lang w:val="en-US" w:eastAsia="zh-CN" w:bidi="ar"/>
-              </w:rPr>
-              <w:t>Определяет уровень обучения студентов</w:t>
-            </w:r>
-          </w:p>
-        </w:tc>
-      </w:tr>
-      <w:tr>
-        <w:tc>
-          <w:tcPr>
-            <w:tcW w:w="483" w:type="dxa"/>
-            <w:vMerge/>
-            <w:vAlign w:val="center"/>
-          </w:tcPr>
-          <w:p>
-            <w:pPr>
-              <w:rPr>
-                <w:rFonts w:cs="Times New Roman"/>
-                <w:szCs w:val="24"/>
-              </w:rPr>
-            </w:pPr>
-          </w:p>
-        </w:tc>
-        <w:tc>
-          <w:tcPr>
-            <w:tcW w:w="1622" w:type="dxa"/>
-            <w:vMerge/>
-            <w:vAlign w:val="center"/>
-          </w:tcPr>
-          <w:p>
-            <w:pPr>
-              <w:rPr>
-                <w:rFonts w:cs="Times New Roman"/>
-                <w:szCs w:val="24"/>
-              </w:rPr>
-            </w:pPr>
-          </w:p>
-        </w:tc>
-        <w:tc>
-          <w:tcPr>
-            <w:tcW w:w="2501" w:type="dxa"/>
-            <w:vAlign w:val="center"/>
-          </w:tcPr>
-          <w:p>
-            <w:pPr>
-              <w:rPr>
-                <w:rFonts w:cs="Times New Roman"/>
-                <w:szCs w:val="24"/>
-              </w:rPr>
-            </w:pPr>
-            <w:r>
+                <w:lang w:eastAsia="zh-CN" w:bidi="ar"/>
+              </w:rPr>
+            </w:pPr>
+          </w:p>
+        </w:tc>
+        <w:tc>
+          <w:tcPr>
+            <w:tcW w:w="2413" w:type="dxa"/>
+            <w:vAlign w:val="center"/>
+          </w:tcPr>
+          <w:p>
+            <w:pPr>
               <w:rPr>
                 <w:rFonts w:eastAsia="SimSun" w:cs="Times New Roman"/>
                 <w:kern w:val="0"/>
                 <w:szCs w:val="24"/>
                 <w:lang w:val="en-US" w:eastAsia="zh-CN" w:bidi="ar"/>
               </w:rPr>
-              <w:t>Научное направление</w:t>
-            </w:r>
-          </w:p>
-        </w:tc>
-        <w:tc>
-          <w:tcPr>
-            <w:tcW w:w="1849" w:type="dxa"/>
-            <w:vAlign w:val="center"/>
-          </w:tcPr>
-          <w:p>
-            <w:pPr>
-              <w:rPr>
-                <w:rFonts w:cs="Times New Roman"/>
-                <w:szCs w:val="24"/>
-              </w:rPr>
-            </w:pPr>
-          </w:p>
-        </w:tc>
-        <w:tc>
-          <w:tcPr>
-            <w:tcW w:w="4318" w:type="dxa"/>
-            <w:vAlign w:val="center"/>
-          </w:tcPr>
-          <w:p>
-            <w:pPr>
-              <w:rPr>
-                <w:rFonts w:cs="Times New Roman"/>
-                <w:szCs w:val="24"/>
-              </w:rPr>
             </w:pPr>
             <w:r>
               <w:rPr>
                 <w:rFonts w:eastAsia="SimSun" w:cs="Times New Roman"/>
                 <w:kern w:val="0"/>
                 <w:szCs w:val="24"/>
-                <w:lang w:val="en-US" w:eastAsia="zh-CN" w:bidi="ar"/>
-              </w:rPr>
-              <w:t>Используется для классификации студентов</w:t>
-            </w:r>
-          </w:p>
-        </w:tc>
-      </w:tr>
-      <w:tr>
-        <w:tc>
-          <w:tcPr>
-            <w:tcW w:w="483" w:type="dxa"/>
-            <w:vMerge w:val="restart"/>
-            <w:vAlign w:val="center"/>
-          </w:tcPr>
-          <w:p>
-            <w:pPr>
-              <w:rPr>
-                <w:rFonts w:cs="Times New Roman"/>
-                <w:szCs w:val="24"/>
-              </w:rPr>
-            </w:pPr>
-            <w:r>
+                <w:lang w:eastAsia="zh-CN" w:bidi="ar"/>
+              </w:rPr>
+              <w:t>Научное направление</w:t>
+            </w:r>
+          </w:p>
+        </w:tc>
+        <w:tc>
+          <w:tcPr>
+            <w:tcW w:w="1972" w:type="dxa"/>
+            <w:vAlign w:val="center"/>
+          </w:tcPr>
+          <w:p>
+            <w:pPr>
               <w:rPr>
                 <w:rFonts w:eastAsia="SimSun" w:cs="Times New Roman"/>
                 <w:kern w:val="0"/>
                 <w:szCs w:val="24"/>
                 <w:lang w:val="en-US" w:eastAsia="zh-CN" w:bidi="ar"/>
               </w:rPr>
-              <w:t>4</w:t>
-            </w:r>
-          </w:p>
-        </w:tc>
-        <w:tc>
-          <w:tcPr>
-            <w:tcW w:w="1622" w:type="dxa"/>
-            <w:vMerge w:val="restart"/>
-            <w:vAlign w:val="center"/>
-          </w:tcPr>
-          <w:p>
-            <w:pPr>
-              <w:rPr>
-                <w:rFonts w:cs="Times New Roman"/>
-                <w:szCs w:val="24"/>
-              </w:rPr>
             </w:pPr>
             <w:r>
               <w:rPr>
                 <w:rFonts w:eastAsia="SimSun" w:cs="Times New Roman"/>
                 <w:kern w:val="0"/>
                 <w:szCs w:val="24"/>
-                <w:lang w:val="en-US" w:eastAsia="zh-CN" w:bidi="ar"/>
-              </w:rPr>
-              <w:t>Заполнение данных студентов</w:t>
-            </w:r>
-          </w:p>
-        </w:tc>
-        <w:tc>
-          <w:tcPr>
-            <w:tcW w:w="2501" w:type="dxa"/>
-            <w:vAlign w:val="center"/>
-          </w:tcPr>
-          <w:p>
-            <w:pPr>
-              <w:rPr>
-                <w:rFonts w:cs="Times New Roman"/>
-                <w:szCs w:val="24"/>
-              </w:rPr>
-            </w:pPr>
-            <w:r>
+                <w:lang w:eastAsia="zh-CN" w:bidi="ar"/>
+              </w:rPr>
+              <w:t>Данные студента</w:t>
+            </w:r>
+          </w:p>
+        </w:tc>
+        <w:tc>
+          <w:tcPr>
+            <w:tcW w:w="4049" w:type="dxa"/>
+            <w:vAlign w:val="center"/>
+          </w:tcPr>
+          <w:p>
+            <w:pPr>
               <w:rPr>
                 <w:rFonts w:eastAsia="SimSun" w:cs="Times New Roman"/>
                 <w:kern w:val="0"/>
                 <w:szCs w:val="24"/>
-                <w:lang w:val="en-US" w:eastAsia="zh-CN" w:bidi="ar"/>
-              </w:rPr>
-              <w:t>ФИО студента</w:t>
-            </w:r>
-          </w:p>
-        </w:tc>
-        <w:tc>
-          <w:tcPr>
-            <w:tcW w:w="1849" w:type="dxa"/>
-            <w:vAlign w:val="center"/>
-          </w:tcPr>
-          <w:p>
-            <w:pPr>
-              <w:rPr>
-                <w:rFonts w:cs="Times New Roman"/>
-                <w:szCs w:val="24"/>
+                <w:lang w:eastAsia="zh-CN" w:bidi="ar"/>
               </w:rPr>
             </w:pPr>
             <w:r>
@@ -6461,542 +4961,9 @@
                 <w:rFonts w:eastAsia="SimSun" w:cs="Times New Roman"/>
                 <w:kern w:val="0"/>
                 <w:szCs w:val="24"/>
-                <w:lang w:val="en-US" w:eastAsia="zh-CN" w:bidi="ar"/>
-              </w:rPr>
-              <w:t>Форма ввода данных</w:t>
-            </w:r>
-          </w:p>
-        </w:tc>
-        <w:tc>
-          <w:tcPr>
-            <w:tcW w:w="4318" w:type="dxa"/>
-            <w:vAlign w:val="center"/>
-          </w:tcPr>
-          <w:p>
-            <w:pPr>
-              <w:rPr>
-                <w:rFonts w:cs="Times New Roman"/>
-                <w:szCs w:val="24"/>
-              </w:rPr>
-            </w:pPr>
-            <w:r>
-              <w:rPr>
-                <w:rFonts w:eastAsia="SimSun" w:cs="Times New Roman"/>
-                <w:kern w:val="0"/>
-                <w:szCs w:val="24"/>
-                <w:lang w:val="en-US" w:eastAsia="zh-CN" w:bidi="ar"/>
-              </w:rPr>
-              <w:t>Основные персональные данные обучающегося</w:t>
-            </w:r>
-          </w:p>
-        </w:tc>
-      </w:tr>
-      <w:tr>
-        <w:tc>
-          <w:tcPr>
-            <w:tcW w:w="483" w:type="dxa"/>
-            <w:vMerge/>
-            <w:vAlign w:val="center"/>
-          </w:tcPr>
-          <w:p>
-            <w:pPr>
-              <w:rPr>
-                <w:rFonts w:cs="Times New Roman"/>
-                <w:szCs w:val="24"/>
-              </w:rPr>
-            </w:pPr>
-          </w:p>
-        </w:tc>
-        <w:tc>
-          <w:tcPr>
-            <w:tcW w:w="1622" w:type="dxa"/>
-            <w:vMerge/>
-            <w:vAlign w:val="center"/>
-          </w:tcPr>
-          <w:p>
-            <w:pPr>
-              <w:rPr>
-                <w:rFonts w:cs="Times New Roman"/>
-                <w:szCs w:val="24"/>
-              </w:rPr>
-            </w:pPr>
-          </w:p>
-        </w:tc>
-        <w:tc>
-          <w:tcPr>
-            <w:tcW w:w="2501" w:type="dxa"/>
-            <w:vAlign w:val="center"/>
-          </w:tcPr>
-          <w:p>
-            <w:pPr>
-              <w:rPr>
-                <w:rFonts w:cs="Times New Roman"/>
-                <w:szCs w:val="24"/>
-              </w:rPr>
-            </w:pPr>
-            <w:r>
-              <w:rPr>
-                <w:rFonts w:eastAsia="SimSun" w:cs="Times New Roman"/>
-                <w:kern w:val="0"/>
-                <w:szCs w:val="24"/>
-                <w:lang w:val="en-US" w:eastAsia="zh-CN" w:bidi="ar"/>
-              </w:rPr>
-              <w:t>Группа</w:t>
-            </w:r>
-          </w:p>
-        </w:tc>
-        <w:tc>
-          <w:tcPr>
-            <w:tcW w:w="1849" w:type="dxa"/>
-            <w:vAlign w:val="center"/>
-          </w:tcPr>
-          <w:p>
-            <w:pPr>
-              <w:rPr>
-                <w:rFonts w:cs="Times New Roman"/>
-                <w:szCs w:val="24"/>
-              </w:rPr>
-            </w:pPr>
-          </w:p>
-        </w:tc>
-        <w:tc>
-          <w:tcPr>
-            <w:tcW w:w="4318" w:type="dxa"/>
-            <w:vAlign w:val="center"/>
-          </w:tcPr>
-          <w:p>
-            <w:pPr>
-              <w:rPr>
-                <w:rFonts w:cs="Times New Roman"/>
-                <w:szCs w:val="24"/>
-              </w:rPr>
-            </w:pPr>
-            <w:r>
-              <w:rPr>
-                <w:rFonts w:eastAsia="SimSun" w:cs="Times New Roman"/>
-                <w:kern w:val="0"/>
-                <w:szCs w:val="24"/>
-                <w:lang w:val="en-US" w:eastAsia="zh-CN" w:bidi="ar"/>
-              </w:rPr>
-              <w:t>Используется для распределения студентов</w:t>
-            </w:r>
-          </w:p>
-        </w:tc>
-      </w:tr>
-      <w:tr>
-        <w:tc>
-          <w:tcPr>
-            <w:tcW w:w="483" w:type="dxa"/>
-            <w:vMerge/>
-            <w:vAlign w:val="center"/>
-          </w:tcPr>
-          <w:p>
-            <w:pPr>
-              <w:rPr>
-                <w:rFonts w:cs="Times New Roman"/>
-                <w:szCs w:val="24"/>
-              </w:rPr>
-            </w:pPr>
-          </w:p>
-        </w:tc>
-        <w:tc>
-          <w:tcPr>
-            <w:tcW w:w="1622" w:type="dxa"/>
-            <w:vMerge/>
-            <w:vAlign w:val="center"/>
-          </w:tcPr>
-          <w:p>
-            <w:pPr>
-              <w:rPr>
-                <w:rFonts w:cs="Times New Roman"/>
-                <w:szCs w:val="24"/>
-              </w:rPr>
-            </w:pPr>
-          </w:p>
-        </w:tc>
-        <w:tc>
-          <w:tcPr>
-            <w:tcW w:w="2501" w:type="dxa"/>
-            <w:vAlign w:val="center"/>
-          </w:tcPr>
-          <w:p>
-            <w:pPr>
-              <w:rPr>
-                <w:rFonts w:cs="Times New Roman"/>
-                <w:szCs w:val="24"/>
-              </w:rPr>
-            </w:pPr>
-            <w:r>
-              <w:rPr>
-                <w:rFonts w:eastAsia="SimSun" w:cs="Times New Roman"/>
-                <w:kern w:val="0"/>
-                <w:szCs w:val="24"/>
-                <w:lang w:val="en-US" w:eastAsia="zh-CN" w:bidi="ar"/>
-              </w:rPr>
-              <w:t>Курс</w:t>
-            </w:r>
-          </w:p>
-        </w:tc>
-        <w:tc>
-          <w:tcPr>
-            <w:tcW w:w="1849" w:type="dxa"/>
-            <w:vAlign w:val="center"/>
-          </w:tcPr>
-          <w:p>
-            <w:pPr>
-              <w:rPr>
-                <w:rFonts w:cs="Times New Roman"/>
-                <w:szCs w:val="24"/>
-              </w:rPr>
-            </w:pPr>
-          </w:p>
-        </w:tc>
-        <w:tc>
-          <w:tcPr>
-            <w:tcW w:w="4318" w:type="dxa"/>
-            <w:vAlign w:val="center"/>
-          </w:tcPr>
-          <w:p>
-            <w:pPr>
-              <w:rPr>
-                <w:rFonts w:cs="Times New Roman"/>
-                <w:szCs w:val="24"/>
-              </w:rPr>
-            </w:pPr>
-            <w:r>
-              <w:rPr>
-                <w:rFonts w:eastAsia="SimSun" w:cs="Times New Roman"/>
-                <w:kern w:val="0"/>
-                <w:szCs w:val="24"/>
-                <w:lang w:val="en-US" w:eastAsia="zh-CN" w:bidi="ar"/>
-              </w:rPr>
-              <w:t>Характеризует этап обучения</w:t>
-            </w:r>
-          </w:p>
-        </w:tc>
-      </w:tr>
-      <w:tr>
-        <w:tc>
-          <w:tcPr>
-            <w:tcW w:w="483" w:type="dxa"/>
-            <w:vMerge/>
-            <w:vAlign w:val="center"/>
-          </w:tcPr>
-          <w:p>
-            <w:pPr>
-              <w:rPr>
-                <w:rFonts w:cs="Times New Roman"/>
-                <w:szCs w:val="24"/>
-              </w:rPr>
-            </w:pPr>
-          </w:p>
-        </w:tc>
-        <w:tc>
-          <w:tcPr>
-            <w:tcW w:w="1622" w:type="dxa"/>
-            <w:vMerge/>
-            <w:vAlign w:val="center"/>
-          </w:tcPr>
-          <w:p>
-            <w:pPr>
-              <w:rPr>
-                <w:rFonts w:cs="Times New Roman"/>
-                <w:szCs w:val="24"/>
-              </w:rPr>
-            </w:pPr>
-          </w:p>
-        </w:tc>
-        <w:tc>
-          <w:tcPr>
-            <w:tcW w:w="2501" w:type="dxa"/>
-            <w:vAlign w:val="center"/>
-          </w:tcPr>
-          <w:p>
-            <w:pPr>
-              <w:rPr>
-                <w:rFonts w:cs="Times New Roman"/>
-                <w:szCs w:val="24"/>
-              </w:rPr>
-            </w:pPr>
-            <w:r>
-              <w:rPr>
-                <w:rFonts w:eastAsia="SimSun" w:cs="Times New Roman"/>
-                <w:kern w:val="0"/>
-                <w:szCs w:val="24"/>
-                <w:lang w:val="en-US" w:eastAsia="zh-CN" w:bidi="ar"/>
-              </w:rPr>
-              <w:t>Научное направление</w:t>
-            </w:r>
-          </w:p>
-        </w:tc>
-        <w:tc>
-          <w:tcPr>
-            <w:tcW w:w="1849" w:type="dxa"/>
-            <w:vAlign w:val="center"/>
-          </w:tcPr>
-          <w:p>
-            <w:pPr>
-              <w:rPr>
-                <w:rFonts w:cs="Times New Roman"/>
-                <w:szCs w:val="24"/>
-              </w:rPr>
-            </w:pPr>
-          </w:p>
-        </w:tc>
-        <w:tc>
-          <w:tcPr>
-            <w:tcW w:w="4318" w:type="dxa"/>
-            <w:vAlign w:val="center"/>
-          </w:tcPr>
-          <w:p>
-            <w:pPr>
-              <w:rPr>
-                <w:rFonts w:cs="Times New Roman"/>
-                <w:szCs w:val="24"/>
-              </w:rPr>
-            </w:pPr>
-            <w:r>
-              <w:rPr>
-                <w:rFonts w:eastAsia="SimSun" w:cs="Times New Roman"/>
-                <w:kern w:val="0"/>
-                <w:szCs w:val="24"/>
                 <w:lang w:eastAsia="zh-CN" w:bidi="ar"/>
               </w:rPr>
-              <w:t>Используется для учета учебной специализации</w:t>
-            </w:r>
-          </w:p>
-        </w:tc>
-      </w:tr>
-      <w:tr>
-        <w:tc>
-          <w:tcPr>
-            <w:tcW w:w="483" w:type="dxa"/>
-            <w:vAlign w:val="center"/>
-          </w:tcPr>
-          <w:p>
-            <w:pPr>
-              <w:rPr>
-                <w:rFonts w:cs="Times New Roman"/>
-                <w:szCs w:val="24"/>
-              </w:rPr>
-            </w:pPr>
-            <w:r>
-              <w:rPr>
-                <w:rFonts w:eastAsia="SimSun" w:cs="Times New Roman"/>
-                <w:kern w:val="0"/>
-                <w:szCs w:val="24"/>
-                <w:lang w:val="en-US" w:eastAsia="zh-CN" w:bidi="ar"/>
-              </w:rPr>
-              <w:t>5</w:t>
-            </w:r>
-          </w:p>
-        </w:tc>
-        <w:tc>
-          <w:tcPr>
-            <w:tcW w:w="1622" w:type="dxa"/>
-            <w:vAlign w:val="center"/>
-          </w:tcPr>
-          <w:p>
-            <w:pPr>
-              <w:rPr>
-                <w:rFonts w:cs="Times New Roman"/>
-                <w:szCs w:val="24"/>
-              </w:rPr>
-            </w:pPr>
-            <w:r>
-              <w:rPr>
-                <w:rFonts w:eastAsia="SimSun" w:cs="Times New Roman"/>
-                <w:kern w:val="0"/>
-                <w:szCs w:val="24"/>
-                <w:lang w:val="en-US" w:eastAsia="zh-CN" w:bidi="ar"/>
-              </w:rPr>
-              <w:t>Мониторинг данных</w:t>
-            </w:r>
-          </w:p>
-        </w:tc>
-        <w:tc>
-          <w:tcPr>
-            <w:tcW w:w="2501" w:type="dxa"/>
-            <w:vAlign w:val="center"/>
-          </w:tcPr>
-          <w:p>
-            <w:pPr>
-              <w:rPr>
-                <w:rFonts w:cs="Times New Roman"/>
-                <w:szCs w:val="24"/>
-              </w:rPr>
-            </w:pPr>
-            <w:r>
-              <w:rPr>
-                <w:rFonts w:eastAsia="SimSun" w:cs="Times New Roman"/>
-                <w:kern w:val="0"/>
-                <w:szCs w:val="24"/>
-                <w:lang w:val="en-US" w:eastAsia="zh-CN" w:bidi="ar"/>
-              </w:rPr>
-              <w:t>Параметры поиска</w:t>
-            </w:r>
-          </w:p>
-        </w:tc>
-        <w:tc>
-          <w:tcPr>
-            <w:tcW w:w="1849" w:type="dxa"/>
-            <w:vAlign w:val="center"/>
-          </w:tcPr>
-          <w:p>
-            <w:pPr>
-              <w:rPr>
-                <w:rFonts w:cs="Times New Roman"/>
-                <w:szCs w:val="24"/>
-              </w:rPr>
-            </w:pPr>
-            <w:r>
-              <w:rPr>
-                <w:rFonts w:eastAsia="SimSun" w:cs="Times New Roman"/>
-                <w:kern w:val="0"/>
-                <w:szCs w:val="24"/>
-                <w:lang w:val="en-US" w:eastAsia="zh-CN" w:bidi="ar"/>
-              </w:rPr>
-              <w:t>Форма фильтрации</w:t>
-            </w:r>
-          </w:p>
-        </w:tc>
-        <w:tc>
-          <w:tcPr>
-            <w:tcW w:w="4318" w:type="dxa"/>
-            <w:vAlign w:val="center"/>
-          </w:tcPr>
-          <w:p>
-            <w:pPr>
-              <w:rPr>
-                <w:rFonts w:cs="Times New Roman"/>
-                <w:szCs w:val="24"/>
-              </w:rPr>
-            </w:pPr>
-            <w:r>
-              <w:rPr>
-                <w:rFonts w:eastAsia="SimSun" w:cs="Times New Roman"/>
-                <w:kern w:val="0"/>
-                <w:szCs w:val="24"/>
-                <w:lang w:eastAsia="zh-CN" w:bidi="ar"/>
-              </w:rPr>
-              <w:t>Используются для анализа и просмотра информации</w:t>
-            </w:r>
-          </w:p>
-        </w:tc>
-      </w:tr>
-      <w:tr>
-        <w:tc>
-          <w:tcPr>
-            <w:tcW w:w="483" w:type="dxa"/>
-            <w:vAlign w:val="center"/>
-          </w:tcPr>
-          <w:p>
-            <w:pPr>
-              <w:rPr>
-                <w:rFonts w:cs="Times New Roman"/>
-                <w:szCs w:val="24"/>
-              </w:rPr>
-            </w:pPr>
-            <w:r>
-              <w:rPr>
-                <w:rFonts w:eastAsia="SimSun" w:cs="Times New Roman"/>
-                <w:kern w:val="0"/>
-                <w:szCs w:val="24"/>
-                <w:lang w:val="en-US" w:eastAsia="zh-CN" w:bidi="ar"/>
-              </w:rPr>
-              <w:t>6</w:t>
-            </w:r>
-          </w:p>
-        </w:tc>
-        <w:tc>
-          <w:tcPr>
-            <w:tcW w:w="1622" w:type="dxa"/>
-            <w:vAlign w:val="center"/>
-          </w:tcPr>
-          <w:p>
-            <w:pPr>
-              <w:rPr>
-                <w:rFonts w:cs="Times New Roman"/>
-                <w:szCs w:val="24"/>
-              </w:rPr>
-            </w:pPr>
-            <w:r>
-              <w:rPr>
-                <w:rFonts w:eastAsia="SimSun" w:cs="Times New Roman"/>
-                <w:kern w:val="0"/>
-                <w:szCs w:val="24"/>
-                <w:lang w:val="en-US" w:eastAsia="zh-CN" w:bidi="ar"/>
-              </w:rPr>
-              <w:t>Редактирование данных</w:t>
-            </w:r>
-          </w:p>
-        </w:tc>
-        <w:tc>
-          <w:tcPr>
-            <w:tcW w:w="2501" w:type="dxa"/>
-            <w:vAlign w:val="center"/>
-          </w:tcPr>
-          <w:p>
-            <w:pPr>
-              <w:rPr>
-                <w:rFonts w:cs="Times New Roman"/>
-                <w:szCs w:val="24"/>
-              </w:rPr>
-            </w:pPr>
-            <w:r>
-              <w:rPr>
-                <w:rFonts w:eastAsia="SimSun" w:cs="Times New Roman"/>
-                <w:kern w:val="0"/>
-                <w:szCs w:val="24"/>
-                <w:lang w:val="en-US" w:eastAsia="zh-CN" w:bidi="ar"/>
-              </w:rPr>
-              <w:t>Обновленные данные студента</w:t>
-            </w:r>
-          </w:p>
-        </w:tc>
-        <w:tc>
-          <w:tcPr>
-            <w:tcW w:w="1849" w:type="dxa"/>
-            <w:vAlign w:val="center"/>
-          </w:tcPr>
-          <w:p>
-            <w:pPr>
-              <w:rPr>
-                <w:rFonts w:cs="Times New Roman"/>
-                <w:szCs w:val="24"/>
-              </w:rPr>
-            </w:pPr>
-            <w:r>
-              <w:rPr>
-                <w:rFonts w:eastAsia="SimSun" w:cs="Times New Roman"/>
-                <w:kern w:val="0"/>
-                <w:szCs w:val="24"/>
-                <w:lang w:val="en-US" w:eastAsia="zh-CN" w:bidi="ar"/>
-              </w:rPr>
-              <w:t>Форма редактирования</w:t>
-            </w:r>
-          </w:p>
-        </w:tc>
-        <w:tc>
-          <w:tcPr>
-            <w:tcW w:w="4318" w:type="dxa"/>
-            <w:vAlign w:val="center"/>
-          </w:tcPr>
-          <w:p>
-            <w:pPr>
-              <w:rPr>
-                <w:rFonts w:cs="Times New Roman"/>
-                <w:szCs w:val="24"/>
-              </w:rPr>
-            </w:pPr>
-            <w:r>
-              <w:rPr>
-                <w:rFonts w:eastAsia="SimSun" w:cs="Times New Roman"/>
-                <w:kern w:val="0"/>
-                <w:szCs w:val="24"/>
-                <w:lang w:eastAsia="zh-CN" w:bidi="ar"/>
-              </w:rPr>
-              <w:t>Необходимы для актуализации информации в системе</w:t>
+              <w:t>Определяет научное направление выбранное студентом</w:t>
             </w:r>
           </w:p>
         </w:tc>
@@ -7004,7 +4971,6 @@
     </w:tbl>
     <w:p>
       <w:pPr>
-        <w:jc w:val="right"/>
         <w:rPr>
           <w:szCs w:val="24"/>
         </w:rPr>
@@ -7017,14 +4983,8 @@
           <w:szCs w:val="24"/>
         </w:rPr>
       </w:pPr>
-    </w:p>
-    <w:p>
-      <w:pPr>
-        <w:jc w:val="right"/>
-        <w:rPr>
-          <w:szCs w:val="24"/>
-        </w:rPr>
-      </w:pPr>
+      <w:bookmarkStart w:id="8" w:name="_GoBack"/>
+      <w:bookmarkEnd w:id="8"/>
     </w:p>
     <w:p>
       <w:pPr>
@@ -7051,14 +5011,14 @@
       <w:tblGrid>
         <w:gridCol w:w="458"/>
         <w:gridCol w:w="1858"/>
-        <w:gridCol w:w="3727"/>
-        <w:gridCol w:w="2634"/>
-        <w:gridCol w:w="2664"/>
+        <w:gridCol w:w="3717"/>
+        <w:gridCol w:w="2650"/>
+        <w:gridCol w:w="2658"/>
       </w:tblGrid>
       <w:tr>
         <w:tc>
           <w:tcPr>
-            <w:tcW w:w="445" w:type="dxa"/>
+            <w:tcW w:w="458" w:type="dxa"/>
             <w:vAlign w:val="center"/>
           </w:tcPr>
           <w:p>
@@ -7084,7 +5044,7 @@
         </w:tc>
         <w:tc>
           <w:tcPr>
-            <w:tcW w:w="1662" w:type="dxa"/>
+            <w:tcW w:w="1858" w:type="dxa"/>
             <w:vAlign w:val="center"/>
           </w:tcPr>
           <w:p>
@@ -7095,6 +5055,7 @@
                 <w:szCs w:val="24"/>
               </w:rPr>
             </w:pPr>
+            <w:proofErr w:type="spellStart"/>
             <w:r>
               <w:rPr>
                 <w:rFonts w:eastAsia="SimSun" w:cs="Times New Roman"/>
@@ -7106,11 +5067,12 @@
               </w:rPr>
               <w:t>Функция</w:t>
             </w:r>
-          </w:p>
-        </w:tc>
-        <w:tc>
-          <w:tcPr>
-            <w:tcW w:w="3847" w:type="dxa"/>
+            <w:proofErr w:type="spellEnd"/>
+          </w:p>
+        </w:tc>
+        <w:tc>
+          <w:tcPr>
+            <w:tcW w:w="3717" w:type="dxa"/>
             <w:vAlign w:val="center"/>
           </w:tcPr>
           <w:p>
@@ -7121,6 +5083,7 @@
                 <w:szCs w:val="24"/>
               </w:rPr>
             </w:pPr>
+            <w:proofErr w:type="spellStart"/>
             <w:r>
               <w:rPr>
                 <w:rFonts w:eastAsia="SimSun" w:cs="Times New Roman"/>
@@ -7132,11 +5095,12 @@
               </w:rPr>
               <w:t>Данные</w:t>
             </w:r>
-          </w:p>
-        </w:tc>
-        <w:tc>
-          <w:tcPr>
-            <w:tcW w:w="2693" w:type="dxa"/>
+            <w:proofErr w:type="spellEnd"/>
+          </w:p>
+        </w:tc>
+        <w:tc>
+          <w:tcPr>
+            <w:tcW w:w="2650" w:type="dxa"/>
             <w:vAlign w:val="center"/>
           </w:tcPr>
           <w:p>
@@ -7147,6 +5111,7 @@
                 <w:szCs w:val="24"/>
               </w:rPr>
             </w:pPr>
+            <w:proofErr w:type="spellStart"/>
             <w:r>
               <w:rPr>
                 <w:rFonts w:eastAsia="SimSun" w:cs="Times New Roman"/>
@@ -7158,11 +5123,12 @@
               </w:rPr>
               <w:t>Документ</w:t>
             </w:r>
-          </w:p>
-        </w:tc>
-        <w:tc>
-          <w:tcPr>
-            <w:tcW w:w="2694" w:type="dxa"/>
+            <w:proofErr w:type="spellEnd"/>
+          </w:p>
+        </w:tc>
+        <w:tc>
+          <w:tcPr>
+            <w:tcW w:w="2658" w:type="dxa"/>
             <w:vAlign w:val="center"/>
           </w:tcPr>
           <w:p>
@@ -7173,6 +5139,7 @@
                 <w:szCs w:val="24"/>
               </w:rPr>
             </w:pPr>
+            <w:proofErr w:type="spellStart"/>
             <w:r>
               <w:rPr>
                 <w:rFonts w:eastAsia="SimSun" w:cs="Times New Roman"/>
@@ -7184,13 +5151,14 @@
               </w:rPr>
               <w:t>Описание</w:t>
             </w:r>
+            <w:proofErr w:type="spellEnd"/>
           </w:p>
         </w:tc>
       </w:tr>
       <w:tr>
         <w:tc>
           <w:tcPr>
-            <w:tcW w:w="445" w:type="dxa"/>
+            <w:tcW w:w="458" w:type="dxa"/>
             <w:vAlign w:val="center"/>
           </w:tcPr>
           <w:p>
@@ -7213,7 +5181,7 @@
         </w:tc>
         <w:tc>
           <w:tcPr>
-            <w:tcW w:w="1662" w:type="dxa"/>
+            <w:tcW w:w="1858" w:type="dxa"/>
             <w:vAlign w:val="center"/>
           </w:tcPr>
           <w:p>
@@ -7228,15 +5196,15 @@
                 <w:rFonts w:eastAsia="SimSun" w:cs="Times New Roman"/>
                 <w:kern w:val="0"/>
                 <w:szCs w:val="24"/>
-                <w:lang w:val="en-US" w:eastAsia="zh-CN" w:bidi="ar"/>
-              </w:rPr>
-              <w:t>Регистрация пользователя</w:t>
-            </w:r>
-          </w:p>
-        </w:tc>
-        <w:tc>
-          <w:tcPr>
-            <w:tcW w:w="3847" w:type="dxa"/>
+                <w:lang w:eastAsia="zh-CN" w:bidi="ar"/>
+              </w:rPr>
+              <w:t>Группировка по направлениям</w:t>
+            </w:r>
+          </w:p>
+        </w:tc>
+        <w:tc>
+          <w:tcPr>
+            <w:tcW w:w="3717" w:type="dxa"/>
             <w:vAlign w:val="center"/>
           </w:tcPr>
           <w:p>
@@ -7251,15 +5219,15 @@
                 <w:rFonts w:eastAsia="SimSun" w:cs="Times New Roman"/>
                 <w:kern w:val="0"/>
                 <w:szCs w:val="24"/>
-                <w:lang w:val="en-US" w:eastAsia="zh-CN" w:bidi="ar"/>
-              </w:rPr>
-              <w:t>Учетная запись пользователя</w:t>
-            </w:r>
-          </w:p>
-        </w:tc>
-        <w:tc>
-          <w:tcPr>
-            <w:tcW w:w="2693" w:type="dxa"/>
+                <w:lang w:eastAsia="zh-CN" w:bidi="ar"/>
+              </w:rPr>
+              <w:t>Данные студента</w:t>
+            </w:r>
+          </w:p>
+        </w:tc>
+        <w:tc>
+          <w:tcPr>
+            <w:tcW w:w="2650" w:type="dxa"/>
             <w:vAlign w:val="center"/>
           </w:tcPr>
           <w:p>
@@ -7274,15 +5242,15 @@
                 <w:rFonts w:eastAsia="SimSun" w:cs="Times New Roman"/>
                 <w:kern w:val="0"/>
                 <w:szCs w:val="24"/>
-                <w:lang w:val="en-US" w:eastAsia="zh-CN" w:bidi="ar"/>
-              </w:rPr>
-              <w:t>Запись в БД пользователей</w:t>
-            </w:r>
-          </w:p>
-        </w:tc>
-        <w:tc>
-          <w:tcPr>
-            <w:tcW w:w="2694" w:type="dxa"/>
+                <w:lang w:eastAsia="zh-CN" w:bidi="ar"/>
+              </w:rPr>
+              <w:t>Сгруппированные по научным направлениям списки</w:t>
+            </w:r>
+          </w:p>
+        </w:tc>
+        <w:tc>
+          <w:tcPr>
+            <w:tcW w:w="2658" w:type="dxa"/>
             <w:vAlign w:val="center"/>
           </w:tcPr>
           <w:p>
@@ -7299,7 +5267,7 @@
                 <w:szCs w:val="24"/>
                 <w:lang w:eastAsia="zh-CN" w:bidi="ar"/>
               </w:rPr>
-              <w:t>Создается новая учетная запись в системе</w:t>
+              <w:t>Данные группируются по научным направлениям</w:t>
             </w:r>
           </w:p>
         </w:tc>
@@ -7307,7 +5275,7 @@
       <w:tr>
         <w:tc>
           <w:tcPr>
-            <w:tcW w:w="445" w:type="dxa"/>
+            <w:tcW w:w="458" w:type="dxa"/>
             <w:vAlign w:val="center"/>
           </w:tcPr>
           <w:p>
@@ -7330,7 +5298,7 @@
         </w:tc>
         <w:tc>
           <w:tcPr>
-            <w:tcW w:w="1662" w:type="dxa"/>
+            <w:tcW w:w="1858" w:type="dxa"/>
             <w:vAlign w:val="center"/>
           </w:tcPr>
           <w:p>
@@ -7345,15 +5313,15 @@
                 <w:rFonts w:eastAsia="SimSun" w:cs="Times New Roman"/>
                 <w:kern w:val="0"/>
                 <w:szCs w:val="24"/>
-                <w:lang w:val="en-US" w:eastAsia="zh-CN" w:bidi="ar"/>
-              </w:rPr>
-              <w:t>Авторизация в системе</w:t>
-            </w:r>
-          </w:p>
-        </w:tc>
-        <w:tc>
-          <w:tcPr>
-            <w:tcW w:w="3847" w:type="dxa"/>
+                <w:lang w:eastAsia="zh-CN" w:bidi="ar"/>
+              </w:rPr>
+              <w:t>Формирование сводного списка</w:t>
+            </w:r>
+          </w:p>
+        </w:tc>
+        <w:tc>
+          <w:tcPr>
+            <w:tcW w:w="3717" w:type="dxa"/>
             <w:vAlign w:val="center"/>
           </w:tcPr>
           <w:p>
@@ -7368,15 +5336,15 @@
                 <w:rFonts w:eastAsia="SimSun" w:cs="Times New Roman"/>
                 <w:kern w:val="0"/>
                 <w:szCs w:val="24"/>
-                <w:lang w:val="en-US" w:eastAsia="zh-CN" w:bidi="ar"/>
-              </w:rPr>
-              <w:t>Подтверждение доступа</w:t>
-            </w:r>
-          </w:p>
-        </w:tc>
-        <w:tc>
-          <w:tcPr>
-            <w:tcW w:w="2693" w:type="dxa"/>
+                <w:lang w:eastAsia="zh-CN" w:bidi="ar"/>
+              </w:rPr>
+              <w:t>Данные студента, сгруппированные списки</w:t>
+            </w:r>
+          </w:p>
+        </w:tc>
+        <w:tc>
+          <w:tcPr>
+            <w:tcW w:w="2650" w:type="dxa"/>
             <w:vAlign w:val="center"/>
           </w:tcPr>
           <w:p>
@@ -7391,15 +5359,15 @@
                 <w:rFonts w:eastAsia="SimSun" w:cs="Times New Roman"/>
                 <w:kern w:val="0"/>
                 <w:szCs w:val="24"/>
-                <w:lang w:val="en-US" w:eastAsia="zh-CN" w:bidi="ar"/>
-              </w:rPr>
-              <w:t>Сеанс пользователя</w:t>
-            </w:r>
-          </w:p>
-        </w:tc>
-        <w:tc>
-          <w:tcPr>
-            <w:tcW w:w="2694" w:type="dxa"/>
+                <w:lang w:eastAsia="zh-CN" w:bidi="ar"/>
+              </w:rPr>
+              <w:t>Сводный список</w:t>
+            </w:r>
+          </w:p>
+        </w:tc>
+        <w:tc>
+          <w:tcPr>
+            <w:tcW w:w="2658" w:type="dxa"/>
             <w:vAlign w:val="center"/>
           </w:tcPr>
           <w:p>
@@ -7416,620 +5384,7 @@
                 <w:szCs w:val="24"/>
                 <w:lang w:eastAsia="zh-CN" w:bidi="ar"/>
               </w:rPr>
-              <w:t>Предоставляет доступ к функциям системы</w:t>
-            </w:r>
-          </w:p>
-        </w:tc>
-      </w:tr>
-      <w:tr>
-        <w:tc>
-          <w:tcPr>
-            <w:tcW w:w="445" w:type="dxa"/>
-            <w:vAlign w:val="center"/>
-          </w:tcPr>
-          <w:p>
-            <w:pPr>
-              <w:rPr>
-                <w:rFonts w:cs="Times New Roman"/>
-                <w:szCs w:val="24"/>
-              </w:rPr>
-            </w:pPr>
-            <w:r>
-              <w:rPr>
-                <w:rFonts w:eastAsia="SimSun" w:cs="Times New Roman"/>
-                <w:kern w:val="0"/>
-                <w:szCs w:val="24"/>
-                <w:lang w:val="en-US" w:eastAsia="zh-CN" w:bidi="ar"/>
-              </w:rPr>
-              <w:t>3</w:t>
-            </w:r>
-          </w:p>
-        </w:tc>
-        <w:tc>
-          <w:tcPr>
-            <w:tcW w:w="1662" w:type="dxa"/>
-            <w:vAlign w:val="center"/>
-          </w:tcPr>
-          <w:p>
-            <w:pPr>
-              <w:rPr>
-                <w:rFonts w:cs="Times New Roman"/>
-                <w:szCs w:val="24"/>
-              </w:rPr>
-            </w:pPr>
-            <w:r>
-              <w:rPr>
-                <w:rFonts w:eastAsia="SimSun" w:cs="Times New Roman"/>
-                <w:kern w:val="0"/>
-                <w:szCs w:val="24"/>
-                <w:lang w:val="en-US" w:eastAsia="zh-CN" w:bidi="ar"/>
-              </w:rPr>
-              <w:t xml:space="preserve">Заполнение </w:t>
-            </w:r>
-            <w:r>
-              <w:rPr>
-                <w:rFonts w:eastAsia="SimSun" w:cs="Times New Roman"/>
-                <w:kern w:val="0"/>
-                <w:szCs w:val="24"/>
-                <w:lang w:eastAsia="zh-CN" w:bidi="ar"/>
-              </w:rPr>
-              <w:t xml:space="preserve">справочных </w:t>
-            </w:r>
-            <w:r>
-              <w:rPr>
-                <w:rFonts w:eastAsia="SimSun" w:cs="Times New Roman"/>
-                <w:kern w:val="0"/>
-                <w:szCs w:val="24"/>
-                <w:lang w:val="en-US" w:eastAsia="zh-CN" w:bidi="ar"/>
-              </w:rPr>
-              <w:t>данных</w:t>
-            </w:r>
-          </w:p>
-        </w:tc>
-        <w:tc>
-          <w:tcPr>
-            <w:tcW w:w="3847" w:type="dxa"/>
-            <w:vAlign w:val="center"/>
-          </w:tcPr>
-          <w:p>
-            <w:pPr>
-              <w:rPr>
-                <w:rFonts w:cs="Times New Roman"/>
-                <w:szCs w:val="24"/>
-              </w:rPr>
-            </w:pPr>
-            <w:r>
-              <w:rPr>
-                <w:rFonts w:eastAsia="SimSun" w:cs="Times New Roman"/>
-                <w:kern w:val="0"/>
-                <w:szCs w:val="24"/>
-                <w:lang w:val="en-US" w:eastAsia="zh-CN" w:bidi="ar"/>
-              </w:rPr>
-              <w:t>Структура данных</w:t>
-            </w:r>
-          </w:p>
-        </w:tc>
-        <w:tc>
-          <w:tcPr>
-            <w:tcW w:w="2693" w:type="dxa"/>
-            <w:vAlign w:val="center"/>
-          </w:tcPr>
-          <w:p>
-            <w:pPr>
-              <w:rPr>
-                <w:rFonts w:cs="Times New Roman"/>
-                <w:szCs w:val="24"/>
-              </w:rPr>
-            </w:pPr>
-            <w:r>
-              <w:rPr>
-                <w:rFonts w:eastAsia="SimSun" w:cs="Times New Roman"/>
-                <w:kern w:val="0"/>
-                <w:szCs w:val="24"/>
-                <w:lang w:eastAsia="zh-CN" w:bidi="ar"/>
-              </w:rPr>
-              <w:t>Справочные данные</w:t>
-            </w:r>
-            <w:r>
-              <w:rPr>
-                <w:rFonts w:eastAsia="SimSun" w:cs="Times New Roman"/>
-                <w:kern w:val="0"/>
-                <w:szCs w:val="24"/>
-                <w:lang w:val="en-US" w:eastAsia="zh-CN" w:bidi="ar"/>
-              </w:rPr>
-              <w:t xml:space="preserve"> в БД</w:t>
-            </w:r>
-          </w:p>
-        </w:tc>
-        <w:tc>
-          <w:tcPr>
-            <w:tcW w:w="2694" w:type="dxa"/>
-            <w:vAlign w:val="center"/>
-          </w:tcPr>
-          <w:p>
-            <w:pPr>
-              <w:rPr>
-                <w:rFonts w:cs="Times New Roman"/>
-                <w:szCs w:val="24"/>
-              </w:rPr>
-            </w:pPr>
-            <w:r>
-              <w:rPr>
-                <w:rFonts w:eastAsia="SimSun" w:cs="Times New Roman"/>
-                <w:kern w:val="0"/>
-                <w:szCs w:val="24"/>
-                <w:lang w:eastAsia="zh-CN" w:bidi="ar"/>
-              </w:rPr>
-              <w:t>Используется для унифицированного ввода информации</w:t>
-            </w:r>
-          </w:p>
-        </w:tc>
-      </w:tr>
-      <w:tr>
-        <w:tc>
-          <w:tcPr>
-            <w:tcW w:w="445" w:type="dxa"/>
-            <w:vAlign w:val="center"/>
-          </w:tcPr>
-          <w:p>
-            <w:pPr>
-              <w:rPr>
-                <w:rFonts w:cs="Times New Roman"/>
-                <w:szCs w:val="24"/>
-              </w:rPr>
-            </w:pPr>
-            <w:r>
-              <w:rPr>
-                <w:rFonts w:eastAsia="SimSun" w:cs="Times New Roman"/>
-                <w:kern w:val="0"/>
-                <w:szCs w:val="24"/>
-                <w:lang w:val="en-US" w:eastAsia="zh-CN" w:bidi="ar"/>
-              </w:rPr>
-              <w:t>4</w:t>
-            </w:r>
-          </w:p>
-        </w:tc>
-        <w:tc>
-          <w:tcPr>
-            <w:tcW w:w="1662" w:type="dxa"/>
-            <w:vAlign w:val="center"/>
-          </w:tcPr>
-          <w:p>
-            <w:pPr>
-              <w:rPr>
-                <w:rFonts w:cs="Times New Roman"/>
-                <w:szCs w:val="24"/>
-              </w:rPr>
-            </w:pPr>
-            <w:r>
-              <w:rPr>
-                <w:rFonts w:eastAsia="SimSun" w:cs="Times New Roman"/>
-                <w:kern w:val="0"/>
-                <w:szCs w:val="24"/>
-                <w:lang w:val="en-US" w:eastAsia="zh-CN" w:bidi="ar"/>
-              </w:rPr>
-              <w:t>Заполнение данных студентов</w:t>
-            </w:r>
-          </w:p>
-        </w:tc>
-        <w:tc>
-          <w:tcPr>
-            <w:tcW w:w="3847" w:type="dxa"/>
-            <w:vAlign w:val="center"/>
-          </w:tcPr>
-          <w:p>
-            <w:pPr>
-              <w:rPr>
-                <w:rFonts w:cs="Times New Roman"/>
-                <w:szCs w:val="24"/>
-              </w:rPr>
-            </w:pPr>
-            <w:r>
-              <w:rPr>
-                <w:rFonts w:eastAsia="SimSun" w:cs="Times New Roman"/>
-                <w:kern w:val="0"/>
-                <w:szCs w:val="24"/>
-                <w:lang w:val="en-US" w:eastAsia="zh-CN" w:bidi="ar"/>
-              </w:rPr>
-              <w:t>Заполненные данные студентов</w:t>
-            </w:r>
-          </w:p>
-        </w:tc>
-        <w:tc>
-          <w:tcPr>
-            <w:tcW w:w="2693" w:type="dxa"/>
-            <w:vAlign w:val="center"/>
-          </w:tcPr>
-          <w:p>
-            <w:pPr>
-              <w:rPr>
-                <w:rFonts w:cs="Times New Roman"/>
-                <w:szCs w:val="24"/>
-              </w:rPr>
-            </w:pPr>
-            <w:r>
-              <w:rPr>
-                <w:rFonts w:eastAsia="SimSun" w:cs="Times New Roman"/>
-                <w:kern w:val="0"/>
-                <w:szCs w:val="24"/>
-                <w:lang w:val="en-US" w:eastAsia="zh-CN" w:bidi="ar"/>
-              </w:rPr>
-              <w:t>Запись в БД студентов</w:t>
-            </w:r>
-          </w:p>
-        </w:tc>
-        <w:tc>
-          <w:tcPr>
-            <w:tcW w:w="2694" w:type="dxa"/>
-            <w:vAlign w:val="center"/>
-          </w:tcPr>
-          <w:p>
-            <w:pPr>
-              <w:rPr>
-                <w:rFonts w:cs="Times New Roman"/>
-                <w:szCs w:val="24"/>
-              </w:rPr>
-            </w:pPr>
-            <w:r>
-              <w:rPr>
-                <w:rFonts w:eastAsia="SimSun" w:cs="Times New Roman"/>
-                <w:kern w:val="0"/>
-                <w:szCs w:val="24"/>
-                <w:lang w:eastAsia="zh-CN" w:bidi="ar"/>
-              </w:rPr>
-              <w:t>Обеспечивает хранение информации в системе</w:t>
-            </w:r>
-          </w:p>
-        </w:tc>
-      </w:tr>
-      <w:tr>
-        <w:tc>
-          <w:tcPr>
-            <w:tcW w:w="445" w:type="dxa"/>
-            <w:vAlign w:val="center"/>
-          </w:tcPr>
-          <w:p>
-            <w:pPr>
-              <w:rPr>
-                <w:rFonts w:cs="Times New Roman"/>
-                <w:szCs w:val="24"/>
-              </w:rPr>
-            </w:pPr>
-            <w:r>
-              <w:rPr>
-                <w:rFonts w:eastAsia="SimSun" w:cs="Times New Roman"/>
-                <w:kern w:val="0"/>
-                <w:szCs w:val="24"/>
-                <w:lang w:val="en-US" w:eastAsia="zh-CN" w:bidi="ar"/>
-              </w:rPr>
-              <w:lastRenderedPageBreak/>
-              <w:t>5</w:t>
-            </w:r>
-          </w:p>
-        </w:tc>
-        <w:tc>
-          <w:tcPr>
-            <w:tcW w:w="1662" w:type="dxa"/>
-            <w:vAlign w:val="center"/>
-          </w:tcPr>
-          <w:p>
-            <w:pPr>
-              <w:rPr>
-                <w:rFonts w:cs="Times New Roman"/>
-                <w:szCs w:val="24"/>
-              </w:rPr>
-            </w:pPr>
-            <w:r>
-              <w:rPr>
-                <w:rFonts w:eastAsia="SimSun" w:cs="Times New Roman"/>
-                <w:kern w:val="0"/>
-                <w:szCs w:val="24"/>
-                <w:lang w:eastAsia="zh-CN" w:bidi="ar"/>
-              </w:rPr>
-              <w:t>Получение списка данных по группам</w:t>
-            </w:r>
-          </w:p>
-        </w:tc>
-        <w:tc>
-          <w:tcPr>
-            <w:tcW w:w="3847" w:type="dxa"/>
-            <w:vAlign w:val="center"/>
-          </w:tcPr>
-          <w:p>
-            <w:pPr>
-              <w:rPr>
-                <w:rFonts w:cs="Times New Roman"/>
-                <w:szCs w:val="24"/>
-              </w:rPr>
-            </w:pPr>
-            <w:r>
-              <w:rPr>
-                <w:rFonts w:eastAsia="SimSun" w:cs="Times New Roman"/>
-                <w:kern w:val="0"/>
-                <w:szCs w:val="24"/>
-                <w:lang w:val="en-US" w:eastAsia="zh-CN" w:bidi="ar"/>
-              </w:rPr>
-              <w:t>Список студентов</w:t>
-            </w:r>
-          </w:p>
-        </w:tc>
-        <w:tc>
-          <w:tcPr>
-            <w:tcW w:w="2693" w:type="dxa"/>
-            <w:vAlign w:val="center"/>
-          </w:tcPr>
-          <w:p>
-            <w:pPr>
-              <w:rPr>
-                <w:rFonts w:cs="Times New Roman"/>
-                <w:szCs w:val="24"/>
-              </w:rPr>
-            </w:pPr>
-            <w:r>
-              <w:rPr>
-                <w:rFonts w:eastAsia="SimSun" w:cs="Times New Roman"/>
-                <w:kern w:val="0"/>
-                <w:szCs w:val="24"/>
-                <w:lang w:val="en-US" w:eastAsia="zh-CN" w:bidi="ar"/>
-              </w:rPr>
-              <w:t>Отчет / таблица</w:t>
-            </w:r>
-          </w:p>
-        </w:tc>
-        <w:tc>
-          <w:tcPr>
-            <w:tcW w:w="2694" w:type="dxa"/>
-            <w:vAlign w:val="center"/>
-          </w:tcPr>
-          <w:p>
-            <w:pPr>
-              <w:rPr>
-                <w:rFonts w:cs="Times New Roman"/>
-                <w:szCs w:val="24"/>
-              </w:rPr>
-            </w:pPr>
-            <w:r>
-              <w:rPr>
-                <w:rFonts w:eastAsia="SimSun" w:cs="Times New Roman"/>
-                <w:kern w:val="0"/>
-                <w:szCs w:val="24"/>
-                <w:lang w:eastAsia="zh-CN" w:bidi="ar"/>
-              </w:rPr>
-              <w:t>Используется преподавателями для анализа данных</w:t>
-            </w:r>
-          </w:p>
-        </w:tc>
-      </w:tr>
-      <w:tr>
-        <w:tc>
-          <w:tcPr>
-            <w:tcW w:w="445" w:type="dxa"/>
-            <w:vAlign w:val="center"/>
-          </w:tcPr>
-          <w:p>
-            <w:pPr>
-              <w:rPr>
-                <w:rFonts w:cs="Times New Roman"/>
-                <w:szCs w:val="24"/>
-              </w:rPr>
-            </w:pPr>
-            <w:r>
-              <w:rPr>
-                <w:rFonts w:eastAsia="SimSun" w:cs="Times New Roman"/>
-                <w:kern w:val="0"/>
-                <w:szCs w:val="24"/>
-                <w:lang w:val="en-US" w:eastAsia="zh-CN" w:bidi="ar"/>
-              </w:rPr>
-              <w:t>6</w:t>
-            </w:r>
-          </w:p>
-        </w:tc>
-        <w:tc>
-          <w:tcPr>
-            <w:tcW w:w="1662" w:type="dxa"/>
-            <w:vAlign w:val="center"/>
-          </w:tcPr>
-          <w:p>
-            <w:pPr>
-              <w:rPr>
-                <w:rFonts w:cs="Times New Roman"/>
-                <w:szCs w:val="24"/>
-              </w:rPr>
-            </w:pPr>
-            <w:r>
-              <w:rPr>
-                <w:rFonts w:eastAsia="SimSun" w:cs="Times New Roman"/>
-                <w:kern w:val="0"/>
-                <w:szCs w:val="24"/>
-                <w:lang w:val="en-US" w:eastAsia="zh-CN" w:bidi="ar"/>
-              </w:rPr>
-              <w:t>Мониторинг данных</w:t>
-            </w:r>
-          </w:p>
-        </w:tc>
-        <w:tc>
-          <w:tcPr>
-            <w:tcW w:w="3847" w:type="dxa"/>
-            <w:vAlign w:val="center"/>
-          </w:tcPr>
-          <w:p>
-            <w:pPr>
-              <w:rPr>
-                <w:rFonts w:cs="Times New Roman"/>
-                <w:szCs w:val="24"/>
-              </w:rPr>
-            </w:pPr>
-            <w:r>
-              <w:rPr>
-                <w:rFonts w:eastAsia="SimSun" w:cs="Times New Roman"/>
-                <w:kern w:val="0"/>
-                <w:szCs w:val="24"/>
-                <w:lang w:val="en-US" w:eastAsia="zh-CN" w:bidi="ar"/>
-              </w:rPr>
-              <w:t>Актуальная информация</w:t>
-            </w:r>
-          </w:p>
-        </w:tc>
-        <w:tc>
-          <w:tcPr>
-            <w:tcW w:w="2693" w:type="dxa"/>
-            <w:vAlign w:val="center"/>
-          </w:tcPr>
-          <w:p>
-            <w:pPr>
-              <w:rPr>
-                <w:rFonts w:cs="Times New Roman"/>
-                <w:szCs w:val="24"/>
-              </w:rPr>
-            </w:pPr>
-            <w:r>
-              <w:rPr>
-                <w:rFonts w:eastAsia="SimSun" w:cs="Times New Roman"/>
-                <w:kern w:val="0"/>
-                <w:szCs w:val="24"/>
-                <w:lang w:val="en-US" w:eastAsia="zh-CN" w:bidi="ar"/>
-              </w:rPr>
-              <w:t>Отчет / экранная форма</w:t>
-            </w:r>
-          </w:p>
-        </w:tc>
-        <w:tc>
-          <w:tcPr>
-            <w:tcW w:w="2694" w:type="dxa"/>
-            <w:vAlign w:val="center"/>
-          </w:tcPr>
-          <w:p>
-            <w:pPr>
-              <w:rPr>
-                <w:rFonts w:cs="Times New Roman"/>
-                <w:szCs w:val="24"/>
-              </w:rPr>
-            </w:pPr>
-            <w:r>
-              <w:rPr>
-                <w:rFonts w:eastAsia="SimSun" w:cs="Times New Roman"/>
-                <w:kern w:val="0"/>
-                <w:szCs w:val="24"/>
-                <w:lang w:val="en-US" w:eastAsia="zh-CN" w:bidi="ar"/>
-              </w:rPr>
-              <w:t>Позволяет отслеживать состояние данных</w:t>
-            </w:r>
-          </w:p>
-        </w:tc>
-      </w:tr>
-      <w:tr>
-        <w:tc>
-          <w:tcPr>
-            <w:tcW w:w="445" w:type="dxa"/>
-            <w:vAlign w:val="center"/>
-          </w:tcPr>
-          <w:p>
-            <w:pPr>
-              <w:rPr>
-                <w:rFonts w:cs="Times New Roman"/>
-                <w:szCs w:val="24"/>
-              </w:rPr>
-            </w:pPr>
-            <w:r>
-              <w:rPr>
-                <w:rFonts w:eastAsia="SimSun" w:cs="Times New Roman"/>
-                <w:kern w:val="0"/>
-                <w:szCs w:val="24"/>
-                <w:lang w:val="en-US" w:eastAsia="zh-CN" w:bidi="ar"/>
-              </w:rPr>
-              <w:t>7</w:t>
-            </w:r>
-          </w:p>
-        </w:tc>
-        <w:tc>
-          <w:tcPr>
-            <w:tcW w:w="1662" w:type="dxa"/>
-            <w:vAlign w:val="center"/>
-          </w:tcPr>
-          <w:p>
-            <w:pPr>
-              <w:rPr>
-                <w:rFonts w:cs="Times New Roman"/>
-                <w:szCs w:val="24"/>
-              </w:rPr>
-            </w:pPr>
-            <w:r>
-              <w:rPr>
-                <w:rFonts w:eastAsia="SimSun" w:cs="Times New Roman"/>
-                <w:kern w:val="0"/>
-                <w:szCs w:val="24"/>
-                <w:lang w:val="en-US" w:eastAsia="zh-CN" w:bidi="ar"/>
-              </w:rPr>
-              <w:t>Редактирование данных</w:t>
-            </w:r>
-          </w:p>
-        </w:tc>
-        <w:tc>
-          <w:tcPr>
-            <w:tcW w:w="3847" w:type="dxa"/>
-            <w:vAlign w:val="center"/>
-          </w:tcPr>
-          <w:p>
-            <w:pPr>
-              <w:rPr>
-                <w:rFonts w:cs="Times New Roman"/>
-                <w:szCs w:val="24"/>
-              </w:rPr>
-            </w:pPr>
-            <w:r>
-              <w:rPr>
-                <w:rFonts w:eastAsia="SimSun" w:cs="Times New Roman"/>
-                <w:kern w:val="0"/>
-                <w:szCs w:val="24"/>
-                <w:lang w:val="en-US" w:eastAsia="zh-CN" w:bidi="ar"/>
-              </w:rPr>
-              <w:t>Обновленные данные</w:t>
-            </w:r>
-          </w:p>
-        </w:tc>
-        <w:tc>
-          <w:tcPr>
-            <w:tcW w:w="2693" w:type="dxa"/>
-            <w:vAlign w:val="center"/>
-          </w:tcPr>
-          <w:p>
-            <w:pPr>
-              <w:rPr>
-                <w:rFonts w:cs="Times New Roman"/>
-                <w:szCs w:val="24"/>
-              </w:rPr>
-            </w:pPr>
-            <w:r>
-              <w:rPr>
-                <w:rFonts w:eastAsia="SimSun" w:cs="Times New Roman"/>
-                <w:kern w:val="0"/>
-                <w:szCs w:val="24"/>
-                <w:lang w:val="en-US" w:eastAsia="zh-CN" w:bidi="ar"/>
-              </w:rPr>
-              <w:t>Обновленная запись в БД</w:t>
-            </w:r>
-          </w:p>
-        </w:tc>
-        <w:tc>
-          <w:tcPr>
-            <w:tcW w:w="2694" w:type="dxa"/>
-            <w:vAlign w:val="center"/>
-          </w:tcPr>
-          <w:p>
-            <w:pPr>
-              <w:rPr>
-                <w:rFonts w:cs="Times New Roman"/>
-                <w:szCs w:val="24"/>
-              </w:rPr>
-            </w:pPr>
-            <w:r>
-              <w:rPr>
-                <w:rFonts w:eastAsia="SimSun" w:cs="Times New Roman"/>
-                <w:kern w:val="0"/>
-                <w:szCs w:val="24"/>
-                <w:lang w:val="en-US" w:eastAsia="zh-CN" w:bidi="ar"/>
-              </w:rPr>
-              <w:t>Обеспечивает актуальность информации</w:t>
+              <w:t>Список на основе группированных списков для упрощенного анализа информации</w:t>
             </w:r>
           </w:p>
         </w:tc>
@@ -8047,11 +5402,16 @@
       <w:pPr>
         <w:pStyle w:val="3"/>
       </w:pPr>
-      <w:bookmarkStart w:id="8" w:name="_Toc214279682"/>
+      <w:bookmarkStart w:id="9" w:name="_Toc214279682"/>
       <w:r>
-        <w:t>2.1.6. Составление органиограммы</w:t>
+        <w:t xml:space="preserve">2.1.6. Составление </w:t>
       </w:r>
-      <w:bookmarkEnd w:id="8"/>
+      <w:proofErr w:type="spellStart"/>
+      <w:r>
+        <w:t>органиограммы</w:t>
+      </w:r>
+      <w:bookmarkEnd w:id="9"/>
+      <w:proofErr w:type="spellEnd"/>
     </w:p>
     <w:p>
       <w:pPr>
@@ -8063,6 +5423,7 @@
       <w:r>
         <w:rPr>
           <w:noProof/>
+          <w:lang w:eastAsia="ru-RU"/>
         </w:rPr>
         <w:drawing>
           <wp:inline distT="0" distB="0" distL="114300" distR="114300" wp14:anchorId="3CB8C1D9" wp14:editId="16F16B7D">
@@ -8161,7 +5522,7 @@
           <w:color w:val="FF0000"/>
         </w:rPr>
       </w:pPr>
-      <w:bookmarkStart w:id="9" w:name="_Toc214279683"/>
+      <w:bookmarkStart w:id="10" w:name="_Toc214279683"/>
       <w:r>
         <w:rPr>
           <w:color w:val="FF0000"/>
@@ -8194,7 +5555,7 @@
         </w:rPr>
         <w:t>-технологиями</w:t>
       </w:r>
-      <w:bookmarkEnd w:id="9"/>
+      <w:bookmarkEnd w:id="10"/>
     </w:p>
     <w:p>
       <w:pPr>
@@ -8374,6 +5735,7 @@
                 <w:lang w:val="en-US"/>
               </w:rPr>
             </w:pPr>
+            <w:proofErr w:type="spellStart"/>
             <w:r>
               <w:rPr>
                 <w:color w:val="FF0000"/>
@@ -8381,6 +5743,7 @@
               </w:rPr>
               <w:t>BPWin</w:t>
             </w:r>
+            <w:proofErr w:type="spellEnd"/>
           </w:p>
         </w:tc>
         <w:tc>
@@ -8501,6 +5864,7 @@
               </w:rPr>
               <w:t xml:space="preserve"> </w:t>
             </w:r>
+            <w:proofErr w:type="spellStart"/>
             <w:r>
               <w:rPr>
                 <w:color w:val="FF0000"/>
@@ -8508,6 +5872,7 @@
               </w:rPr>
               <w:t>io</w:t>
             </w:r>
+            <w:proofErr w:type="spellEnd"/>
           </w:p>
         </w:tc>
         <w:tc>
@@ -8580,14 +5945,14 @@
           <w:color w:val="FF0000"/>
         </w:rPr>
       </w:pPr>
-      <w:bookmarkStart w:id="10" w:name="_Toc214279684"/>
+      <w:bookmarkStart w:id="11" w:name="_Toc214279684"/>
       <w:r>
         <w:rPr>
           <w:color w:val="FF0000"/>
         </w:rPr>
         <w:t>Структурный анализ</w:t>
       </w:r>
-      <w:bookmarkEnd w:id="10"/>
+      <w:bookmarkEnd w:id="11"/>
     </w:p>
     <w:p>
       <w:pPr>
@@ -8882,7 +6247,6 @@
                 <w:bCs/>
                 <w:color w:val="FF0000"/>
               </w:rPr>
-              <w:lastRenderedPageBreak/>
               <w:t>Структура управления</w:t>
             </w:r>
           </w:p>
@@ -9103,7 +6467,7 @@
 </file>
 
 <file path=word/endnotes.xml><?xml version="1.0" encoding="utf-8"?>
-<w:endnotes xmlns:wpc="http://schemas.microsoft.com/office/word/2010/wordprocessingCanvas" xmlns:cx="http://schemas.microsoft.com/office/drawing/2014/chartex" xmlns:cx1="http://schemas.microsoft.com/office/drawing/2015/9/8/chartex" xmlns:cx2="http://schemas.microsoft.com/office/drawing/2015/10/21/chartex" xmlns:cx3="http://schemas.microsoft.com/office/drawing/2016/5/9/chartex" xmlns:cx4="http://schemas.microsoft.com/office/drawing/2016/5/10/chartex" xmlns:cx5="http://schemas.microsoft.com/office/drawing/2016/5/11/chartex" xmlns:cx6="http://schemas.microsoft.com/office/drawing/2016/5/12/chartex" xmlns:cx7="http://schemas.microsoft.com/office/drawing/2016/5/13/chartex" xmlns:cx8="http://schemas.microsoft.com/office/drawing/2016/5/14/chartex" xmlns:mc="http://schemas.openxmlformats.org/markup-compatibility/2006" xmlns:aink="http://schemas.microsoft.com/office/drawing/2016/ink" xmlns:am3d="http://schemas.microsoft.com/office/drawing/2017/model3d" xmlns:o="urn:schemas-microsoft-com:office:office" xmlns:oel="http://schemas.microsoft.com/office/2019/extlst" xmlns:r="http://schemas.openxmlformats.org/officeDocument/2006/relationships" xmlns:m="http://schemas.openxmlformats.org/officeDocument/2006/math" xmlns:v="urn:schemas-microsoft-com:vml" xmlns:wp14="http://schemas.microsoft.com/office/word/2010/wordprocessingDrawing" xmlns:wp="http://schemas.openxmlformats.org/drawingml/2006/wordprocessingDrawing" xmlns:w10="urn:schemas-microsoft-com:office:word" xmlns:w="http://schemas.openxmlformats.org/wordprocessingml/2006/main" xmlns:w14="http://schemas.microsoft.com/office/word/2010/wordml" xmlns:w15="http://schemas.microsoft.com/office/word/2012/wordml" xmlns:w16cex="http://schemas.microsoft.com/office/word/2018/wordml/cex" xmlns:w16cid="http://schemas.microsoft.com/office/word/2016/wordml/cid" xmlns:w16="http://schemas.microsoft.com/office/word/2018/wordml" xmlns:w16du="http://schemas.microsoft.com/office/word/2023/wordml/word16du" xmlns:w16sdtdh="http://schemas.microsoft.com/office/word/2020/wordml/sdtdatahash" xmlns:w16sdtfl="http://schemas.microsoft.com/office/word/2024/wordml/sdtformatlock" xmlns:w16se="http://schemas.microsoft.com/office/word/2015/wordml/symex" xmlns:wpg="http://schemas.microsoft.com/office/word/2010/wordprocessingGroup" xmlns:wpi="http://schemas.microsoft.com/office/word/2010/wordprocessingInk" xmlns:wne="http://schemas.microsoft.com/office/word/2006/wordml" xmlns:wps="http://schemas.microsoft.com/office/word/2010/wordprocessingShape" mc:Ignorable="w14 w15 w16se w16cid w16 w16cex w16sdtdh w16sdtfl w16du wp14">
+<w:endnotes xmlns:wpc="http://schemas.microsoft.com/office/word/2010/wordprocessingCanvas" xmlns:cx="http://schemas.microsoft.com/office/drawing/2014/chartex" xmlns:mc="http://schemas.openxmlformats.org/markup-compatibility/2006" xmlns:o="urn:schemas-microsoft-com:office:office" xmlns:r="http://schemas.openxmlformats.org/officeDocument/2006/relationships" xmlns:m="http://schemas.openxmlformats.org/officeDocument/2006/math" xmlns:v="urn:schemas-microsoft-com:vml" xmlns:wp14="http://schemas.microsoft.com/office/word/2010/wordprocessingDrawing" xmlns:wp="http://schemas.openxmlformats.org/drawingml/2006/wordprocessingDrawing" xmlns:w10="urn:schemas-microsoft-com:office:word" xmlns:w="http://schemas.openxmlformats.org/wordprocessingml/2006/main" xmlns:w14="http://schemas.microsoft.com/office/word/2010/wordml" xmlns:w15="http://schemas.microsoft.com/office/word/2012/wordml" xmlns:w16se="http://schemas.microsoft.com/office/word/2015/wordml/symex" xmlns:wpg="http://schemas.microsoft.com/office/word/2010/wordprocessingGroup" xmlns:wpi="http://schemas.microsoft.com/office/word/2010/wordprocessingInk" xmlns:wne="http://schemas.microsoft.com/office/word/2006/wordml" xmlns:wps="http://schemas.microsoft.com/office/word/2010/wordprocessingShape" mc:Ignorable="w14 w15 w16se wp14">
   <w:endnote w:type="separator" w:id="-1">
     <w:p>
       <w:pPr>
@@ -9128,7 +6492,7 @@
 </file>
 
 <file path=word/footer1.xml><?xml version="1.0" encoding="utf-8"?>
-<w:ftr xmlns:wpc="http://schemas.microsoft.com/office/word/2010/wordprocessingCanvas" xmlns:cx="http://schemas.microsoft.com/office/drawing/2014/chartex" xmlns:cx1="http://schemas.microsoft.com/office/drawing/2015/9/8/chartex" xmlns:cx2="http://schemas.microsoft.com/office/drawing/2015/10/21/chartex" xmlns:cx3="http://schemas.microsoft.com/office/drawing/2016/5/9/chartex" xmlns:cx4="http://schemas.microsoft.com/office/drawing/2016/5/10/chartex" xmlns:cx5="http://schemas.microsoft.com/office/drawing/2016/5/11/chartex" xmlns:cx6="http://schemas.microsoft.com/office/drawing/2016/5/12/chartex" xmlns:cx7="http://schemas.microsoft.com/office/drawing/2016/5/13/chartex" xmlns:cx8="http://schemas.microsoft.com/office/drawing/2016/5/14/chartex" xmlns:mc="http://schemas.openxmlformats.org/markup-compatibility/2006" xmlns:aink="http://schemas.microsoft.com/office/drawing/2016/ink" xmlns:am3d="http://schemas.microsoft.com/office/drawing/2017/model3d" xmlns:o="urn:schemas-microsoft-com:office:office" xmlns:oel="http://schemas.microsoft.com/office/2019/extlst" xmlns:r="http://schemas.openxmlformats.org/officeDocument/2006/relationships" xmlns:m="http://schemas.openxmlformats.org/officeDocument/2006/math" xmlns:v="urn:schemas-microsoft-com:vml" xmlns:wp14="http://schemas.microsoft.com/office/word/2010/wordprocessingDrawing" xmlns:wp="http://schemas.openxmlformats.org/drawingml/2006/wordprocessingDrawing" xmlns:w10="urn:schemas-microsoft-com:office:word" xmlns:w="http://schemas.openxmlformats.org/wordprocessingml/2006/main" xmlns:w14="http://schemas.microsoft.com/office/word/2010/wordml" xmlns:w15="http://schemas.microsoft.com/office/word/2012/wordml" xmlns:w16cex="http://schemas.microsoft.com/office/word/2018/wordml/cex" xmlns:w16cid="http://schemas.microsoft.com/office/word/2016/wordml/cid" xmlns:w16="http://schemas.microsoft.com/office/word/2018/wordml" xmlns:w16du="http://schemas.microsoft.com/office/word/2023/wordml/word16du" xmlns:w16sdtdh="http://schemas.microsoft.com/office/word/2020/wordml/sdtdatahash" xmlns:w16sdtfl="http://schemas.microsoft.com/office/word/2024/wordml/sdtformatlock" xmlns:w16se="http://schemas.microsoft.com/office/word/2015/wordml/symex" xmlns:wpg="http://schemas.microsoft.com/office/word/2010/wordprocessingGroup" xmlns:wpi="http://schemas.microsoft.com/office/word/2010/wordprocessingInk" xmlns:wne="http://schemas.microsoft.com/office/word/2006/wordml" xmlns:wps="http://schemas.microsoft.com/office/word/2010/wordprocessingShape" mc:Ignorable="w14 w15 w16se w16cid w16 w16cex w16sdtdh w16sdtfl w16du wp14">
+<w:ftr xmlns:wpc="http://schemas.microsoft.com/office/word/2010/wordprocessingCanvas" xmlns:cx="http://schemas.microsoft.com/office/drawing/2014/chartex" xmlns:mc="http://schemas.openxmlformats.org/markup-compatibility/2006" xmlns:o="urn:schemas-microsoft-com:office:office" xmlns:r="http://schemas.openxmlformats.org/officeDocument/2006/relationships" xmlns:m="http://schemas.openxmlformats.org/officeDocument/2006/math" xmlns:v="urn:schemas-microsoft-com:vml" xmlns:wp14="http://schemas.microsoft.com/office/word/2010/wordprocessingDrawing" xmlns:wp="http://schemas.openxmlformats.org/drawingml/2006/wordprocessingDrawing" xmlns:w10="urn:schemas-microsoft-com:office:word" xmlns:w="http://schemas.openxmlformats.org/wordprocessingml/2006/main" xmlns:w14="http://schemas.microsoft.com/office/word/2010/wordml" xmlns:w15="http://schemas.microsoft.com/office/word/2012/wordml" xmlns:w16se="http://schemas.microsoft.com/office/word/2015/wordml/symex" xmlns:wpg="http://schemas.microsoft.com/office/word/2010/wordprocessingGroup" xmlns:wpi="http://schemas.microsoft.com/office/word/2010/wordprocessingInk" xmlns:wne="http://schemas.microsoft.com/office/word/2006/wordml" xmlns:wps="http://schemas.microsoft.com/office/word/2010/wordprocessingShape" mc:Ignorable="w14 w15 w16se wp14">
   <w:sdt>
     <w:sdtPr>
       <w:id w:val="-1400746665"/>
@@ -9178,10 +6542,11 @@
         <w:r>
           <w:rPr>
             <w:rFonts w:cs="Times New Roman"/>
+            <w:noProof/>
             <w:sz w:val="28"/>
             <w:szCs w:val="28"/>
           </w:rPr>
-          <w:t>5</w:t>
+          <w:t>9</w:t>
         </w:r>
         <w:r>
           <w:rPr>
@@ -9198,7 +6563,7 @@
 </file>
 
 <file path=word/footnotes.xml><?xml version="1.0" encoding="utf-8"?>
-<w:footnotes xmlns:wpc="http://schemas.microsoft.com/office/word/2010/wordprocessingCanvas" xmlns:cx="http://schemas.microsoft.com/office/drawing/2014/chartex" xmlns:cx1="http://schemas.microsoft.com/office/drawing/2015/9/8/chartex" xmlns:cx2="http://schemas.microsoft.com/office/drawing/2015/10/21/chartex" xmlns:cx3="http://schemas.microsoft.com/office/drawing/2016/5/9/chartex" xmlns:cx4="http://schemas.microsoft.com/office/drawing/2016/5/10/chartex" xmlns:cx5="http://schemas.microsoft.com/office/drawing/2016/5/11/chartex" xmlns:cx6="http://schemas.microsoft.com/office/drawing/2016/5/12/chartex" xmlns:cx7="http://schemas.microsoft.com/office/drawing/2016/5/13/chartex" xmlns:cx8="http://schemas.microsoft.com/office/drawing/2016/5/14/chartex" xmlns:mc="http://schemas.openxmlformats.org/markup-compatibility/2006" xmlns:aink="http://schemas.microsoft.com/office/drawing/2016/ink" xmlns:am3d="http://schemas.microsoft.com/office/drawing/2017/model3d" xmlns:o="urn:schemas-microsoft-com:office:office" xmlns:oel="http://schemas.microsoft.com/office/2019/extlst" xmlns:r="http://schemas.openxmlformats.org/officeDocument/2006/relationships" xmlns:m="http://schemas.openxmlformats.org/officeDocument/2006/math" xmlns:v="urn:schemas-microsoft-com:vml" xmlns:wp14="http://schemas.microsoft.com/office/word/2010/wordprocessingDrawing" xmlns:wp="http://schemas.openxmlformats.org/drawingml/2006/wordprocessingDrawing" xmlns:w10="urn:schemas-microsoft-com:office:word" xmlns:w="http://schemas.openxmlformats.org/wordprocessingml/2006/main" xmlns:w14="http://schemas.microsoft.com/office/word/2010/wordml" xmlns:w15="http://schemas.microsoft.com/office/word/2012/wordml" xmlns:w16cex="http://schemas.microsoft.com/office/word/2018/wordml/cex" xmlns:w16cid="http://schemas.microsoft.com/office/word/2016/wordml/cid" xmlns:w16="http://schemas.microsoft.com/office/word/2018/wordml" xmlns:w16du="http://schemas.microsoft.com/office/word/2023/wordml/word16du" xmlns:w16sdtdh="http://schemas.microsoft.com/office/word/2020/wordml/sdtdatahash" xmlns:w16sdtfl="http://schemas.microsoft.com/office/word/2024/wordml/sdtformatlock" xmlns:w16se="http://schemas.microsoft.com/office/word/2015/wordml/symex" xmlns:wpg="http://schemas.microsoft.com/office/word/2010/wordprocessingGroup" xmlns:wpi="http://schemas.microsoft.com/office/word/2010/wordprocessingInk" xmlns:wne="http://schemas.microsoft.com/office/word/2006/wordml" xmlns:wps="http://schemas.microsoft.com/office/word/2010/wordprocessingShape" mc:Ignorable="w14 w15 w16se w16cid w16 w16cex w16sdtdh w16sdtfl w16du wp14">
+<w:footnotes xmlns:wpc="http://schemas.microsoft.com/office/word/2010/wordprocessingCanvas" xmlns:cx="http://schemas.microsoft.com/office/drawing/2014/chartex" xmlns:mc="http://schemas.openxmlformats.org/markup-compatibility/2006" xmlns:o="urn:schemas-microsoft-com:office:office" xmlns:r="http://schemas.openxmlformats.org/officeDocument/2006/relationships" xmlns:m="http://schemas.openxmlformats.org/officeDocument/2006/math" xmlns:v="urn:schemas-microsoft-com:vml" xmlns:wp14="http://schemas.microsoft.com/office/word/2010/wordprocessingDrawing" xmlns:wp="http://schemas.openxmlformats.org/drawingml/2006/wordprocessingDrawing" xmlns:w10="urn:schemas-microsoft-com:office:word" xmlns:w="http://schemas.openxmlformats.org/wordprocessingml/2006/main" xmlns:w14="http://schemas.microsoft.com/office/word/2010/wordml" xmlns:w15="http://schemas.microsoft.com/office/word/2012/wordml" xmlns:w16se="http://schemas.microsoft.com/office/word/2015/wordml/symex" xmlns:wpg="http://schemas.microsoft.com/office/word/2010/wordprocessingGroup" xmlns:wpi="http://schemas.microsoft.com/office/word/2010/wordprocessingInk" xmlns:wne="http://schemas.microsoft.com/office/word/2006/wordml" xmlns:wps="http://schemas.microsoft.com/office/word/2010/wordprocessingShape" mc:Ignorable="w14 w15 w16se wp14">
   <w:footnote w:type="separator" w:id="-1">
     <w:p>
       <w:pPr>
@@ -9223,7 +6588,7 @@
 </file>
 
 <file path=word/numbering.xml><?xml version="1.0" encoding="utf-8"?>
-<w:numbering xmlns:wpc="http://schemas.microsoft.com/office/word/2010/wordprocessingCanvas" xmlns:cx="http://schemas.microsoft.com/office/drawing/2014/chartex" xmlns:cx1="http://schemas.microsoft.com/office/drawing/2015/9/8/chartex" xmlns:cx2="http://schemas.microsoft.com/office/drawing/2015/10/21/chartex" xmlns:cx3="http://schemas.microsoft.com/office/drawing/2016/5/9/chartex" xmlns:cx4="http://schemas.microsoft.com/office/drawing/2016/5/10/chartex" xmlns:cx5="http://schemas.microsoft.com/office/drawing/2016/5/11/chartex" xmlns:cx6="http://schemas.microsoft.com/office/drawing/2016/5/12/chartex" xmlns:cx7="http://schemas.microsoft.com/office/drawing/2016/5/13/chartex" xmlns:cx8="http://schemas.microsoft.com/office/drawing/2016/5/14/chartex" xmlns:mc="http://schemas.openxmlformats.org/markup-compatibility/2006" xmlns:aink="http://schemas.microsoft.com/office/drawing/2016/ink" xmlns:am3d="http://schemas.microsoft.com/office/drawing/2017/model3d" xmlns:o="urn:schemas-microsoft-com:office:office" xmlns:oel="http://schemas.microsoft.com/office/2019/extlst" xmlns:r="http://schemas.openxmlformats.org/officeDocument/2006/relationships" xmlns:m="http://schemas.openxmlformats.org/officeDocument/2006/math" xmlns:v="urn:schemas-microsoft-com:vml" xmlns:wp14="http://schemas.microsoft.com/office/word/2010/wordprocessingDrawing" xmlns:wp="http://schemas.openxmlformats.org/drawingml/2006/wordprocessingDrawing" xmlns:w10="urn:schemas-microsoft-com:office:word" xmlns:w="http://schemas.openxmlformats.org/wordprocessingml/2006/main" xmlns:w14="http://schemas.microsoft.com/office/word/2010/wordml" xmlns:w15="http://schemas.microsoft.com/office/word/2012/wordml" xmlns:w16cex="http://schemas.microsoft.com/office/word/2018/wordml/cex" xmlns:w16cid="http://schemas.microsoft.com/office/word/2016/wordml/cid" xmlns:w16="http://schemas.microsoft.com/office/word/2018/wordml" xmlns:w16du="http://schemas.microsoft.com/office/word/2023/wordml/word16du" xmlns:w16sdtdh="http://schemas.microsoft.com/office/word/2020/wordml/sdtdatahash" xmlns:w16sdtfl="http://schemas.microsoft.com/office/word/2024/wordml/sdtformatlock" xmlns:w16se="http://schemas.microsoft.com/office/word/2015/wordml/symex" xmlns:wpg="http://schemas.microsoft.com/office/word/2010/wordprocessingGroup" xmlns:wpi="http://schemas.microsoft.com/office/word/2010/wordprocessingInk" xmlns:wne="http://schemas.microsoft.com/office/word/2006/wordml" xmlns:wps="http://schemas.microsoft.com/office/word/2010/wordprocessingShape" mc:Ignorable="w14 w15 w16se w16cid w16 w16cex w16sdtdh w16sdtfl w16du wp14">
+<w:numbering xmlns:wpc="http://schemas.microsoft.com/office/word/2010/wordprocessingCanvas" xmlns:cx="http://schemas.microsoft.com/office/drawing/2014/chartex" xmlns:mc="http://schemas.openxmlformats.org/markup-compatibility/2006" xmlns:o="urn:schemas-microsoft-com:office:office" xmlns:r="http://schemas.openxmlformats.org/officeDocument/2006/relationships" xmlns:m="http://schemas.openxmlformats.org/officeDocument/2006/math" xmlns:v="urn:schemas-microsoft-com:vml" xmlns:wp14="http://schemas.microsoft.com/office/word/2010/wordprocessingDrawing" xmlns:wp="http://schemas.openxmlformats.org/drawingml/2006/wordprocessingDrawing" xmlns:w10="urn:schemas-microsoft-com:office:word" xmlns:w="http://schemas.openxmlformats.org/wordprocessingml/2006/main" xmlns:w14="http://schemas.microsoft.com/office/word/2010/wordml" xmlns:w15="http://schemas.microsoft.com/office/word/2012/wordml" xmlns:w16se="http://schemas.microsoft.com/office/word/2015/wordml/symex" xmlns:wpg="http://schemas.microsoft.com/office/word/2010/wordprocessingGroup" xmlns:wpi="http://schemas.microsoft.com/office/word/2010/wordprocessingInk" xmlns:wne="http://schemas.microsoft.com/office/word/2006/wordml" xmlns:wps="http://schemas.microsoft.com/office/word/2010/wordprocessingShape" mc:Ignorable="w14 w15 w16se wp14">
   <w:abstractNum w:abstractNumId="0" w15:restartNumberingAfterBreak="0">
     <w:nsid w:val="1B5379C8"/>
     <w:multiLevelType w:val="multilevel"/>
@@ -9347,14 +6712,14 @@
       </w:rPr>
     </w:lvl>
   </w:abstractNum>
-  <w:num w:numId="1" w16cid:durableId="379061386">
+  <w:num w:numId="1">
     <w:abstractNumId w:val="0"/>
   </w:num>
 </w:numbering>
 </file>
 
 <file path=word/styles.xml><?xml version="1.0" encoding="utf-8"?>
-<w:styles xmlns:mc="http://schemas.openxmlformats.org/markup-compatibility/2006" xmlns:r="http://schemas.openxmlformats.org/officeDocument/2006/relationships" xmlns:w="http://schemas.openxmlformats.org/wordprocessingml/2006/main" xmlns:w14="http://schemas.microsoft.com/office/word/2010/wordml" xmlns:w15="http://schemas.microsoft.com/office/word/2012/wordml" xmlns:w16cex="http://schemas.microsoft.com/office/word/2018/wordml/cex" xmlns:w16cid="http://schemas.microsoft.com/office/word/2016/wordml/cid" xmlns:w16="http://schemas.microsoft.com/office/word/2018/wordml" xmlns:w16du="http://schemas.microsoft.com/office/word/2023/wordml/word16du" xmlns:w16sdtdh="http://schemas.microsoft.com/office/word/2020/wordml/sdtdatahash" xmlns:w16sdtfl="http://schemas.microsoft.com/office/word/2024/wordml/sdtformatlock" xmlns:w16se="http://schemas.microsoft.com/office/word/2015/wordml/symex" mc:Ignorable="w14 w15 w16se w16cid w16 w16cex w16sdtdh w16sdtfl w16du">
+<w:styles xmlns:mc="http://schemas.openxmlformats.org/markup-compatibility/2006" xmlns:r="http://schemas.openxmlformats.org/officeDocument/2006/relationships" xmlns:w="http://schemas.openxmlformats.org/wordprocessingml/2006/main" xmlns:w14="http://schemas.microsoft.com/office/word/2010/wordml" xmlns:w15="http://schemas.microsoft.com/office/word/2012/wordml" xmlns:w16se="http://schemas.microsoft.com/office/word/2015/wordml/symex" mc:Ignorable="w14 w15 w16se">
   <w:docDefaults>
     <w:rPrDefault>
       <w:rPr>
@@ -9364,7 +6729,7 @@
     </w:rPrDefault>
     <w:pPrDefault/>
   </w:docDefaults>
-  <w:latentStyles w:defLockedState="0" w:defUIPriority="99" w:defSemiHidden="0" w:defUnhideWhenUsed="0" w:defQFormat="0" w:count="376">
+  <w:latentStyles w:defLockedState="0" w:defUIPriority="99" w:defSemiHidden="0" w:defUnhideWhenUsed="0" w:defQFormat="0" w:count="371">
     <w:lsdException w:name="Normal" w:uiPriority="0" w:qFormat="1"/>
     <w:lsdException w:name="heading 1" w:uiPriority="9" w:qFormat="1"/>
     <w:lsdException w:name="heading 2" w:uiPriority="9" w:unhideWhenUsed="1" w:qFormat="1"/>
@@ -9736,11 +7101,6 @@
     <w:lsdException w:name="List Table 5 Dark Accent 6" w:uiPriority="50"/>
     <w:lsdException w:name="List Table 6 Colorful Accent 6" w:uiPriority="51"/>
     <w:lsdException w:name="List Table 7 Colorful Accent 6" w:uiPriority="52"/>
-    <w:lsdException w:name="Mention" w:semiHidden="1" w:unhideWhenUsed="1"/>
-    <w:lsdException w:name="Smart Hyperlink" w:semiHidden="1" w:unhideWhenUsed="1"/>
-    <w:lsdException w:name="Hashtag" w:semiHidden="1" w:unhideWhenUsed="1"/>
-    <w:lsdException w:name="Unresolved Mention" w:semiHidden="1" w:unhideWhenUsed="1"/>
-    <w:lsdException w:name="Smart Link" w:semiHidden="1" w:unhideWhenUsed="1"/>
   </w:latentStyles>
   <w:style w:type="paragraph" w:default="1" w:styleId="a">
     <w:name w:val="Normal"/>
@@ -9865,6 +7225,7 @@
   <w:style w:type="character" w:default="1" w:styleId="a0">
     <w:name w:val="Default Paragraph Font"/>
     <w:uiPriority w:val="1"/>
+    <w:semiHidden/>
     <w:unhideWhenUsed/>
   </w:style>
   <w:style w:type="table" w:default="1" w:styleId="a1">
@@ -10408,7 +7769,7 @@
 </file>
 
 <file path=customXml/itemProps1.xml><?xml version="1.0" encoding="utf-8"?>
-<ds:datastoreItem xmlns:ds="http://schemas.openxmlformats.org/officeDocument/2006/customXml" ds:itemID="{E22B016A-8667-4FEE-AE32-E3D01699A8FE}">
+<ds:datastoreItem xmlns:ds="http://schemas.openxmlformats.org/officeDocument/2006/customXml" ds:itemID="{0A4F1BA9-46A1-40BF-9592-B63939A0C0D7}">
   <ds:schemaRefs>
     <ds:schemaRef ds:uri="http://schemas.openxmlformats.org/officeDocument/2006/bibliography"/>
   </ds:schemaRefs>
